--- a/Лаба2.docx
+++ b/Лаба2.docx
@@ -17,6 +17,9 @@
         </w:rPr>
       </w:pPr>
       <w:r>
+        <w:rPr>
+          <w:noProof/>
+        </w:rPr>
         <mc:AlternateContent>
           <mc:Choice Requires="wps">
             <w:drawing>
@@ -86,15 +89,7 @@
                                 <w:color w:val="000000"/>
                                 <w:sz w:val="32"/>
                               </w:rPr>
-                              <w:t>по лабораторной работе №</w:t>
-                            </w:r>
-                            <w:r>
-                              <w:rPr>
-                                <w:rFonts w:ascii="Times New Roman" w:eastAsia="Times New Roman" w:hAnsi="Times New Roman" w:cs="Times New Roman"/>
-                                <w:color w:val="000000"/>
-                                <w:sz w:val="32"/>
-                              </w:rPr>
-                              <w:t>2</w:t>
+                              <w:t>по лабораторной работе №2</w:t>
                             </w:r>
                           </w:p>
                           <w:p>
@@ -284,6 +279,9 @@
         </mc:AlternateContent>
       </w:r>
       <w:r>
+        <w:rPr>
+          <w:noProof/>
+        </w:rPr>
         <mc:AlternateContent>
           <mc:Choice Requires="wps">
             <w:drawing>
@@ -1316,15 +1314,7 @@
           <w:sz w:val="28"/>
           <w:szCs w:val="28"/>
         </w:rPr>
-        <w:t xml:space="preserve"> с</w:t>
-      </w:r>
-      <w:r>
-        <w:rPr>
-          <w:rFonts w:ascii="Times New Roman" w:hAnsi="Times New Roman" w:cs="Times New Roman"/>
-          <w:sz w:val="28"/>
-          <w:szCs w:val="28"/>
-        </w:rPr>
-        <w:t xml:space="preserve">одержит 3 вложенных цикла, каждый из которых выполняется </w:t>
+        <w:t xml:space="preserve"> содержит 3 вложенных цикла, каждый из которых выполняется </w:t>
       </w:r>
       <w:r>
         <w:rPr>
@@ -1862,20 +1852,39 @@
           <w:sz w:val="28"/>
           <w:szCs w:val="28"/>
         </w:rPr>
-        <w:t xml:space="preserve"> для матриц размерами от 100, 200, 400, 1000, 2000, 4000.</w:t>
-      </w:r>
-    </w:p>
-    <w:p>
-      <w:pPr>
-        <w:rPr>
-          <w:rFonts w:ascii="Times New Roman" w:hAnsi="Times New Roman" w:cs="Times New Roman"/>
-          <w:sz w:val="28"/>
-          <w:szCs w:val="28"/>
-        </w:rPr>
-      </w:pPr>
-    </w:p>
-    <w:p>
-      <w:pPr>
+        <w:t xml:space="preserve"> для матриц размерами от 100, 200, 400, 1000, 2000, 4000</w:t>
+      </w:r>
+      <w:r>
+        <w:rPr>
+          <w:rFonts w:ascii="Times New Roman" w:hAnsi="Times New Roman" w:cs="Times New Roman"/>
+          <w:color w:val="000000"/>
+          <w:sz w:val="28"/>
+          <w:szCs w:val="28"/>
+        </w:rPr>
+        <w:t>, 10000</w:t>
+      </w:r>
+      <w:r>
+        <w:rPr>
+          <w:rFonts w:ascii="Times New Roman" w:hAnsi="Times New Roman" w:cs="Times New Roman"/>
+          <w:color w:val="000000"/>
+          <w:sz w:val="28"/>
+          <w:szCs w:val="28"/>
+        </w:rPr>
+        <w:t>.</w:t>
+      </w:r>
+    </w:p>
+    <w:p>
+      <w:pPr>
+        <w:rPr>
+          <w:rFonts w:ascii="Times New Roman" w:hAnsi="Times New Roman" w:cs="Times New Roman"/>
+          <w:sz w:val="28"/>
+          <w:szCs w:val="28"/>
+        </w:rPr>
+      </w:pPr>
+    </w:p>
+    <w:p>
+      <w:pPr>
+        <w:jc w:val="center"/>
         <w:rPr>
           <w:rFonts w:ascii="Times New Roman" w:hAnsi="Times New Roman" w:cs="Times New Roman"/>
           <w:sz w:val="28"/>
@@ -1889,10 +1898,10 @@
           <w:szCs w:val="28"/>
         </w:rPr>
         <w:drawing>
-          <wp:inline distT="0" distB="0" distL="0" distR="0" wp14:anchorId="55A0D7B5" wp14:editId="60F4424F">
-            <wp:extent cx="5940425" cy="3122295"/>
-            <wp:effectExtent l="0" t="0" r="3175" b="1905"/>
-            <wp:docPr id="578360122" name="Рисунок 1"/>
+          <wp:inline distT="0" distB="0" distL="0" distR="0" wp14:anchorId="367A79F7" wp14:editId="13A5C709">
+            <wp:extent cx="4229690" cy="1629002"/>
+            <wp:effectExtent l="0" t="0" r="0" b="9525"/>
+            <wp:docPr id="1946418606" name="Рисунок 1"/>
             <wp:cNvGraphicFramePr>
               <a:graphicFrameLocks xmlns:a="http://schemas.openxmlformats.org/drawingml/2006/main" noChangeAspect="1"/>
             </wp:cNvGraphicFramePr>
@@ -1900,7 +1909,7 @@
               <a:graphicData uri="http://schemas.openxmlformats.org/drawingml/2006/picture">
                 <pic:pic xmlns:pic="http://schemas.openxmlformats.org/drawingml/2006/picture">
                   <pic:nvPicPr>
-                    <pic:cNvPr id="578360122" name=""/>
+                    <pic:cNvPr id="1946418606" name=""/>
                     <pic:cNvPicPr/>
                   </pic:nvPicPr>
                   <pic:blipFill>
@@ -1912,7 +1921,7 @@
                   <pic:spPr>
                     <a:xfrm>
                       <a:off x="0" y="0"/>
-                      <a:ext cx="5940425" cy="3122295"/>
+                      <a:ext cx="4229690" cy="1629002"/>
                     </a:xfrm>
                     <a:prstGeom prst="rect">
                       <a:avLst/>
@@ -1951,44 +1960,8 @@
           <w:sz w:val="28"/>
           <w:szCs w:val="28"/>
         </w:rPr>
-        <w:t>Построи</w:t>
-      </w:r>
-      <w:r>
-        <w:rPr>
-          <w:rFonts w:ascii="Times New Roman" w:hAnsi="Times New Roman" w:cs="Times New Roman"/>
-          <w:color w:val="000000"/>
-          <w:sz w:val="28"/>
-          <w:szCs w:val="28"/>
-        </w:rPr>
-        <w:t>ли</w:t>
-      </w:r>
-      <w:r>
-        <w:rPr>
-          <w:rFonts w:ascii="Times New Roman" w:hAnsi="Times New Roman" w:cs="Times New Roman"/>
-          <w:color w:val="000000"/>
-          <w:sz w:val="28"/>
-          <w:szCs w:val="28"/>
-        </w:rPr>
-        <w:t xml:space="preserve"> график зависимости времени выполнения программы от размера матриц и сравнить полученный результат с теоретической оценкой.</w:t>
-      </w:r>
-    </w:p>
-    <w:p>
-      <w:pPr>
-        <w:rPr>
-          <w:rFonts w:ascii="Times New Roman" w:hAnsi="Times New Roman" w:cs="Times New Roman"/>
-          <w:sz w:val="28"/>
-          <w:szCs w:val="28"/>
-        </w:rPr>
-      </w:pPr>
-    </w:p>
-    <w:p>
-      <w:pPr>
-        <w:rPr>
-          <w:rFonts w:ascii="Times New Roman" w:hAnsi="Times New Roman" w:cs="Times New Roman"/>
-          <w:sz w:val="28"/>
-          <w:szCs w:val="28"/>
-        </w:rPr>
-      </w:pPr>
+        <w:t>Построили график зависимости времени выполнения программы от размера матриц и сравнить полученный результат с теоретической оценкой.</w:t>
+      </w:r>
     </w:p>
     <w:p>
       <w:pPr>
@@ -2001,46 +1974,25 @@
     </w:p>
     <w:tbl>
       <w:tblPr>
-        <w:tblW w:w="9339" w:type="dxa"/>
-        <w:tblCellMar>
-          <w:left w:w="0" w:type="dxa"/>
-          <w:right w:w="0" w:type="dxa"/>
-        </w:tblCellMar>
+        <w:tblStyle w:val="ae"/>
+        <w:tblW w:w="0" w:type="auto"/>
         <w:tblLook w:val="04A0" w:firstRow="1" w:lastRow="0" w:firstColumn="1" w:lastColumn="0" w:noHBand="0" w:noVBand="1"/>
       </w:tblPr>
       <w:tblGrid>
-        <w:gridCol w:w="2072"/>
-        <w:gridCol w:w="3662"/>
-        <w:gridCol w:w="3605"/>
+        <w:gridCol w:w="1847"/>
+        <w:gridCol w:w="2607"/>
+        <w:gridCol w:w="2678"/>
+        <w:gridCol w:w="2213"/>
       </w:tblGrid>
       <w:tr>
-        <w:trPr>
-          <w:trHeight w:val="315"/>
-        </w:trPr>
         <w:tc>
           <w:tcPr>
-            <w:tcW w:w="0" w:type="auto"/>
-            <w:tcBorders>
-              <w:top w:val="single" w:sz="6" w:space="0" w:color="CCCCCC"/>
-              <w:left w:val="single" w:sz="6" w:space="0" w:color="CCCCCC"/>
-              <w:bottom w:val="single" w:sz="6" w:space="0" w:color="CCCCCC"/>
-              <w:right w:val="single" w:sz="6" w:space="0" w:color="CCCCCC"/>
-            </w:tcBorders>
-            <w:tcMar>
-              <w:top w:w="30" w:type="dxa"/>
-              <w:left w:w="45" w:type="dxa"/>
-              <w:bottom w:w="30" w:type="dxa"/>
-              <w:right w:w="45" w:type="dxa"/>
-            </w:tcMar>
-            <w:vAlign w:val="bottom"/>
-            <w:hideMark/>
+            <w:tcW w:w="2336" w:type="dxa"/>
           </w:tcPr>
           <w:p>
             <w:pPr>
               <w:rPr>
                 <w:rFonts w:ascii="Times New Roman" w:hAnsi="Times New Roman" w:cs="Times New Roman"/>
-                <w:b/>
-                <w:bCs/>
                 <w:sz w:val="28"/>
                 <w:szCs w:val="28"/>
               </w:rPr>
@@ -2048,40 +2000,21 @@
             <w:r>
               <w:rPr>
                 <w:rFonts w:ascii="Times New Roman" w:hAnsi="Times New Roman" w:cs="Times New Roman"/>
-                <w:b/>
-                <w:bCs/>
                 <w:sz w:val="28"/>
                 <w:szCs w:val="28"/>
               </w:rPr>
-              <w:lastRenderedPageBreak/>
-              <w:t>Размер матрицы N</w:t>
+              <w:t>Размер N</w:t>
             </w:r>
           </w:p>
         </w:tc>
         <w:tc>
           <w:tcPr>
-            <w:tcW w:w="0" w:type="auto"/>
-            <w:tcBorders>
-              <w:top w:val="single" w:sz="6" w:space="0" w:color="CCCCCC"/>
-              <w:left w:val="single" w:sz="6" w:space="0" w:color="CCCCCC"/>
-              <w:bottom w:val="single" w:sz="6" w:space="0" w:color="CCCCCC"/>
-              <w:right w:val="single" w:sz="6" w:space="0" w:color="CCCCCC"/>
-            </w:tcBorders>
-            <w:tcMar>
-              <w:top w:w="30" w:type="dxa"/>
-              <w:left w:w="45" w:type="dxa"/>
-              <w:bottom w:w="30" w:type="dxa"/>
-              <w:right w:w="45" w:type="dxa"/>
-            </w:tcMar>
-            <w:vAlign w:val="bottom"/>
-            <w:hideMark/>
+            <w:tcW w:w="2336" w:type="dxa"/>
           </w:tcPr>
           <w:p>
             <w:pPr>
               <w:rPr>
                 <w:rFonts w:ascii="Times New Roman" w:hAnsi="Times New Roman" w:cs="Times New Roman"/>
-                <w:b/>
-                <w:bCs/>
                 <w:sz w:val="28"/>
                 <w:szCs w:val="28"/>
               </w:rPr>
@@ -2089,8 +2022,6 @@
             <w:r>
               <w:rPr>
                 <w:rFonts w:ascii="Times New Roman" w:hAnsi="Times New Roman" w:cs="Times New Roman"/>
-                <w:b/>
-                <w:bCs/>
                 <w:sz w:val="28"/>
                 <w:szCs w:val="28"/>
               </w:rPr>
@@ -2100,28 +2031,12 @@
         </w:tc>
         <w:tc>
           <w:tcPr>
-            <w:tcW w:w="0" w:type="auto"/>
-            <w:tcBorders>
-              <w:top w:val="single" w:sz="6" w:space="0" w:color="CCCCCC"/>
-              <w:left w:val="single" w:sz="6" w:space="0" w:color="CCCCCC"/>
-              <w:bottom w:val="single" w:sz="6" w:space="0" w:color="CCCCCC"/>
-              <w:right w:val="single" w:sz="6" w:space="0" w:color="CCCCCC"/>
-            </w:tcBorders>
-            <w:tcMar>
-              <w:top w:w="30" w:type="dxa"/>
-              <w:left w:w="45" w:type="dxa"/>
-              <w:bottom w:w="30" w:type="dxa"/>
-              <w:right w:w="45" w:type="dxa"/>
-            </w:tcMar>
-            <w:vAlign w:val="bottom"/>
-            <w:hideMark/>
+            <w:tcW w:w="2336" w:type="dxa"/>
           </w:tcPr>
           <w:p>
             <w:pPr>
               <w:rPr>
                 <w:rFonts w:ascii="Times New Roman" w:hAnsi="Times New Roman" w:cs="Times New Roman"/>
-                <w:b/>
-                <w:bCs/>
                 <w:sz w:val="28"/>
                 <w:szCs w:val="28"/>
               </w:rPr>
@@ -2129,37 +2044,40 @@
             <w:r>
               <w:rPr>
                 <w:rFonts w:ascii="Times New Roman" w:hAnsi="Times New Roman" w:cs="Times New Roman"/>
-                <w:b/>
-                <w:bCs/>
                 <w:sz w:val="28"/>
                 <w:szCs w:val="28"/>
               </w:rPr>
-              <w:t>Теоретическое время O(N^3) (сек)</w:t>
+              <w:t>Экспериментальный коэффициент роста</w:t>
+            </w:r>
+          </w:p>
+        </w:tc>
+        <w:tc>
+          <w:tcPr>
+            <w:tcW w:w="2337" w:type="dxa"/>
+          </w:tcPr>
+          <w:p>
+            <w:pPr>
+              <w:rPr>
+                <w:rFonts w:ascii="Times New Roman" w:hAnsi="Times New Roman" w:cs="Times New Roman"/>
+                <w:sz w:val="28"/>
+                <w:szCs w:val="28"/>
+              </w:rPr>
+            </w:pPr>
+            <w:r>
+              <w:rPr>
+                <w:rFonts w:ascii="Times New Roman" w:hAnsi="Times New Roman" w:cs="Times New Roman"/>
+                <w:sz w:val="28"/>
+                <w:szCs w:val="28"/>
+              </w:rPr>
+              <w:t>Теоретический коэффициент роста</w:t>
             </w:r>
           </w:p>
         </w:tc>
       </w:tr>
       <w:tr>
-        <w:trPr>
-          <w:trHeight w:val="315"/>
-        </w:trPr>
         <w:tc>
           <w:tcPr>
-            <w:tcW w:w="0" w:type="auto"/>
-            <w:tcBorders>
-              <w:top w:val="single" w:sz="6" w:space="0" w:color="CCCCCC"/>
-              <w:left w:val="single" w:sz="6" w:space="0" w:color="CCCCCC"/>
-              <w:bottom w:val="single" w:sz="6" w:space="0" w:color="CCCCCC"/>
-              <w:right w:val="single" w:sz="6" w:space="0" w:color="CCCCCC"/>
-            </w:tcBorders>
-            <w:tcMar>
-              <w:top w:w="30" w:type="dxa"/>
-              <w:left w:w="45" w:type="dxa"/>
-              <w:bottom w:w="30" w:type="dxa"/>
-              <w:right w:w="45" w:type="dxa"/>
-            </w:tcMar>
-            <w:vAlign w:val="bottom"/>
-            <w:hideMark/>
+            <w:tcW w:w="2336" w:type="dxa"/>
           </w:tcPr>
           <w:p>
             <w:pPr>
@@ -2181,21 +2099,7 @@
         </w:tc>
         <w:tc>
           <w:tcPr>
-            <w:tcW w:w="0" w:type="auto"/>
-            <w:tcBorders>
-              <w:top w:val="single" w:sz="6" w:space="0" w:color="CCCCCC"/>
-              <w:left w:val="single" w:sz="6" w:space="0" w:color="CCCCCC"/>
-              <w:bottom w:val="single" w:sz="6" w:space="0" w:color="CCCCCC"/>
-              <w:right w:val="single" w:sz="6" w:space="0" w:color="CCCCCC"/>
-            </w:tcBorders>
-            <w:tcMar>
-              <w:top w:w="30" w:type="dxa"/>
-              <w:left w:w="45" w:type="dxa"/>
-              <w:bottom w:w="30" w:type="dxa"/>
-              <w:right w:w="45" w:type="dxa"/>
-            </w:tcMar>
-            <w:vAlign w:val="bottom"/>
-            <w:hideMark/>
+            <w:tcW w:w="2336" w:type="dxa"/>
           </w:tcPr>
           <w:p>
             <w:pPr>
@@ -2211,27 +2115,13 @@
                 <w:sz w:val="28"/>
                 <w:szCs w:val="28"/>
               </w:rPr>
-              <w:t>0,0020</w:t>
+              <w:t>0,0000</w:t>
             </w:r>
           </w:p>
         </w:tc>
         <w:tc>
           <w:tcPr>
-            <w:tcW w:w="0" w:type="auto"/>
-            <w:tcBorders>
-              <w:top w:val="single" w:sz="6" w:space="0" w:color="CCCCCC"/>
-              <w:left w:val="single" w:sz="6" w:space="0" w:color="CCCCCC"/>
-              <w:bottom w:val="single" w:sz="6" w:space="0" w:color="CCCCCC"/>
-              <w:right w:val="single" w:sz="6" w:space="0" w:color="CCCCCC"/>
-            </w:tcBorders>
-            <w:tcMar>
-              <w:top w:w="30" w:type="dxa"/>
-              <w:left w:w="45" w:type="dxa"/>
-              <w:bottom w:w="30" w:type="dxa"/>
-              <w:right w:w="45" w:type="dxa"/>
-            </w:tcMar>
-            <w:vAlign w:val="bottom"/>
-            <w:hideMark/>
+            <w:tcW w:w="2336" w:type="dxa"/>
           </w:tcPr>
           <w:p>
             <w:pPr>
@@ -2247,32 +2137,37 @@
                 <w:sz w:val="28"/>
                 <w:szCs w:val="28"/>
               </w:rPr>
-              <w:t>0,0020</w:t>
+              <w:t>—</w:t>
+            </w:r>
+          </w:p>
+        </w:tc>
+        <w:tc>
+          <w:tcPr>
+            <w:tcW w:w="2337" w:type="dxa"/>
+          </w:tcPr>
+          <w:p>
+            <w:pPr>
+              <w:rPr>
+                <w:rFonts w:ascii="Times New Roman" w:hAnsi="Times New Roman" w:cs="Times New Roman"/>
+                <w:sz w:val="28"/>
+                <w:szCs w:val="28"/>
+              </w:rPr>
+            </w:pPr>
+            <w:r>
+              <w:rPr>
+                <w:rFonts w:ascii="Times New Roman" w:hAnsi="Times New Roman" w:cs="Times New Roman"/>
+                <w:sz w:val="28"/>
+                <w:szCs w:val="28"/>
+              </w:rPr>
+              <w:t>—</w:t>
             </w:r>
           </w:p>
         </w:tc>
       </w:tr>
       <w:tr>
-        <w:trPr>
-          <w:trHeight w:val="315"/>
-        </w:trPr>
         <w:tc>
           <w:tcPr>
-            <w:tcW w:w="0" w:type="auto"/>
-            <w:tcBorders>
-              <w:top w:val="single" w:sz="6" w:space="0" w:color="CCCCCC"/>
-              <w:left w:val="single" w:sz="6" w:space="0" w:color="CCCCCC"/>
-              <w:bottom w:val="single" w:sz="6" w:space="0" w:color="CCCCCC"/>
-              <w:right w:val="single" w:sz="6" w:space="0" w:color="CCCCCC"/>
-            </w:tcBorders>
-            <w:tcMar>
-              <w:top w:w="30" w:type="dxa"/>
-              <w:left w:w="45" w:type="dxa"/>
-              <w:bottom w:w="30" w:type="dxa"/>
-              <w:right w:w="45" w:type="dxa"/>
-            </w:tcMar>
-            <w:vAlign w:val="bottom"/>
-            <w:hideMark/>
+            <w:tcW w:w="2336" w:type="dxa"/>
           </w:tcPr>
           <w:p>
             <w:pPr>
@@ -2294,21 +2189,7 @@
         </w:tc>
         <w:tc>
           <w:tcPr>
-            <w:tcW w:w="0" w:type="auto"/>
-            <w:tcBorders>
-              <w:top w:val="single" w:sz="6" w:space="0" w:color="CCCCCC"/>
-              <w:left w:val="single" w:sz="6" w:space="0" w:color="CCCCCC"/>
-              <w:bottom w:val="single" w:sz="6" w:space="0" w:color="CCCCCC"/>
-              <w:right w:val="single" w:sz="6" w:space="0" w:color="CCCCCC"/>
-            </w:tcBorders>
-            <w:tcMar>
-              <w:top w:w="30" w:type="dxa"/>
-              <w:left w:w="45" w:type="dxa"/>
-              <w:bottom w:w="30" w:type="dxa"/>
-              <w:right w:w="45" w:type="dxa"/>
-            </w:tcMar>
-            <w:vAlign w:val="bottom"/>
-            <w:hideMark/>
+            <w:tcW w:w="2336" w:type="dxa"/>
           </w:tcPr>
           <w:p>
             <w:pPr>
@@ -2324,27 +2205,13 @@
                 <w:sz w:val="28"/>
                 <w:szCs w:val="28"/>
               </w:rPr>
-              <w:t>0,0160</w:t>
+              <w:t>0,0040</w:t>
             </w:r>
           </w:p>
         </w:tc>
         <w:tc>
           <w:tcPr>
-            <w:tcW w:w="0" w:type="auto"/>
-            <w:tcBorders>
-              <w:top w:val="single" w:sz="6" w:space="0" w:color="CCCCCC"/>
-              <w:left w:val="single" w:sz="6" w:space="0" w:color="CCCCCC"/>
-              <w:bottom w:val="single" w:sz="6" w:space="0" w:color="CCCCCC"/>
-              <w:right w:val="single" w:sz="6" w:space="0" w:color="CCCCCC"/>
-            </w:tcBorders>
-            <w:tcMar>
-              <w:top w:w="30" w:type="dxa"/>
-              <w:left w:w="45" w:type="dxa"/>
-              <w:bottom w:w="30" w:type="dxa"/>
-              <w:right w:w="45" w:type="dxa"/>
-            </w:tcMar>
-            <w:vAlign w:val="bottom"/>
-            <w:hideMark/>
+            <w:tcW w:w="2336" w:type="dxa"/>
           </w:tcPr>
           <w:p>
             <w:pPr>
@@ -2360,32 +2227,37 @@
                 <w:sz w:val="28"/>
                 <w:szCs w:val="28"/>
               </w:rPr>
-              <w:t>0,0160</w:t>
+              <w:t>—</w:t>
+            </w:r>
+          </w:p>
+        </w:tc>
+        <w:tc>
+          <w:tcPr>
+            <w:tcW w:w="2337" w:type="dxa"/>
+          </w:tcPr>
+          <w:p>
+            <w:pPr>
+              <w:rPr>
+                <w:rFonts w:ascii="Times New Roman" w:hAnsi="Times New Roman" w:cs="Times New Roman"/>
+                <w:sz w:val="28"/>
+                <w:szCs w:val="28"/>
+              </w:rPr>
+            </w:pPr>
+            <w:r>
+              <w:rPr>
+                <w:rFonts w:ascii="Times New Roman" w:hAnsi="Times New Roman" w:cs="Times New Roman"/>
+                <w:sz w:val="28"/>
+                <w:szCs w:val="28"/>
+              </w:rPr>
+              <w:t>8,00</w:t>
             </w:r>
           </w:p>
         </w:tc>
       </w:tr>
       <w:tr>
-        <w:trPr>
-          <w:trHeight w:val="315"/>
-        </w:trPr>
         <w:tc>
           <w:tcPr>
-            <w:tcW w:w="0" w:type="auto"/>
-            <w:tcBorders>
-              <w:top w:val="single" w:sz="6" w:space="0" w:color="CCCCCC"/>
-              <w:left w:val="single" w:sz="6" w:space="0" w:color="CCCCCC"/>
-              <w:bottom w:val="single" w:sz="6" w:space="0" w:color="CCCCCC"/>
-              <w:right w:val="single" w:sz="6" w:space="0" w:color="CCCCCC"/>
-            </w:tcBorders>
-            <w:tcMar>
-              <w:top w:w="30" w:type="dxa"/>
-              <w:left w:w="45" w:type="dxa"/>
-              <w:bottom w:w="30" w:type="dxa"/>
-              <w:right w:w="45" w:type="dxa"/>
-            </w:tcMar>
-            <w:vAlign w:val="bottom"/>
-            <w:hideMark/>
+            <w:tcW w:w="2336" w:type="dxa"/>
           </w:tcPr>
           <w:p>
             <w:pPr>
@@ -2407,21 +2279,7 @@
         </w:tc>
         <w:tc>
           <w:tcPr>
-            <w:tcW w:w="0" w:type="auto"/>
-            <w:tcBorders>
-              <w:top w:val="single" w:sz="6" w:space="0" w:color="CCCCCC"/>
-              <w:left w:val="single" w:sz="6" w:space="0" w:color="CCCCCC"/>
-              <w:bottom w:val="single" w:sz="6" w:space="0" w:color="CCCCCC"/>
-              <w:right w:val="single" w:sz="6" w:space="0" w:color="CCCCCC"/>
-            </w:tcBorders>
-            <w:tcMar>
-              <w:top w:w="30" w:type="dxa"/>
-              <w:left w:w="45" w:type="dxa"/>
-              <w:bottom w:w="30" w:type="dxa"/>
-              <w:right w:w="45" w:type="dxa"/>
-            </w:tcMar>
-            <w:vAlign w:val="bottom"/>
-            <w:hideMark/>
+            <w:tcW w:w="2336" w:type="dxa"/>
           </w:tcPr>
           <w:p>
             <w:pPr>
@@ -2437,27 +2295,13 @@
                 <w:sz w:val="28"/>
                 <w:szCs w:val="28"/>
               </w:rPr>
-              <w:t>0,1320</w:t>
+              <w:t>0,0240</w:t>
             </w:r>
           </w:p>
         </w:tc>
         <w:tc>
           <w:tcPr>
-            <w:tcW w:w="0" w:type="auto"/>
-            <w:tcBorders>
-              <w:top w:val="single" w:sz="6" w:space="0" w:color="CCCCCC"/>
-              <w:left w:val="single" w:sz="6" w:space="0" w:color="CCCCCC"/>
-              <w:bottom w:val="single" w:sz="6" w:space="0" w:color="CCCCCC"/>
-              <w:right w:val="single" w:sz="6" w:space="0" w:color="CCCCCC"/>
-            </w:tcBorders>
-            <w:tcMar>
-              <w:top w:w="30" w:type="dxa"/>
-              <w:left w:w="45" w:type="dxa"/>
-              <w:bottom w:w="30" w:type="dxa"/>
-              <w:right w:w="45" w:type="dxa"/>
-            </w:tcMar>
-            <w:vAlign w:val="bottom"/>
-            <w:hideMark/>
+            <w:tcW w:w="2336" w:type="dxa"/>
           </w:tcPr>
           <w:p>
             <w:pPr>
@@ -2473,32 +2317,37 @@
                 <w:sz w:val="28"/>
                 <w:szCs w:val="28"/>
               </w:rPr>
-              <w:t>0,1280</w:t>
+              <w:t>6,00</w:t>
+            </w:r>
+          </w:p>
+        </w:tc>
+        <w:tc>
+          <w:tcPr>
+            <w:tcW w:w="2337" w:type="dxa"/>
+          </w:tcPr>
+          <w:p>
+            <w:pPr>
+              <w:rPr>
+                <w:rFonts w:ascii="Times New Roman" w:hAnsi="Times New Roman" w:cs="Times New Roman"/>
+                <w:sz w:val="28"/>
+                <w:szCs w:val="28"/>
+              </w:rPr>
+            </w:pPr>
+            <w:r>
+              <w:rPr>
+                <w:rFonts w:ascii="Times New Roman" w:hAnsi="Times New Roman" w:cs="Times New Roman"/>
+                <w:sz w:val="28"/>
+                <w:szCs w:val="28"/>
+              </w:rPr>
+              <w:t>8,00</w:t>
             </w:r>
           </w:p>
         </w:tc>
       </w:tr>
       <w:tr>
-        <w:trPr>
-          <w:trHeight w:val="315"/>
-        </w:trPr>
         <w:tc>
           <w:tcPr>
-            <w:tcW w:w="0" w:type="auto"/>
-            <w:tcBorders>
-              <w:top w:val="single" w:sz="6" w:space="0" w:color="CCCCCC"/>
-              <w:left w:val="single" w:sz="6" w:space="0" w:color="CCCCCC"/>
-              <w:bottom w:val="single" w:sz="6" w:space="0" w:color="CCCCCC"/>
-              <w:right w:val="single" w:sz="6" w:space="0" w:color="CCCCCC"/>
-            </w:tcBorders>
-            <w:tcMar>
-              <w:top w:w="30" w:type="dxa"/>
-              <w:left w:w="45" w:type="dxa"/>
-              <w:bottom w:w="30" w:type="dxa"/>
-              <w:right w:w="45" w:type="dxa"/>
-            </w:tcMar>
-            <w:vAlign w:val="bottom"/>
-            <w:hideMark/>
+            <w:tcW w:w="2336" w:type="dxa"/>
           </w:tcPr>
           <w:p>
             <w:pPr>
@@ -2520,21 +2369,7 @@
         </w:tc>
         <w:tc>
           <w:tcPr>
-            <w:tcW w:w="0" w:type="auto"/>
-            <w:tcBorders>
-              <w:top w:val="single" w:sz="6" w:space="0" w:color="CCCCCC"/>
-              <w:left w:val="single" w:sz="6" w:space="0" w:color="CCCCCC"/>
-              <w:bottom w:val="single" w:sz="6" w:space="0" w:color="CCCCCC"/>
-              <w:right w:val="single" w:sz="6" w:space="0" w:color="CCCCCC"/>
-            </w:tcBorders>
-            <w:tcMar>
-              <w:top w:w="30" w:type="dxa"/>
-              <w:left w:w="45" w:type="dxa"/>
-              <w:bottom w:w="30" w:type="dxa"/>
-              <w:right w:w="45" w:type="dxa"/>
-            </w:tcMar>
-            <w:vAlign w:val="bottom"/>
-            <w:hideMark/>
+            <w:tcW w:w="2336" w:type="dxa"/>
           </w:tcPr>
           <w:p>
             <w:pPr>
@@ -2550,27 +2385,13 @@
                 <w:sz w:val="28"/>
                 <w:szCs w:val="28"/>
               </w:rPr>
-              <w:t>2,4590</w:t>
+              <w:t>0,3730</w:t>
             </w:r>
           </w:p>
         </w:tc>
         <w:tc>
           <w:tcPr>
-            <w:tcW w:w="0" w:type="auto"/>
-            <w:tcBorders>
-              <w:top w:val="single" w:sz="6" w:space="0" w:color="CCCCCC"/>
-              <w:left w:val="single" w:sz="6" w:space="0" w:color="CCCCCC"/>
-              <w:bottom w:val="single" w:sz="6" w:space="0" w:color="CCCCCC"/>
-              <w:right w:val="single" w:sz="6" w:space="0" w:color="CCCCCC"/>
-            </w:tcBorders>
-            <w:tcMar>
-              <w:top w:w="30" w:type="dxa"/>
-              <w:left w:w="45" w:type="dxa"/>
-              <w:bottom w:w="30" w:type="dxa"/>
-              <w:right w:w="45" w:type="dxa"/>
-            </w:tcMar>
-            <w:vAlign w:val="bottom"/>
-            <w:hideMark/>
+            <w:tcW w:w="2336" w:type="dxa"/>
           </w:tcPr>
           <w:p>
             <w:pPr>
@@ -2586,32 +2407,37 @@
                 <w:sz w:val="28"/>
                 <w:szCs w:val="28"/>
               </w:rPr>
-              <w:t>2,0000</w:t>
+              <w:t>15,54</w:t>
+            </w:r>
+          </w:p>
+        </w:tc>
+        <w:tc>
+          <w:tcPr>
+            <w:tcW w:w="2337" w:type="dxa"/>
+          </w:tcPr>
+          <w:p>
+            <w:pPr>
+              <w:rPr>
+                <w:rFonts w:ascii="Times New Roman" w:hAnsi="Times New Roman" w:cs="Times New Roman"/>
+                <w:sz w:val="28"/>
+                <w:szCs w:val="28"/>
+              </w:rPr>
+            </w:pPr>
+            <w:r>
+              <w:rPr>
+                <w:rFonts w:ascii="Times New Roman" w:hAnsi="Times New Roman" w:cs="Times New Roman"/>
+                <w:sz w:val="28"/>
+                <w:szCs w:val="28"/>
+              </w:rPr>
+              <w:t>15,63</w:t>
             </w:r>
           </w:p>
         </w:tc>
       </w:tr>
       <w:tr>
-        <w:trPr>
-          <w:trHeight w:val="315"/>
-        </w:trPr>
         <w:tc>
           <w:tcPr>
-            <w:tcW w:w="0" w:type="auto"/>
-            <w:tcBorders>
-              <w:top w:val="single" w:sz="6" w:space="0" w:color="CCCCCC"/>
-              <w:left w:val="single" w:sz="6" w:space="0" w:color="CCCCCC"/>
-              <w:bottom w:val="single" w:sz="6" w:space="0" w:color="CCCCCC"/>
-              <w:right w:val="single" w:sz="6" w:space="0" w:color="CCCCCC"/>
-            </w:tcBorders>
-            <w:tcMar>
-              <w:top w:w="30" w:type="dxa"/>
-              <w:left w:w="45" w:type="dxa"/>
-              <w:bottom w:w="30" w:type="dxa"/>
-              <w:right w:w="45" w:type="dxa"/>
-            </w:tcMar>
-            <w:vAlign w:val="bottom"/>
-            <w:hideMark/>
+            <w:tcW w:w="2336" w:type="dxa"/>
           </w:tcPr>
           <w:p>
             <w:pPr>
@@ -2633,21 +2459,7 @@
         </w:tc>
         <w:tc>
           <w:tcPr>
-            <w:tcW w:w="0" w:type="auto"/>
-            <w:tcBorders>
-              <w:top w:val="single" w:sz="6" w:space="0" w:color="CCCCCC"/>
-              <w:left w:val="single" w:sz="6" w:space="0" w:color="CCCCCC"/>
-              <w:bottom w:val="single" w:sz="6" w:space="0" w:color="CCCCCC"/>
-              <w:right w:val="single" w:sz="6" w:space="0" w:color="CCCCCC"/>
-            </w:tcBorders>
-            <w:tcMar>
-              <w:top w:w="30" w:type="dxa"/>
-              <w:left w:w="45" w:type="dxa"/>
-              <w:bottom w:w="30" w:type="dxa"/>
-              <w:right w:w="45" w:type="dxa"/>
-            </w:tcMar>
-            <w:vAlign w:val="bottom"/>
-            <w:hideMark/>
+            <w:tcW w:w="2336" w:type="dxa"/>
           </w:tcPr>
           <w:p>
             <w:pPr>
@@ -2663,27 +2475,13 @@
                 <w:sz w:val="28"/>
                 <w:szCs w:val="28"/>
               </w:rPr>
-              <w:t>34,5910</w:t>
+              <w:t>3,1280</w:t>
             </w:r>
           </w:p>
         </w:tc>
         <w:tc>
           <w:tcPr>
-            <w:tcW w:w="0" w:type="auto"/>
-            <w:tcBorders>
-              <w:top w:val="single" w:sz="6" w:space="0" w:color="CCCCCC"/>
-              <w:left w:val="single" w:sz="6" w:space="0" w:color="CCCCCC"/>
-              <w:bottom w:val="single" w:sz="6" w:space="0" w:color="CCCCCC"/>
-              <w:right w:val="single" w:sz="6" w:space="0" w:color="CCCCCC"/>
-            </w:tcBorders>
-            <w:tcMar>
-              <w:top w:w="30" w:type="dxa"/>
-              <w:left w:w="45" w:type="dxa"/>
-              <w:bottom w:w="30" w:type="dxa"/>
-              <w:right w:w="45" w:type="dxa"/>
-            </w:tcMar>
-            <w:vAlign w:val="bottom"/>
-            <w:hideMark/>
+            <w:tcW w:w="2336" w:type="dxa"/>
           </w:tcPr>
           <w:p>
             <w:pPr>
@@ -2699,32 +2497,37 @@
                 <w:sz w:val="28"/>
                 <w:szCs w:val="28"/>
               </w:rPr>
-              <w:t>16,0000</w:t>
+              <w:t>8,39</w:t>
+            </w:r>
+          </w:p>
+        </w:tc>
+        <w:tc>
+          <w:tcPr>
+            <w:tcW w:w="2337" w:type="dxa"/>
+          </w:tcPr>
+          <w:p>
+            <w:pPr>
+              <w:rPr>
+                <w:rFonts w:ascii="Times New Roman" w:hAnsi="Times New Roman" w:cs="Times New Roman"/>
+                <w:sz w:val="28"/>
+                <w:szCs w:val="28"/>
+              </w:rPr>
+            </w:pPr>
+            <w:r>
+              <w:rPr>
+                <w:rFonts w:ascii="Times New Roman" w:hAnsi="Times New Roman" w:cs="Times New Roman"/>
+                <w:sz w:val="28"/>
+                <w:szCs w:val="28"/>
+              </w:rPr>
+              <w:t>8,00</w:t>
             </w:r>
           </w:p>
         </w:tc>
       </w:tr>
       <w:tr>
-        <w:trPr>
-          <w:trHeight w:val="315"/>
-        </w:trPr>
         <w:tc>
           <w:tcPr>
-            <w:tcW w:w="0" w:type="auto"/>
-            <w:tcBorders>
-              <w:top w:val="single" w:sz="6" w:space="0" w:color="CCCCCC"/>
-              <w:left w:val="single" w:sz="6" w:space="0" w:color="CCCCCC"/>
-              <w:bottom w:val="single" w:sz="6" w:space="0" w:color="CCCCCC"/>
-              <w:right w:val="single" w:sz="6" w:space="0" w:color="CCCCCC"/>
-            </w:tcBorders>
-            <w:tcMar>
-              <w:top w:w="30" w:type="dxa"/>
-              <w:left w:w="45" w:type="dxa"/>
-              <w:bottom w:w="30" w:type="dxa"/>
-              <w:right w:w="45" w:type="dxa"/>
-            </w:tcMar>
-            <w:vAlign w:val="bottom"/>
-            <w:hideMark/>
+            <w:tcW w:w="2336" w:type="dxa"/>
           </w:tcPr>
           <w:p>
             <w:pPr>
@@ -2746,21 +2549,7 @@
         </w:tc>
         <w:tc>
           <w:tcPr>
-            <w:tcW w:w="0" w:type="auto"/>
-            <w:tcBorders>
-              <w:top w:val="single" w:sz="6" w:space="0" w:color="CCCCCC"/>
-              <w:left w:val="single" w:sz="6" w:space="0" w:color="CCCCCC"/>
-              <w:bottom w:val="single" w:sz="6" w:space="0" w:color="CCCCCC"/>
-              <w:right w:val="single" w:sz="6" w:space="0" w:color="CCCCCC"/>
-            </w:tcBorders>
-            <w:tcMar>
-              <w:top w:w="30" w:type="dxa"/>
-              <w:left w:w="45" w:type="dxa"/>
-              <w:bottom w:w="30" w:type="dxa"/>
-              <w:right w:w="45" w:type="dxa"/>
-            </w:tcMar>
-            <w:vAlign w:val="bottom"/>
-            <w:hideMark/>
+            <w:tcW w:w="2336" w:type="dxa"/>
           </w:tcPr>
           <w:p>
             <w:pPr>
@@ -2776,27 +2565,13 @@
                 <w:sz w:val="28"/>
                 <w:szCs w:val="28"/>
               </w:rPr>
-              <w:t>357,3670</w:t>
+              <w:t>25,5310</w:t>
             </w:r>
           </w:p>
         </w:tc>
         <w:tc>
           <w:tcPr>
-            <w:tcW w:w="0" w:type="auto"/>
-            <w:tcBorders>
-              <w:top w:val="single" w:sz="6" w:space="0" w:color="CCCCCC"/>
-              <w:left w:val="single" w:sz="6" w:space="0" w:color="CCCCCC"/>
-              <w:bottom w:val="single" w:sz="6" w:space="0" w:color="CCCCCC"/>
-              <w:right w:val="single" w:sz="6" w:space="0" w:color="CCCCCC"/>
-            </w:tcBorders>
-            <w:tcMar>
-              <w:top w:w="30" w:type="dxa"/>
-              <w:left w:w="45" w:type="dxa"/>
-              <w:bottom w:w="30" w:type="dxa"/>
-              <w:right w:w="45" w:type="dxa"/>
-            </w:tcMar>
-            <w:vAlign w:val="bottom"/>
-            <w:hideMark/>
+            <w:tcW w:w="2336" w:type="dxa"/>
           </w:tcPr>
           <w:p>
             <w:pPr>
@@ -2812,7 +2587,119 @@
                 <w:sz w:val="28"/>
                 <w:szCs w:val="28"/>
               </w:rPr>
-              <w:t>128,0000</w:t>
+              <w:t>8,16</w:t>
+            </w:r>
+          </w:p>
+        </w:tc>
+        <w:tc>
+          <w:tcPr>
+            <w:tcW w:w="2337" w:type="dxa"/>
+          </w:tcPr>
+          <w:p>
+            <w:pPr>
+              <w:rPr>
+                <w:rFonts w:ascii="Times New Roman" w:hAnsi="Times New Roman" w:cs="Times New Roman"/>
+                <w:sz w:val="28"/>
+                <w:szCs w:val="28"/>
+              </w:rPr>
+            </w:pPr>
+            <w:r>
+              <w:rPr>
+                <w:rFonts w:ascii="Times New Roman" w:hAnsi="Times New Roman" w:cs="Times New Roman"/>
+                <w:sz w:val="28"/>
+                <w:szCs w:val="28"/>
+              </w:rPr>
+              <w:t>8,00</w:t>
+            </w:r>
+          </w:p>
+        </w:tc>
+      </w:tr>
+      <w:tr>
+        <w:tc>
+          <w:tcPr>
+            <w:tcW w:w="2336" w:type="dxa"/>
+          </w:tcPr>
+          <w:p>
+            <w:pPr>
+              <w:rPr>
+                <w:rFonts w:ascii="Times New Roman" w:hAnsi="Times New Roman" w:cs="Times New Roman"/>
+                <w:sz w:val="28"/>
+                <w:szCs w:val="28"/>
+              </w:rPr>
+            </w:pPr>
+            <w:r>
+              <w:rPr>
+                <w:rFonts w:ascii="Times New Roman" w:hAnsi="Times New Roman" w:cs="Times New Roman"/>
+                <w:sz w:val="28"/>
+                <w:szCs w:val="28"/>
+              </w:rPr>
+              <w:t>10000</w:t>
+            </w:r>
+          </w:p>
+        </w:tc>
+        <w:tc>
+          <w:tcPr>
+            <w:tcW w:w="2336" w:type="dxa"/>
+          </w:tcPr>
+          <w:p>
+            <w:pPr>
+              <w:rPr>
+                <w:rFonts w:ascii="Times New Roman" w:hAnsi="Times New Roman" w:cs="Times New Roman"/>
+                <w:sz w:val="28"/>
+                <w:szCs w:val="28"/>
+              </w:rPr>
+            </w:pPr>
+            <w:r>
+              <w:rPr>
+                <w:rFonts w:ascii="Times New Roman" w:hAnsi="Times New Roman" w:cs="Times New Roman"/>
+                <w:sz w:val="28"/>
+                <w:szCs w:val="28"/>
+              </w:rPr>
+              <w:t>405,3840</w:t>
+            </w:r>
+          </w:p>
+        </w:tc>
+        <w:tc>
+          <w:tcPr>
+            <w:tcW w:w="2336" w:type="dxa"/>
+          </w:tcPr>
+          <w:p>
+            <w:pPr>
+              <w:rPr>
+                <w:rFonts w:ascii="Times New Roman" w:hAnsi="Times New Roman" w:cs="Times New Roman"/>
+                <w:sz w:val="28"/>
+                <w:szCs w:val="28"/>
+              </w:rPr>
+            </w:pPr>
+            <w:r>
+              <w:rPr>
+                <w:rFonts w:ascii="Times New Roman" w:hAnsi="Times New Roman" w:cs="Times New Roman"/>
+                <w:sz w:val="28"/>
+                <w:szCs w:val="28"/>
+              </w:rPr>
+              <w:t>15,88</w:t>
+            </w:r>
+          </w:p>
+        </w:tc>
+        <w:tc>
+          <w:tcPr>
+            <w:tcW w:w="2337" w:type="dxa"/>
+          </w:tcPr>
+          <w:p>
+            <w:pPr>
+              <w:rPr>
+                <w:rFonts w:ascii="Times New Roman" w:hAnsi="Times New Roman" w:cs="Times New Roman"/>
+                <w:sz w:val="28"/>
+                <w:szCs w:val="28"/>
+              </w:rPr>
+            </w:pPr>
+            <w:r>
+              <w:rPr>
+                <w:rFonts w:ascii="Times New Roman" w:hAnsi="Times New Roman" w:cs="Times New Roman"/>
+                <w:sz w:val="28"/>
+                <w:szCs w:val="28"/>
+              </w:rPr>
+              <w:t>15,63</w:t>
             </w:r>
           </w:p>
         </w:tc>
@@ -2824,20 +2711,32 @@
           <w:rFonts w:ascii="Times New Roman" w:hAnsi="Times New Roman" w:cs="Times New Roman"/>
           <w:sz w:val="28"/>
           <w:szCs w:val="28"/>
-          <w:lang w:val="en-US"/>
-        </w:rPr>
-      </w:pPr>
-      <w:r>
-        <w:rPr>
-          <w:rFonts w:ascii="Times New Roman" w:hAnsi="Times New Roman" w:cs="Times New Roman"/>
-          <w:sz w:val="28"/>
-          <w:szCs w:val="28"/>
-        </w:rPr>
+        </w:rPr>
+      </w:pPr>
+    </w:p>
+    <w:p>
+      <w:pPr>
+        <w:jc w:val="center"/>
+        <w:rPr>
+          <w:rFonts w:ascii="Times New Roman" w:hAnsi="Times New Roman" w:cs="Times New Roman"/>
+          <w:sz w:val="28"/>
+          <w:szCs w:val="28"/>
+          <w:lang w:val="en-US"/>
+        </w:rPr>
+      </w:pPr>
+      <w:r>
+        <w:rPr>
+          <w:rFonts w:ascii="Times New Roman" w:hAnsi="Times New Roman" w:cs="Times New Roman"/>
+          <w:sz w:val="28"/>
+          <w:szCs w:val="28"/>
+          <w:lang w:val="en-US"/>
+        </w:rPr>
+        <w:lastRenderedPageBreak/>
         <w:drawing>
-          <wp:inline distT="0" distB="0" distL="0" distR="0" wp14:anchorId="1ED48A7A" wp14:editId="7419AC57">
-            <wp:extent cx="5829300" cy="3504882"/>
-            <wp:effectExtent l="0" t="0" r="0" b="635"/>
-            <wp:docPr id="1185004538" name="Рисунок 1"/>
+          <wp:inline distT="0" distB="0" distL="0" distR="0" wp14:anchorId="3238492E" wp14:editId="44CD079C">
+            <wp:extent cx="5298358" cy="3086100"/>
+            <wp:effectExtent l="0" t="0" r="0" b="0"/>
+            <wp:docPr id="1868875050" name="Рисунок 1"/>
             <wp:cNvGraphicFramePr>
               <a:graphicFrameLocks xmlns:a="http://schemas.openxmlformats.org/drawingml/2006/main" noChangeAspect="1"/>
             </wp:cNvGraphicFramePr>
@@ -2845,7 +2744,7 @@
               <a:graphicData uri="http://schemas.openxmlformats.org/drawingml/2006/picture">
                 <pic:pic xmlns:pic="http://schemas.openxmlformats.org/drawingml/2006/picture">
                   <pic:nvPicPr>
-                    <pic:cNvPr id="1185004538" name=""/>
+                    <pic:cNvPr id="1868875050" name=""/>
                     <pic:cNvPicPr/>
                   </pic:nvPicPr>
                   <pic:blipFill>
@@ -2857,7 +2756,7 @@
                   <pic:spPr>
                     <a:xfrm>
                       <a:off x="0" y="0"/>
-                      <a:ext cx="5831986" cy="3506497"/>
+                      <a:ext cx="5301563" cy="3087967"/>
                     </a:xfrm>
                     <a:prstGeom prst="rect">
                       <a:avLst/>
@@ -2918,12 +2817,12 @@
       <w:r>
         <w:rPr>
           <w:rFonts w:ascii="Times New Roman" w:hAnsi="Times New Roman" w:cs="Times New Roman"/>
+          <w:noProof/>
           <w:color w:val="000000"/>
           <w:sz w:val="28"/>
           <w:szCs w:val="28"/>
           <w:lang w:val="en-US"/>
         </w:rPr>
-        <w:lastRenderedPageBreak/>
         <w:drawing>
           <wp:inline distT="0" distB="0" distL="0" distR="0" wp14:anchorId="63786C8F" wp14:editId="27B1C03E">
             <wp:extent cx="4610100" cy="2887837"/>
@@ -3207,6 +3106,7 @@
           <w:szCs w:val="28"/>
           <w:lang w:val="en-US"/>
         </w:rPr>
+        <w:lastRenderedPageBreak/>
         <w:t>#include &lt;locale&gt;</w:t>
       </w:r>
     </w:p>
@@ -3728,7 +3628,6 @@
           <w:szCs w:val="28"/>
           <w:lang w:val="en-US"/>
         </w:rPr>
-        <w:lastRenderedPageBreak/>
         <w:t xml:space="preserve">        c[</w:t>
       </w:r>
       <w:proofErr w:type="spellStart"/>
@@ -4387,6 +4286,7 @@
           <w:szCs w:val="28"/>
           <w:lang w:val="en-US"/>
         </w:rPr>
+        <w:lastRenderedPageBreak/>
         <w:t xml:space="preserve">        for (int j = 0; j &lt; N; </w:t>
       </w:r>
       <w:proofErr w:type="spellStart"/>
@@ -4728,7 +4628,6 @@
           <w:szCs w:val="28"/>
           <w:lang w:val="en-US"/>
         </w:rPr>
-        <w:lastRenderedPageBreak/>
         <w:t xml:space="preserve">    double </w:t>
       </w:r>
       <w:proofErr w:type="spellStart"/>
@@ -5479,6 +5378,7 @@
           <w:szCs w:val="28"/>
           <w:lang w:val="en-US"/>
         </w:rPr>
+        <w:lastRenderedPageBreak/>
         <w:t xml:space="preserve">    int </w:t>
       </w:r>
       <w:proofErr w:type="spellStart"/>
@@ -5790,6 +5690,7 @@
           <w:rFonts w:ascii="Times New Roman" w:hAnsi="Times New Roman" w:cs="Times New Roman"/>
           <w:sz w:val="28"/>
           <w:szCs w:val="28"/>
+          <w:lang w:val="en-US"/>
         </w:rPr>
       </w:pPr>
       <w:r>
@@ -5806,6 +5707,7 @@
           <w:rFonts w:ascii="Times New Roman" w:hAnsi="Times New Roman" w:cs="Times New Roman"/>
           <w:sz w:val="28"/>
           <w:szCs w:val="28"/>
+          <w:lang w:val="en-US"/>
         </w:rPr>
         <w:t>}</w:t>
       </w:r>
@@ -5816,22 +5718,25 @@
           <w:rFonts w:ascii="Times New Roman" w:hAnsi="Times New Roman" w:cs="Times New Roman"/>
           <w:sz w:val="28"/>
           <w:szCs w:val="28"/>
-        </w:rPr>
-      </w:pPr>
-    </w:p>
-    <w:p>
-      <w:pPr>
-        <w:rPr>
-          <w:rFonts w:ascii="Times New Roman" w:hAnsi="Times New Roman" w:cs="Times New Roman"/>
-          <w:sz w:val="28"/>
-          <w:szCs w:val="28"/>
-        </w:rPr>
-      </w:pPr>
-      <w:r>
-        <w:rPr>
-          <w:rFonts w:ascii="Times New Roman" w:hAnsi="Times New Roman" w:cs="Times New Roman"/>
-          <w:sz w:val="28"/>
-          <w:szCs w:val="28"/>
+          <w:lang w:val="en-US"/>
+        </w:rPr>
+      </w:pPr>
+    </w:p>
+    <w:p>
+      <w:pPr>
+        <w:rPr>
+          <w:rFonts w:ascii="Times New Roman" w:hAnsi="Times New Roman" w:cs="Times New Roman"/>
+          <w:sz w:val="28"/>
+          <w:szCs w:val="28"/>
+          <w:lang w:val="en-US"/>
+        </w:rPr>
+      </w:pPr>
+      <w:r>
+        <w:rPr>
+          <w:rFonts w:ascii="Times New Roman" w:hAnsi="Times New Roman" w:cs="Times New Roman"/>
+          <w:sz w:val="28"/>
+          <w:szCs w:val="28"/>
+          <w:lang w:val="en-US"/>
         </w:rPr>
         <w:t xml:space="preserve">    </w:t>
       </w:r>
@@ -5842,49 +5747,34 @@
           <w:rFonts w:ascii="Times New Roman" w:hAnsi="Times New Roman" w:cs="Times New Roman"/>
           <w:sz w:val="28"/>
           <w:szCs w:val="28"/>
-        </w:rPr>
-      </w:pPr>
-      <w:r>
-        <w:rPr>
-          <w:rFonts w:ascii="Times New Roman" w:hAnsi="Times New Roman" w:cs="Times New Roman"/>
-          <w:sz w:val="28"/>
-          <w:szCs w:val="28"/>
-        </w:rPr>
-        <w:t xml:space="preserve">    </w:t>
-      </w:r>
-      <w:proofErr w:type="spellStart"/>
-      <w:r>
-        <w:rPr>
-          <w:rFonts w:ascii="Times New Roman" w:hAnsi="Times New Roman" w:cs="Times New Roman"/>
-          <w:sz w:val="28"/>
-          <w:szCs w:val="28"/>
-        </w:rPr>
-        <w:t>return</w:t>
-      </w:r>
-      <w:proofErr w:type="spellEnd"/>
-      <w:r>
-        <w:rPr>
-          <w:rFonts w:ascii="Times New Roman" w:hAnsi="Times New Roman" w:cs="Times New Roman"/>
-          <w:sz w:val="28"/>
-          <w:szCs w:val="28"/>
-        </w:rPr>
-        <w:t xml:space="preserve"> 0;</w:t>
-      </w:r>
-    </w:p>
-    <w:p>
-      <w:pPr>
-        <w:rPr>
-          <w:rFonts w:ascii="Times New Roman" w:hAnsi="Times New Roman" w:cs="Times New Roman"/>
-          <w:sz w:val="28"/>
-          <w:szCs w:val="28"/>
-          <w:lang w:val="en-US"/>
-        </w:rPr>
-      </w:pPr>
-      <w:r>
-        <w:rPr>
-          <w:rFonts w:ascii="Times New Roman" w:hAnsi="Times New Roman" w:cs="Times New Roman"/>
-          <w:sz w:val="28"/>
-          <w:szCs w:val="28"/>
+          <w:lang w:val="en-US"/>
+        </w:rPr>
+      </w:pPr>
+      <w:r>
+        <w:rPr>
+          <w:rFonts w:ascii="Times New Roman" w:hAnsi="Times New Roman" w:cs="Times New Roman"/>
+          <w:sz w:val="28"/>
+          <w:szCs w:val="28"/>
+          <w:lang w:val="en-US"/>
+        </w:rPr>
+        <w:t xml:space="preserve">    return 0;</w:t>
+      </w:r>
+    </w:p>
+    <w:p>
+      <w:pPr>
+        <w:rPr>
+          <w:rFonts w:ascii="Times New Roman" w:hAnsi="Times New Roman" w:cs="Times New Roman"/>
+          <w:sz w:val="28"/>
+          <w:szCs w:val="28"/>
+          <w:lang w:val="en-US"/>
+        </w:rPr>
+      </w:pPr>
+      <w:r>
+        <w:rPr>
+          <w:rFonts w:ascii="Times New Roman" w:hAnsi="Times New Roman" w:cs="Times New Roman"/>
+          <w:sz w:val="28"/>
+          <w:szCs w:val="28"/>
+          <w:lang w:val="en-US"/>
         </w:rPr>
         <w:t>}</w:t>
       </w:r>
@@ -5908,8 +5798,7 @@
           <w:sz w:val="28"/>
           <w:szCs w:val="28"/>
         </w:rPr>
-        <w:lastRenderedPageBreak/>
-        <w:t xml:space="preserve">Файл </w:t>
+        <w:t>Файл</w:t>
       </w:r>
       <w:r>
         <w:rPr>
@@ -5920,6 +5809,17 @@
           <w:szCs w:val="28"/>
           <w:lang w:val="en-US"/>
         </w:rPr>
+        <w:t xml:space="preserve"> </w:t>
+      </w:r>
+      <w:r>
+        <w:rPr>
+          <w:rFonts w:ascii="Times New Roman" w:hAnsi="Times New Roman" w:cs="Times New Roman"/>
+          <w:b/>
+          <w:bCs/>
+          <w:sz w:val="28"/>
+          <w:szCs w:val="28"/>
+          <w:lang w:val="en-US"/>
+        </w:rPr>
         <w:t>Task2.cpp</w:t>
       </w:r>
     </w:p>
@@ -6034,26 +5934,57 @@
           <w:rFonts w:ascii="Times New Roman" w:hAnsi="Times New Roman" w:cs="Times New Roman"/>
           <w:sz w:val="28"/>
           <w:szCs w:val="28"/>
-          <w:lang w:val="en-US"/>
-        </w:rPr>
-      </w:pPr>
-      <w:r>
-        <w:rPr>
-          <w:rFonts w:ascii="Times New Roman" w:hAnsi="Times New Roman" w:cs="Times New Roman"/>
-          <w:sz w:val="28"/>
-          <w:szCs w:val="28"/>
-          <w:lang w:val="en-US"/>
-        </w:rPr>
-        <w:t>#define N 50000</w:t>
-      </w:r>
-    </w:p>
-    <w:p>
-      <w:pPr>
-        <w:rPr>
-          <w:rFonts w:ascii="Times New Roman" w:hAnsi="Times New Roman" w:cs="Times New Roman"/>
-          <w:sz w:val="28"/>
-          <w:szCs w:val="28"/>
-          <w:lang w:val="en-US"/>
+        </w:rPr>
+      </w:pPr>
+      <w:r>
+        <w:rPr>
+          <w:rFonts w:ascii="Times New Roman" w:hAnsi="Times New Roman" w:cs="Times New Roman"/>
+          <w:sz w:val="28"/>
+          <w:szCs w:val="28"/>
+        </w:rPr>
+        <w:t>#</w:t>
+      </w:r>
+      <w:r>
+        <w:rPr>
+          <w:rFonts w:ascii="Times New Roman" w:hAnsi="Times New Roman" w:cs="Times New Roman"/>
+          <w:sz w:val="28"/>
+          <w:szCs w:val="28"/>
+          <w:lang w:val="en-US"/>
+        </w:rPr>
+        <w:t>define</w:t>
+      </w:r>
+      <w:r>
+        <w:rPr>
+          <w:rFonts w:ascii="Times New Roman" w:hAnsi="Times New Roman" w:cs="Times New Roman"/>
+          <w:sz w:val="28"/>
+          <w:szCs w:val="28"/>
+        </w:rPr>
+        <w:t xml:space="preserve"> </w:t>
+      </w:r>
+      <w:r>
+        <w:rPr>
+          <w:rFonts w:ascii="Times New Roman" w:hAnsi="Times New Roman" w:cs="Times New Roman"/>
+          <w:sz w:val="28"/>
+          <w:szCs w:val="28"/>
+          <w:lang w:val="en-US"/>
+        </w:rPr>
+        <w:t>N</w:t>
+      </w:r>
+      <w:r>
+        <w:rPr>
+          <w:rFonts w:ascii="Times New Roman" w:hAnsi="Times New Roman" w:cs="Times New Roman"/>
+          <w:sz w:val="28"/>
+          <w:szCs w:val="28"/>
+        </w:rPr>
+        <w:t xml:space="preserve"> 50000</w:t>
+      </w:r>
+    </w:p>
+    <w:p>
+      <w:pPr>
+        <w:rPr>
+          <w:rFonts w:ascii="Times New Roman" w:hAnsi="Times New Roman" w:cs="Times New Roman"/>
+          <w:sz w:val="28"/>
+          <w:szCs w:val="28"/>
         </w:rPr>
       </w:pPr>
     </w:p>
@@ -6354,6 +6285,7 @@
           <w:szCs w:val="28"/>
           <w:lang w:val="en-US"/>
         </w:rPr>
+        <w:lastRenderedPageBreak/>
         <w:t xml:space="preserve">        for (i = gap; i &lt; count; ++i) {</w:t>
       </w:r>
     </w:p>
@@ -6597,7 +6529,6 @@
           <w:sz w:val="28"/>
           <w:szCs w:val="28"/>
         </w:rPr>
-        <w:lastRenderedPageBreak/>
         <w:t xml:space="preserve">// 2. Быстрая сортировка с оптимизацией глубины стека </w:t>
       </w:r>
       <w:proofErr w:type="gramStart"/>
@@ -6972,6 +6903,7 @@
           <w:sz w:val="28"/>
           <w:szCs w:val="28"/>
         </w:rPr>
+        <w:lastRenderedPageBreak/>
         <w:t xml:space="preserve">        } </w:t>
       </w:r>
       <w:proofErr w:type="spellStart"/>
@@ -7274,53 +7206,1150 @@
           <w:szCs w:val="28"/>
           <w:lang w:val="en-US"/>
         </w:rPr>
+        <w:t xml:space="preserve">            </w:t>
+      </w:r>
+      <w:proofErr w:type="spellStart"/>
+      <w:r>
+        <w:rPr>
+          <w:rFonts w:ascii="Times New Roman" w:hAnsi="Times New Roman" w:cs="Times New Roman"/>
+          <w:sz w:val="28"/>
+          <w:szCs w:val="28"/>
+        </w:rPr>
+        <w:t>right</w:t>
+      </w:r>
+      <w:proofErr w:type="spellEnd"/>
+      <w:r>
+        <w:rPr>
+          <w:rFonts w:ascii="Times New Roman" w:hAnsi="Times New Roman" w:cs="Times New Roman"/>
+          <w:sz w:val="28"/>
+          <w:szCs w:val="28"/>
+        </w:rPr>
+        <w:t xml:space="preserve"> = j; // переходим к левой части в цикле</w:t>
+      </w:r>
+    </w:p>
+    <w:p>
+      <w:pPr>
+        <w:rPr>
+          <w:rFonts w:ascii="Times New Roman" w:hAnsi="Times New Roman" w:cs="Times New Roman"/>
+          <w:sz w:val="28"/>
+          <w:szCs w:val="28"/>
+          <w:lang w:val="en-US"/>
+        </w:rPr>
+      </w:pPr>
+      <w:r>
+        <w:rPr>
+          <w:rFonts w:ascii="Times New Roman" w:hAnsi="Times New Roman" w:cs="Times New Roman"/>
+          <w:sz w:val="28"/>
+          <w:szCs w:val="28"/>
+        </w:rPr>
+        <w:t xml:space="preserve">        </w:t>
+      </w:r>
+      <w:r>
+        <w:rPr>
+          <w:rFonts w:ascii="Times New Roman" w:hAnsi="Times New Roman" w:cs="Times New Roman"/>
+          <w:sz w:val="28"/>
+          <w:szCs w:val="28"/>
+          <w:lang w:val="en-US"/>
+        </w:rPr>
+        <w:t>}</w:t>
+      </w:r>
+    </w:p>
+    <w:p>
+      <w:pPr>
+        <w:rPr>
+          <w:rFonts w:ascii="Times New Roman" w:hAnsi="Times New Roman" w:cs="Times New Roman"/>
+          <w:sz w:val="28"/>
+          <w:szCs w:val="28"/>
+          <w:lang w:val="en-US"/>
+        </w:rPr>
+      </w:pPr>
+      <w:r>
+        <w:rPr>
+          <w:rFonts w:ascii="Times New Roman" w:hAnsi="Times New Roman" w:cs="Times New Roman"/>
+          <w:sz w:val="28"/>
+          <w:szCs w:val="28"/>
+          <w:lang w:val="en-US"/>
+        </w:rPr>
+        <w:t xml:space="preserve">    }</w:t>
+      </w:r>
+    </w:p>
+    <w:p>
+      <w:pPr>
+        <w:rPr>
+          <w:rFonts w:ascii="Times New Roman" w:hAnsi="Times New Roman" w:cs="Times New Roman"/>
+          <w:sz w:val="28"/>
+          <w:szCs w:val="28"/>
+          <w:lang w:val="en-US"/>
+        </w:rPr>
+      </w:pPr>
+      <w:r>
+        <w:rPr>
+          <w:rFonts w:ascii="Times New Roman" w:hAnsi="Times New Roman" w:cs="Times New Roman"/>
+          <w:sz w:val="28"/>
+          <w:szCs w:val="28"/>
+          <w:lang w:val="en-US"/>
+        </w:rPr>
+        <w:t>}</w:t>
+      </w:r>
+    </w:p>
+    <w:p>
+      <w:pPr>
+        <w:rPr>
+          <w:rFonts w:ascii="Times New Roman" w:hAnsi="Times New Roman" w:cs="Times New Roman"/>
+          <w:sz w:val="28"/>
+          <w:szCs w:val="28"/>
+          <w:lang w:val="en-US"/>
+        </w:rPr>
+      </w:pPr>
+    </w:p>
+    <w:p>
+      <w:pPr>
+        <w:rPr>
+          <w:rFonts w:ascii="Times New Roman" w:hAnsi="Times New Roman" w:cs="Times New Roman"/>
+          <w:sz w:val="28"/>
+          <w:szCs w:val="28"/>
+          <w:lang w:val="en-US"/>
+        </w:rPr>
+      </w:pPr>
+      <w:r>
+        <w:rPr>
+          <w:rFonts w:ascii="Times New Roman" w:hAnsi="Times New Roman" w:cs="Times New Roman"/>
+          <w:sz w:val="28"/>
+          <w:szCs w:val="28"/>
+          <w:lang w:val="en-US"/>
+        </w:rPr>
+        <w:t xml:space="preserve">// </w:t>
+      </w:r>
+      <w:r>
+        <w:rPr>
+          <w:rFonts w:ascii="Times New Roman" w:hAnsi="Times New Roman" w:cs="Times New Roman"/>
+          <w:sz w:val="28"/>
+          <w:szCs w:val="28"/>
+        </w:rPr>
+        <w:t>Компаратор</w:t>
+      </w:r>
+      <w:r>
+        <w:rPr>
+          <w:rFonts w:ascii="Times New Roman" w:hAnsi="Times New Roman" w:cs="Times New Roman"/>
+          <w:sz w:val="28"/>
+          <w:szCs w:val="28"/>
+          <w:lang w:val="en-US"/>
+        </w:rPr>
+        <w:t xml:space="preserve"> </w:t>
+      </w:r>
+      <w:r>
+        <w:rPr>
+          <w:rFonts w:ascii="Times New Roman" w:hAnsi="Times New Roman" w:cs="Times New Roman"/>
+          <w:sz w:val="28"/>
+          <w:szCs w:val="28"/>
+        </w:rPr>
+        <w:t>для</w:t>
+      </w:r>
+      <w:r>
+        <w:rPr>
+          <w:rFonts w:ascii="Times New Roman" w:hAnsi="Times New Roman" w:cs="Times New Roman"/>
+          <w:sz w:val="28"/>
+          <w:szCs w:val="28"/>
+          <w:lang w:val="en-US"/>
+        </w:rPr>
+        <w:t xml:space="preserve"> qsort</w:t>
+      </w:r>
+    </w:p>
+    <w:p>
+      <w:pPr>
+        <w:rPr>
+          <w:rFonts w:ascii="Times New Roman" w:hAnsi="Times New Roman" w:cs="Times New Roman"/>
+          <w:sz w:val="28"/>
+          <w:szCs w:val="28"/>
+          <w:lang w:val="en-US"/>
+        </w:rPr>
+      </w:pPr>
+      <w:r>
+        <w:rPr>
+          <w:rFonts w:ascii="Times New Roman" w:hAnsi="Times New Roman" w:cs="Times New Roman"/>
+          <w:sz w:val="28"/>
+          <w:szCs w:val="28"/>
+          <w:lang w:val="en-US"/>
+        </w:rPr>
+        <w:t>int compare_</w:t>
+      </w:r>
+      <w:proofErr w:type="gramStart"/>
+      <w:r>
+        <w:rPr>
+          <w:rFonts w:ascii="Times New Roman" w:hAnsi="Times New Roman" w:cs="Times New Roman"/>
+          <w:sz w:val="28"/>
+          <w:szCs w:val="28"/>
+          <w:lang w:val="en-US"/>
+        </w:rPr>
+        <w:t>ints(</w:t>
+      </w:r>
+      <w:proofErr w:type="gramEnd"/>
+      <w:r>
+        <w:rPr>
+          <w:rFonts w:ascii="Times New Roman" w:hAnsi="Times New Roman" w:cs="Times New Roman"/>
+          <w:sz w:val="28"/>
+          <w:szCs w:val="28"/>
+          <w:lang w:val="en-US"/>
+        </w:rPr>
+        <w:t>const void* a, const void* b) {</w:t>
+      </w:r>
+    </w:p>
+    <w:p>
+      <w:pPr>
+        <w:rPr>
+          <w:rFonts w:ascii="Times New Roman" w:hAnsi="Times New Roman" w:cs="Times New Roman"/>
+          <w:sz w:val="28"/>
+          <w:szCs w:val="28"/>
+          <w:lang w:val="en-US"/>
+        </w:rPr>
+      </w:pPr>
+      <w:r>
+        <w:rPr>
+          <w:rFonts w:ascii="Times New Roman" w:hAnsi="Times New Roman" w:cs="Times New Roman"/>
+          <w:sz w:val="28"/>
+          <w:szCs w:val="28"/>
+          <w:lang w:val="en-US"/>
+        </w:rPr>
+        <w:t xml:space="preserve">    int arg1 = *(const int</w:t>
+      </w:r>
+      <w:proofErr w:type="gramStart"/>
+      <w:r>
+        <w:rPr>
+          <w:rFonts w:ascii="Times New Roman" w:hAnsi="Times New Roman" w:cs="Times New Roman"/>
+          <w:sz w:val="28"/>
+          <w:szCs w:val="28"/>
+          <w:lang w:val="en-US"/>
+        </w:rPr>
+        <w:t>*)a</w:t>
+      </w:r>
+      <w:proofErr w:type="gramEnd"/>
+      <w:r>
+        <w:rPr>
+          <w:rFonts w:ascii="Times New Roman" w:hAnsi="Times New Roman" w:cs="Times New Roman"/>
+          <w:sz w:val="28"/>
+          <w:szCs w:val="28"/>
+          <w:lang w:val="en-US"/>
+        </w:rPr>
+        <w:t>;</w:t>
+      </w:r>
+    </w:p>
+    <w:p>
+      <w:pPr>
+        <w:rPr>
+          <w:rFonts w:ascii="Times New Roman" w:hAnsi="Times New Roman" w:cs="Times New Roman"/>
+          <w:sz w:val="28"/>
+          <w:szCs w:val="28"/>
+          <w:lang w:val="en-US"/>
+        </w:rPr>
+      </w:pPr>
+      <w:r>
+        <w:rPr>
+          <w:rFonts w:ascii="Times New Roman" w:hAnsi="Times New Roman" w:cs="Times New Roman"/>
+          <w:sz w:val="28"/>
+          <w:szCs w:val="28"/>
+          <w:lang w:val="en-US"/>
+        </w:rPr>
+        <w:t xml:space="preserve">    int arg2 = *(const int</w:t>
+      </w:r>
+      <w:proofErr w:type="gramStart"/>
+      <w:r>
+        <w:rPr>
+          <w:rFonts w:ascii="Times New Roman" w:hAnsi="Times New Roman" w:cs="Times New Roman"/>
+          <w:sz w:val="28"/>
+          <w:szCs w:val="28"/>
+          <w:lang w:val="en-US"/>
+        </w:rPr>
+        <w:t>*)b</w:t>
+      </w:r>
+      <w:proofErr w:type="gramEnd"/>
+      <w:r>
+        <w:rPr>
+          <w:rFonts w:ascii="Times New Roman" w:hAnsi="Times New Roman" w:cs="Times New Roman"/>
+          <w:sz w:val="28"/>
+          <w:szCs w:val="28"/>
+          <w:lang w:val="en-US"/>
+        </w:rPr>
+        <w:t>;</w:t>
+      </w:r>
+    </w:p>
+    <w:p>
+      <w:pPr>
+        <w:rPr>
+          <w:rFonts w:ascii="Times New Roman" w:hAnsi="Times New Roman" w:cs="Times New Roman"/>
+          <w:sz w:val="28"/>
+          <w:szCs w:val="28"/>
+          <w:lang w:val="en-US"/>
+        </w:rPr>
+      </w:pPr>
+      <w:r>
+        <w:rPr>
+          <w:rFonts w:ascii="Times New Roman" w:hAnsi="Times New Roman" w:cs="Times New Roman"/>
+          <w:sz w:val="28"/>
+          <w:szCs w:val="28"/>
+          <w:lang w:val="en-US"/>
+        </w:rPr>
+        <w:t xml:space="preserve">    if (arg1 &lt; arg2) return -1;</w:t>
+      </w:r>
+    </w:p>
+    <w:p>
+      <w:pPr>
+        <w:rPr>
+          <w:rFonts w:ascii="Times New Roman" w:hAnsi="Times New Roman" w:cs="Times New Roman"/>
+          <w:sz w:val="28"/>
+          <w:szCs w:val="28"/>
+          <w:lang w:val="en-US"/>
+        </w:rPr>
+      </w:pPr>
+      <w:r>
+        <w:rPr>
+          <w:rFonts w:ascii="Times New Roman" w:hAnsi="Times New Roman" w:cs="Times New Roman"/>
+          <w:sz w:val="28"/>
+          <w:szCs w:val="28"/>
+          <w:lang w:val="en-US"/>
+        </w:rPr>
+        <w:t xml:space="preserve">    if (arg1 &gt; arg2) return 1;</w:t>
+      </w:r>
+    </w:p>
+    <w:p>
+      <w:pPr>
+        <w:rPr>
+          <w:rFonts w:ascii="Times New Roman" w:hAnsi="Times New Roman" w:cs="Times New Roman"/>
+          <w:sz w:val="28"/>
+          <w:szCs w:val="28"/>
+          <w:lang w:val="en-US"/>
+        </w:rPr>
+      </w:pPr>
+      <w:r>
+        <w:rPr>
+          <w:rFonts w:ascii="Times New Roman" w:hAnsi="Times New Roman" w:cs="Times New Roman"/>
+          <w:sz w:val="28"/>
+          <w:szCs w:val="28"/>
+          <w:lang w:val="en-US"/>
+        </w:rPr>
+        <w:t xml:space="preserve">    return 0;</w:t>
+      </w:r>
+    </w:p>
+    <w:p>
+      <w:pPr>
+        <w:rPr>
+          <w:rFonts w:ascii="Times New Roman" w:hAnsi="Times New Roman" w:cs="Times New Roman"/>
+          <w:sz w:val="28"/>
+          <w:szCs w:val="28"/>
+          <w:lang w:val="en-US"/>
+        </w:rPr>
+      </w:pPr>
+      <w:r>
+        <w:rPr>
+          <w:rFonts w:ascii="Times New Roman" w:hAnsi="Times New Roman" w:cs="Times New Roman"/>
+          <w:sz w:val="28"/>
+          <w:szCs w:val="28"/>
+          <w:lang w:val="en-US"/>
+        </w:rPr>
+        <w:t>}</w:t>
+      </w:r>
+    </w:p>
+    <w:p>
+      <w:pPr>
+        <w:rPr>
+          <w:rFonts w:ascii="Times New Roman" w:hAnsi="Times New Roman" w:cs="Times New Roman"/>
+          <w:sz w:val="28"/>
+          <w:szCs w:val="28"/>
+          <w:lang w:val="en-US"/>
+        </w:rPr>
+      </w:pPr>
+    </w:p>
+    <w:p>
+      <w:pPr>
+        <w:rPr>
+          <w:rFonts w:ascii="Times New Roman" w:hAnsi="Times New Roman" w:cs="Times New Roman"/>
+          <w:sz w:val="28"/>
+          <w:szCs w:val="28"/>
+          <w:lang w:val="en-US"/>
+        </w:rPr>
+      </w:pPr>
+      <w:r>
+        <w:rPr>
+          <w:rFonts w:ascii="Times New Roman" w:hAnsi="Times New Roman" w:cs="Times New Roman"/>
+          <w:sz w:val="28"/>
+          <w:szCs w:val="28"/>
+          <w:lang w:val="en-US"/>
+        </w:rPr>
+        <w:t xml:space="preserve">// </w:t>
+      </w:r>
+      <w:r>
+        <w:rPr>
+          <w:rFonts w:ascii="Times New Roman" w:hAnsi="Times New Roman" w:cs="Times New Roman"/>
+          <w:sz w:val="28"/>
+          <w:szCs w:val="28"/>
+        </w:rPr>
+        <w:t>Генерация</w:t>
+      </w:r>
+      <w:r>
+        <w:rPr>
+          <w:rFonts w:ascii="Times New Roman" w:hAnsi="Times New Roman" w:cs="Times New Roman"/>
+          <w:sz w:val="28"/>
+          <w:szCs w:val="28"/>
+          <w:lang w:val="en-US"/>
+        </w:rPr>
+        <w:t xml:space="preserve"> </w:t>
+      </w:r>
+      <w:r>
+        <w:rPr>
+          <w:rFonts w:ascii="Times New Roman" w:hAnsi="Times New Roman" w:cs="Times New Roman"/>
+          <w:sz w:val="28"/>
+          <w:szCs w:val="28"/>
+        </w:rPr>
+        <w:t>наборов</w:t>
+      </w:r>
+      <w:r>
+        <w:rPr>
+          <w:rFonts w:ascii="Times New Roman" w:hAnsi="Times New Roman" w:cs="Times New Roman"/>
+          <w:sz w:val="28"/>
+          <w:szCs w:val="28"/>
+          <w:lang w:val="en-US"/>
+        </w:rPr>
+        <w:t xml:space="preserve"> </w:t>
+      </w:r>
+      <w:r>
+        <w:rPr>
+          <w:rFonts w:ascii="Times New Roman" w:hAnsi="Times New Roman" w:cs="Times New Roman"/>
+          <w:sz w:val="28"/>
+          <w:szCs w:val="28"/>
+        </w:rPr>
+        <w:t>данных</w:t>
+      </w:r>
+    </w:p>
+    <w:p>
+      <w:pPr>
+        <w:rPr>
+          <w:rFonts w:ascii="Times New Roman" w:hAnsi="Times New Roman" w:cs="Times New Roman"/>
+          <w:sz w:val="28"/>
+          <w:szCs w:val="28"/>
+          <w:lang w:val="en-US"/>
+        </w:rPr>
+      </w:pPr>
+      <w:r>
+        <w:rPr>
+          <w:rFonts w:ascii="Times New Roman" w:hAnsi="Times New Roman" w:cs="Times New Roman"/>
+          <w:sz w:val="28"/>
+          <w:szCs w:val="28"/>
+          <w:lang w:val="en-US"/>
+        </w:rPr>
+        <w:t>void generate_</w:t>
+      </w:r>
+      <w:proofErr w:type="gramStart"/>
+      <w:r>
+        <w:rPr>
+          <w:rFonts w:ascii="Times New Roman" w:hAnsi="Times New Roman" w:cs="Times New Roman"/>
+          <w:sz w:val="28"/>
+          <w:szCs w:val="28"/>
+          <w:lang w:val="en-US"/>
+        </w:rPr>
+        <w:t>random(</w:t>
+      </w:r>
+      <w:proofErr w:type="gramEnd"/>
+      <w:r>
+        <w:rPr>
+          <w:rFonts w:ascii="Times New Roman" w:hAnsi="Times New Roman" w:cs="Times New Roman"/>
+          <w:sz w:val="28"/>
+          <w:szCs w:val="28"/>
+          <w:lang w:val="en-US"/>
+        </w:rPr>
+        <w:t>int* arr, int n) {</w:t>
+      </w:r>
+    </w:p>
+    <w:p>
+      <w:pPr>
+        <w:rPr>
+          <w:rFonts w:ascii="Times New Roman" w:hAnsi="Times New Roman" w:cs="Times New Roman"/>
+          <w:sz w:val="28"/>
+          <w:szCs w:val="28"/>
+          <w:lang w:val="en-US"/>
+        </w:rPr>
+      </w:pPr>
+      <w:r>
+        <w:rPr>
+          <w:rFonts w:ascii="Times New Roman" w:hAnsi="Times New Roman" w:cs="Times New Roman"/>
+          <w:sz w:val="28"/>
+          <w:szCs w:val="28"/>
+          <w:lang w:val="en-US"/>
+        </w:rPr>
+        <w:t xml:space="preserve">    for (int i = 0; i &lt; n; i++) arr[i] = </w:t>
+      </w:r>
+      <w:proofErr w:type="gramStart"/>
+      <w:r>
+        <w:rPr>
+          <w:rFonts w:ascii="Times New Roman" w:hAnsi="Times New Roman" w:cs="Times New Roman"/>
+          <w:sz w:val="28"/>
+          <w:szCs w:val="28"/>
+          <w:lang w:val="en-US"/>
+        </w:rPr>
+        <w:t>rand(</w:t>
+      </w:r>
+      <w:proofErr w:type="gramEnd"/>
+      <w:r>
+        <w:rPr>
+          <w:rFonts w:ascii="Times New Roman" w:hAnsi="Times New Roman" w:cs="Times New Roman"/>
+          <w:sz w:val="28"/>
+          <w:szCs w:val="28"/>
+          <w:lang w:val="en-US"/>
+        </w:rPr>
+        <w:t>) % 100000;</w:t>
+      </w:r>
+    </w:p>
+    <w:p>
+      <w:pPr>
+        <w:rPr>
+          <w:rFonts w:ascii="Times New Roman" w:hAnsi="Times New Roman" w:cs="Times New Roman"/>
+          <w:sz w:val="28"/>
+          <w:szCs w:val="28"/>
+          <w:lang w:val="en-US"/>
+        </w:rPr>
+      </w:pPr>
+      <w:r>
+        <w:rPr>
+          <w:rFonts w:ascii="Times New Roman" w:hAnsi="Times New Roman" w:cs="Times New Roman"/>
+          <w:sz w:val="28"/>
+          <w:szCs w:val="28"/>
+          <w:lang w:val="en-US"/>
+        </w:rPr>
         <w:lastRenderedPageBreak/>
-        <w:t xml:space="preserve">            </w:t>
-      </w:r>
-      <w:proofErr w:type="spellStart"/>
-      <w:r>
-        <w:rPr>
-          <w:rFonts w:ascii="Times New Roman" w:hAnsi="Times New Roman" w:cs="Times New Roman"/>
-          <w:sz w:val="28"/>
-          <w:szCs w:val="28"/>
-        </w:rPr>
-        <w:t>right</w:t>
-      </w:r>
-      <w:proofErr w:type="spellEnd"/>
-      <w:r>
-        <w:rPr>
-          <w:rFonts w:ascii="Times New Roman" w:hAnsi="Times New Roman" w:cs="Times New Roman"/>
-          <w:sz w:val="28"/>
-          <w:szCs w:val="28"/>
-        </w:rPr>
-        <w:t xml:space="preserve"> = j; // переходим к левой части в цикле</w:t>
-      </w:r>
-    </w:p>
-    <w:p>
-      <w:pPr>
-        <w:rPr>
-          <w:rFonts w:ascii="Times New Roman" w:hAnsi="Times New Roman" w:cs="Times New Roman"/>
-          <w:sz w:val="28"/>
-          <w:szCs w:val="28"/>
-          <w:lang w:val="en-US"/>
-        </w:rPr>
-      </w:pPr>
-      <w:r>
-        <w:rPr>
-          <w:rFonts w:ascii="Times New Roman" w:hAnsi="Times New Roman" w:cs="Times New Roman"/>
-          <w:sz w:val="28"/>
-          <w:szCs w:val="28"/>
+        <w:t>}</w:t>
+      </w:r>
+    </w:p>
+    <w:p>
+      <w:pPr>
+        <w:rPr>
+          <w:rFonts w:ascii="Times New Roman" w:hAnsi="Times New Roman" w:cs="Times New Roman"/>
+          <w:sz w:val="28"/>
+          <w:szCs w:val="28"/>
+          <w:lang w:val="en-US"/>
+        </w:rPr>
+      </w:pPr>
+    </w:p>
+    <w:p>
+      <w:pPr>
+        <w:rPr>
+          <w:rFonts w:ascii="Times New Roman" w:hAnsi="Times New Roman" w:cs="Times New Roman"/>
+          <w:sz w:val="28"/>
+          <w:szCs w:val="28"/>
+          <w:lang w:val="en-US"/>
+        </w:rPr>
+      </w:pPr>
+      <w:r>
+        <w:rPr>
+          <w:rFonts w:ascii="Times New Roman" w:hAnsi="Times New Roman" w:cs="Times New Roman"/>
+          <w:sz w:val="28"/>
+          <w:szCs w:val="28"/>
+          <w:lang w:val="en-US"/>
+        </w:rPr>
+        <w:t>void generate_</w:t>
+      </w:r>
+      <w:proofErr w:type="gramStart"/>
+      <w:r>
+        <w:rPr>
+          <w:rFonts w:ascii="Times New Roman" w:hAnsi="Times New Roman" w:cs="Times New Roman"/>
+          <w:sz w:val="28"/>
+          <w:szCs w:val="28"/>
+          <w:lang w:val="en-US"/>
+        </w:rPr>
+        <w:t>ascending(</w:t>
+      </w:r>
+      <w:proofErr w:type="gramEnd"/>
+      <w:r>
+        <w:rPr>
+          <w:rFonts w:ascii="Times New Roman" w:hAnsi="Times New Roman" w:cs="Times New Roman"/>
+          <w:sz w:val="28"/>
+          <w:szCs w:val="28"/>
+          <w:lang w:val="en-US"/>
+        </w:rPr>
+        <w:t>int* arr, int n) {</w:t>
+      </w:r>
+    </w:p>
+    <w:p>
+      <w:pPr>
+        <w:rPr>
+          <w:rFonts w:ascii="Times New Roman" w:hAnsi="Times New Roman" w:cs="Times New Roman"/>
+          <w:sz w:val="28"/>
+          <w:szCs w:val="28"/>
+          <w:lang w:val="en-US"/>
+        </w:rPr>
+      </w:pPr>
+      <w:r>
+        <w:rPr>
+          <w:rFonts w:ascii="Times New Roman" w:hAnsi="Times New Roman" w:cs="Times New Roman"/>
+          <w:sz w:val="28"/>
+          <w:szCs w:val="28"/>
+          <w:lang w:val="en-US"/>
+        </w:rPr>
+        <w:t xml:space="preserve">    for (int i = 0; i &lt; n; i++) arr[i] = i;</w:t>
+      </w:r>
+    </w:p>
+    <w:p>
+      <w:pPr>
+        <w:rPr>
+          <w:rFonts w:ascii="Times New Roman" w:hAnsi="Times New Roman" w:cs="Times New Roman"/>
+          <w:sz w:val="28"/>
+          <w:szCs w:val="28"/>
+          <w:lang w:val="en-US"/>
+        </w:rPr>
+      </w:pPr>
+      <w:r>
+        <w:rPr>
+          <w:rFonts w:ascii="Times New Roman" w:hAnsi="Times New Roman" w:cs="Times New Roman"/>
+          <w:sz w:val="28"/>
+          <w:szCs w:val="28"/>
+          <w:lang w:val="en-US"/>
+        </w:rPr>
+        <w:t>}</w:t>
+      </w:r>
+    </w:p>
+    <w:p>
+      <w:pPr>
+        <w:rPr>
+          <w:rFonts w:ascii="Times New Roman" w:hAnsi="Times New Roman" w:cs="Times New Roman"/>
+          <w:sz w:val="28"/>
+          <w:szCs w:val="28"/>
+          <w:lang w:val="en-US"/>
+        </w:rPr>
+      </w:pPr>
+    </w:p>
+    <w:p>
+      <w:pPr>
+        <w:rPr>
+          <w:rFonts w:ascii="Times New Roman" w:hAnsi="Times New Roman" w:cs="Times New Roman"/>
+          <w:sz w:val="28"/>
+          <w:szCs w:val="28"/>
+          <w:lang w:val="en-US"/>
+        </w:rPr>
+      </w:pPr>
+      <w:r>
+        <w:rPr>
+          <w:rFonts w:ascii="Times New Roman" w:hAnsi="Times New Roman" w:cs="Times New Roman"/>
+          <w:sz w:val="28"/>
+          <w:szCs w:val="28"/>
+          <w:lang w:val="en-US"/>
+        </w:rPr>
+        <w:t>void generate_</w:t>
+      </w:r>
+      <w:proofErr w:type="gramStart"/>
+      <w:r>
+        <w:rPr>
+          <w:rFonts w:ascii="Times New Roman" w:hAnsi="Times New Roman" w:cs="Times New Roman"/>
+          <w:sz w:val="28"/>
+          <w:szCs w:val="28"/>
+          <w:lang w:val="en-US"/>
+        </w:rPr>
+        <w:t>descending(</w:t>
+      </w:r>
+      <w:proofErr w:type="gramEnd"/>
+      <w:r>
+        <w:rPr>
+          <w:rFonts w:ascii="Times New Roman" w:hAnsi="Times New Roman" w:cs="Times New Roman"/>
+          <w:sz w:val="28"/>
+          <w:szCs w:val="28"/>
+          <w:lang w:val="en-US"/>
+        </w:rPr>
+        <w:t>int* arr, int n) {</w:t>
+      </w:r>
+    </w:p>
+    <w:p>
+      <w:pPr>
+        <w:rPr>
+          <w:rFonts w:ascii="Times New Roman" w:hAnsi="Times New Roman" w:cs="Times New Roman"/>
+          <w:sz w:val="28"/>
+          <w:szCs w:val="28"/>
+          <w:lang w:val="en-US"/>
+        </w:rPr>
+      </w:pPr>
+      <w:r>
+        <w:rPr>
+          <w:rFonts w:ascii="Times New Roman" w:hAnsi="Times New Roman" w:cs="Times New Roman"/>
+          <w:sz w:val="28"/>
+          <w:szCs w:val="28"/>
+          <w:lang w:val="en-US"/>
+        </w:rPr>
+        <w:t xml:space="preserve">    for (int i = 0; i &lt; n; i++) arr[i] = n - i;</w:t>
+      </w:r>
+    </w:p>
+    <w:p>
+      <w:pPr>
+        <w:rPr>
+          <w:rFonts w:ascii="Times New Roman" w:hAnsi="Times New Roman" w:cs="Times New Roman"/>
+          <w:sz w:val="28"/>
+          <w:szCs w:val="28"/>
+          <w:lang w:val="en-US"/>
+        </w:rPr>
+      </w:pPr>
+      <w:r>
+        <w:rPr>
+          <w:rFonts w:ascii="Times New Roman" w:hAnsi="Times New Roman" w:cs="Times New Roman"/>
+          <w:sz w:val="28"/>
+          <w:szCs w:val="28"/>
+          <w:lang w:val="en-US"/>
+        </w:rPr>
+        <w:t>}</w:t>
+      </w:r>
+    </w:p>
+    <w:p>
+      <w:pPr>
+        <w:rPr>
+          <w:rFonts w:ascii="Times New Roman" w:hAnsi="Times New Roman" w:cs="Times New Roman"/>
+          <w:sz w:val="28"/>
+          <w:szCs w:val="28"/>
+          <w:lang w:val="en-US"/>
+        </w:rPr>
+      </w:pPr>
+    </w:p>
+    <w:p>
+      <w:pPr>
+        <w:rPr>
+          <w:rFonts w:ascii="Times New Roman" w:hAnsi="Times New Roman" w:cs="Times New Roman"/>
+          <w:sz w:val="28"/>
+          <w:szCs w:val="28"/>
+          <w:lang w:val="en-US"/>
+        </w:rPr>
+      </w:pPr>
+      <w:r>
+        <w:rPr>
+          <w:rFonts w:ascii="Times New Roman" w:hAnsi="Times New Roman" w:cs="Times New Roman"/>
+          <w:sz w:val="28"/>
+          <w:szCs w:val="28"/>
+          <w:lang w:val="en-US"/>
+        </w:rPr>
+        <w:t>void generate_half_asc_half_</w:t>
+      </w:r>
+      <w:proofErr w:type="gramStart"/>
+      <w:r>
+        <w:rPr>
+          <w:rFonts w:ascii="Times New Roman" w:hAnsi="Times New Roman" w:cs="Times New Roman"/>
+          <w:sz w:val="28"/>
+          <w:szCs w:val="28"/>
+          <w:lang w:val="en-US"/>
+        </w:rPr>
+        <w:t>desc(</w:t>
+      </w:r>
+      <w:proofErr w:type="gramEnd"/>
+      <w:r>
+        <w:rPr>
+          <w:rFonts w:ascii="Times New Roman" w:hAnsi="Times New Roman" w:cs="Times New Roman"/>
+          <w:sz w:val="28"/>
+          <w:szCs w:val="28"/>
+          <w:lang w:val="en-US"/>
+        </w:rPr>
+        <w:t>int* arr, int n) {</w:t>
+      </w:r>
+    </w:p>
+    <w:p>
+      <w:pPr>
+        <w:rPr>
+          <w:rFonts w:ascii="Times New Roman" w:hAnsi="Times New Roman" w:cs="Times New Roman"/>
+          <w:sz w:val="28"/>
+          <w:szCs w:val="28"/>
+          <w:lang w:val="en-US"/>
+        </w:rPr>
+      </w:pPr>
+      <w:r>
+        <w:rPr>
+          <w:rFonts w:ascii="Times New Roman" w:hAnsi="Times New Roman" w:cs="Times New Roman"/>
+          <w:sz w:val="28"/>
+          <w:szCs w:val="28"/>
+          <w:lang w:val="en-US"/>
+        </w:rPr>
+        <w:t xml:space="preserve">    int mid = n / 2;</w:t>
+      </w:r>
+    </w:p>
+    <w:p>
+      <w:pPr>
+        <w:rPr>
+          <w:rFonts w:ascii="Times New Roman" w:hAnsi="Times New Roman" w:cs="Times New Roman"/>
+          <w:sz w:val="28"/>
+          <w:szCs w:val="28"/>
+          <w:lang w:val="en-US"/>
+        </w:rPr>
+      </w:pPr>
+      <w:r>
+        <w:rPr>
+          <w:rFonts w:ascii="Times New Roman" w:hAnsi="Times New Roman" w:cs="Times New Roman"/>
+          <w:sz w:val="28"/>
+          <w:szCs w:val="28"/>
+          <w:lang w:val="en-US"/>
+        </w:rPr>
+        <w:t xml:space="preserve">    for (int i = 0; i &lt; mid; i++) arr[i] = i;</w:t>
+      </w:r>
+    </w:p>
+    <w:p>
+      <w:pPr>
+        <w:rPr>
+          <w:rFonts w:ascii="Times New Roman" w:hAnsi="Times New Roman" w:cs="Times New Roman"/>
+          <w:sz w:val="28"/>
+          <w:szCs w:val="28"/>
+          <w:lang w:val="en-US"/>
+        </w:rPr>
+      </w:pPr>
+      <w:r>
+        <w:rPr>
+          <w:rFonts w:ascii="Times New Roman" w:hAnsi="Times New Roman" w:cs="Times New Roman"/>
+          <w:sz w:val="28"/>
+          <w:szCs w:val="28"/>
+          <w:lang w:val="en-US"/>
+        </w:rPr>
+        <w:t xml:space="preserve">    for (int i = mid; i &lt; n; i++) arr[i] = n - i;</w:t>
+      </w:r>
+    </w:p>
+    <w:p>
+      <w:pPr>
+        <w:rPr>
+          <w:rFonts w:ascii="Times New Roman" w:hAnsi="Times New Roman" w:cs="Times New Roman"/>
+          <w:sz w:val="28"/>
+          <w:szCs w:val="28"/>
+          <w:lang w:val="en-US"/>
+        </w:rPr>
+      </w:pPr>
+      <w:r>
+        <w:rPr>
+          <w:rFonts w:ascii="Times New Roman" w:hAnsi="Times New Roman" w:cs="Times New Roman"/>
+          <w:sz w:val="28"/>
+          <w:szCs w:val="28"/>
+          <w:lang w:val="en-US"/>
+        </w:rPr>
+        <w:t>}</w:t>
+      </w:r>
+    </w:p>
+    <w:p>
+      <w:pPr>
+        <w:rPr>
+          <w:rFonts w:ascii="Times New Roman" w:hAnsi="Times New Roman" w:cs="Times New Roman"/>
+          <w:sz w:val="28"/>
+          <w:szCs w:val="28"/>
+          <w:lang w:val="en-US"/>
+        </w:rPr>
+      </w:pPr>
+    </w:p>
+    <w:p>
+      <w:pPr>
+        <w:rPr>
+          <w:rFonts w:ascii="Times New Roman" w:hAnsi="Times New Roman" w:cs="Times New Roman"/>
+          <w:sz w:val="28"/>
+          <w:szCs w:val="28"/>
+          <w:lang w:val="en-US"/>
+        </w:rPr>
+      </w:pPr>
+      <w:r>
+        <w:rPr>
+          <w:rFonts w:ascii="Times New Roman" w:hAnsi="Times New Roman" w:cs="Times New Roman"/>
+          <w:sz w:val="28"/>
+          <w:szCs w:val="28"/>
+          <w:lang w:val="en-US"/>
+        </w:rPr>
+        <w:t>void run_</w:t>
+      </w:r>
+      <w:proofErr w:type="gramStart"/>
+      <w:r>
+        <w:rPr>
+          <w:rFonts w:ascii="Times New Roman" w:hAnsi="Times New Roman" w:cs="Times New Roman"/>
+          <w:sz w:val="28"/>
+          <w:szCs w:val="28"/>
+          <w:lang w:val="en-US"/>
+        </w:rPr>
+        <w:t>test(</w:t>
+      </w:r>
+      <w:proofErr w:type="gramEnd"/>
+      <w:r>
+        <w:rPr>
+          <w:rFonts w:ascii="Times New Roman" w:hAnsi="Times New Roman" w:cs="Times New Roman"/>
+          <w:sz w:val="28"/>
+          <w:szCs w:val="28"/>
+          <w:lang w:val="en-US"/>
+        </w:rPr>
+        <w:t>const char* test_name, void (*gen_</w:t>
+      </w:r>
+      <w:proofErr w:type="gramStart"/>
+      <w:r>
+        <w:rPr>
+          <w:rFonts w:ascii="Times New Roman" w:hAnsi="Times New Roman" w:cs="Times New Roman"/>
+          <w:sz w:val="28"/>
+          <w:szCs w:val="28"/>
+          <w:lang w:val="en-US"/>
+        </w:rPr>
+        <w:t>func)(</w:t>
+      </w:r>
+      <w:proofErr w:type="gramEnd"/>
+      <w:r>
+        <w:rPr>
+          <w:rFonts w:ascii="Times New Roman" w:hAnsi="Times New Roman" w:cs="Times New Roman"/>
+          <w:sz w:val="28"/>
+          <w:szCs w:val="28"/>
+          <w:lang w:val="en-US"/>
+        </w:rPr>
+        <w:t>int*, int)) {</w:t>
+      </w:r>
+    </w:p>
+    <w:p>
+      <w:pPr>
+        <w:rPr>
+          <w:rFonts w:ascii="Times New Roman" w:hAnsi="Times New Roman" w:cs="Times New Roman"/>
+          <w:sz w:val="28"/>
+          <w:szCs w:val="28"/>
+          <w:lang w:val="en-US"/>
+        </w:rPr>
+      </w:pPr>
+      <w:r>
+        <w:rPr>
+          <w:rFonts w:ascii="Times New Roman" w:hAnsi="Times New Roman" w:cs="Times New Roman"/>
+          <w:sz w:val="28"/>
+          <w:szCs w:val="28"/>
+          <w:lang w:val="en-US"/>
+        </w:rPr>
+        <w:t xml:space="preserve">    int* orig = (int</w:t>
+      </w:r>
+      <w:proofErr w:type="gramStart"/>
+      <w:r>
+        <w:rPr>
+          <w:rFonts w:ascii="Times New Roman" w:hAnsi="Times New Roman" w:cs="Times New Roman"/>
+          <w:sz w:val="28"/>
+          <w:szCs w:val="28"/>
+          <w:lang w:val="en-US"/>
+        </w:rPr>
+        <w:t>*)malloc</w:t>
+      </w:r>
+      <w:proofErr w:type="gramEnd"/>
+      <w:r>
+        <w:rPr>
+          <w:rFonts w:ascii="Times New Roman" w:hAnsi="Times New Roman" w:cs="Times New Roman"/>
+          <w:sz w:val="28"/>
+          <w:szCs w:val="28"/>
+          <w:lang w:val="en-US"/>
+        </w:rPr>
+        <w:t>(N * sizeof(int));</w:t>
+      </w:r>
+    </w:p>
+    <w:p>
+      <w:pPr>
+        <w:rPr>
+          <w:rFonts w:ascii="Times New Roman" w:hAnsi="Times New Roman" w:cs="Times New Roman"/>
+          <w:sz w:val="28"/>
+          <w:szCs w:val="28"/>
+          <w:lang w:val="en-US"/>
+        </w:rPr>
+      </w:pPr>
+      <w:r>
+        <w:rPr>
+          <w:rFonts w:ascii="Times New Roman" w:hAnsi="Times New Roman" w:cs="Times New Roman"/>
+          <w:sz w:val="28"/>
+          <w:szCs w:val="28"/>
+          <w:lang w:val="en-US"/>
+        </w:rPr>
+        <w:t xml:space="preserve">    int* work = (int</w:t>
+      </w:r>
+      <w:proofErr w:type="gramStart"/>
+      <w:r>
+        <w:rPr>
+          <w:rFonts w:ascii="Times New Roman" w:hAnsi="Times New Roman" w:cs="Times New Roman"/>
+          <w:sz w:val="28"/>
+          <w:szCs w:val="28"/>
+          <w:lang w:val="en-US"/>
+        </w:rPr>
+        <w:t>*)malloc</w:t>
+      </w:r>
+      <w:proofErr w:type="gramEnd"/>
+      <w:r>
+        <w:rPr>
+          <w:rFonts w:ascii="Times New Roman" w:hAnsi="Times New Roman" w:cs="Times New Roman"/>
+          <w:sz w:val="28"/>
+          <w:szCs w:val="28"/>
+          <w:lang w:val="en-US"/>
+        </w:rPr>
+        <w:t>(N * sizeof(int));</w:t>
+      </w:r>
+    </w:p>
+    <w:p>
+      <w:pPr>
+        <w:rPr>
+          <w:rFonts w:ascii="Times New Roman" w:hAnsi="Times New Roman" w:cs="Times New Roman"/>
+          <w:sz w:val="28"/>
+          <w:szCs w:val="28"/>
+          <w:lang w:val="en-US"/>
+        </w:rPr>
+      </w:pPr>
+    </w:p>
+    <w:p>
+      <w:pPr>
+        <w:rPr>
+          <w:rFonts w:ascii="Times New Roman" w:hAnsi="Times New Roman" w:cs="Times New Roman"/>
+          <w:sz w:val="28"/>
+          <w:szCs w:val="28"/>
+          <w:lang w:val="en-US"/>
+        </w:rPr>
+      </w:pPr>
+      <w:r>
+        <w:rPr>
+          <w:rFonts w:ascii="Times New Roman" w:hAnsi="Times New Roman" w:cs="Times New Roman"/>
+          <w:sz w:val="28"/>
+          <w:szCs w:val="28"/>
+          <w:lang w:val="en-US"/>
+        </w:rPr>
+        <w:t xml:space="preserve">    if </w:t>
+      </w:r>
+      <w:proofErr w:type="gramStart"/>
+      <w:r>
+        <w:rPr>
+          <w:rFonts w:ascii="Times New Roman" w:hAnsi="Times New Roman" w:cs="Times New Roman"/>
+          <w:sz w:val="28"/>
+          <w:szCs w:val="28"/>
+          <w:lang w:val="en-US"/>
+        </w:rPr>
+        <w:t>(!orig</w:t>
+      </w:r>
+      <w:proofErr w:type="gramEnd"/>
+      <w:r>
+        <w:rPr>
+          <w:rFonts w:ascii="Times New Roman" w:hAnsi="Times New Roman" w:cs="Times New Roman"/>
+          <w:sz w:val="28"/>
+          <w:szCs w:val="28"/>
+          <w:lang w:val="en-US"/>
+        </w:rPr>
+        <w:t xml:space="preserve"> |</w:t>
+      </w:r>
+      <w:proofErr w:type="gramStart"/>
+      <w:r>
+        <w:rPr>
+          <w:rFonts w:ascii="Times New Roman" w:hAnsi="Times New Roman" w:cs="Times New Roman"/>
+          <w:sz w:val="28"/>
+          <w:szCs w:val="28"/>
+          <w:lang w:val="en-US"/>
+        </w:rPr>
+        <w:t>| !work</w:t>
+      </w:r>
+      <w:proofErr w:type="gramEnd"/>
+      <w:r>
+        <w:rPr>
+          <w:rFonts w:ascii="Times New Roman" w:hAnsi="Times New Roman" w:cs="Times New Roman"/>
+          <w:sz w:val="28"/>
+          <w:szCs w:val="28"/>
+          <w:lang w:val="en-US"/>
+        </w:rPr>
+        <w:t>) {</w:t>
+      </w:r>
+    </w:p>
+    <w:p>
+      <w:pPr>
+        <w:rPr>
+          <w:rFonts w:ascii="Times New Roman" w:hAnsi="Times New Roman" w:cs="Times New Roman"/>
+          <w:sz w:val="28"/>
+          <w:szCs w:val="28"/>
+          <w:lang w:val="en-US"/>
+        </w:rPr>
+      </w:pPr>
+      <w:r>
+        <w:rPr>
+          <w:rFonts w:ascii="Times New Roman" w:hAnsi="Times New Roman" w:cs="Times New Roman"/>
+          <w:sz w:val="28"/>
+          <w:szCs w:val="28"/>
+          <w:lang w:val="en-US"/>
         </w:rPr>
         <w:t xml:space="preserve">        </w:t>
       </w:r>
-      <w:r>
-        <w:rPr>
-          <w:rFonts w:ascii="Times New Roman" w:hAnsi="Times New Roman" w:cs="Times New Roman"/>
-          <w:sz w:val="28"/>
-          <w:szCs w:val="28"/>
-          <w:lang w:val="en-US"/>
-        </w:rPr>
-        <w:t>}</w:t>
+      <w:proofErr w:type="gramStart"/>
+      <w:r>
+        <w:rPr>
+          <w:rFonts w:ascii="Times New Roman" w:hAnsi="Times New Roman" w:cs="Times New Roman"/>
+          <w:sz w:val="28"/>
+          <w:szCs w:val="28"/>
+          <w:lang w:val="en-US"/>
+        </w:rPr>
+        <w:t>printf(</w:t>
+      </w:r>
+      <w:proofErr w:type="gramEnd"/>
+      <w:r>
+        <w:rPr>
+          <w:rFonts w:ascii="Times New Roman" w:hAnsi="Times New Roman" w:cs="Times New Roman"/>
+          <w:sz w:val="28"/>
+          <w:szCs w:val="28"/>
+          <w:lang w:val="en-US"/>
+        </w:rPr>
+        <w:t>"</w:t>
+      </w:r>
+      <w:r>
+        <w:rPr>
+          <w:rFonts w:ascii="Times New Roman" w:hAnsi="Times New Roman" w:cs="Times New Roman"/>
+          <w:sz w:val="28"/>
+          <w:szCs w:val="28"/>
+        </w:rPr>
+        <w:t>Ошибка</w:t>
+      </w:r>
+      <w:r>
+        <w:rPr>
+          <w:rFonts w:ascii="Times New Roman" w:hAnsi="Times New Roman" w:cs="Times New Roman"/>
+          <w:sz w:val="28"/>
+          <w:szCs w:val="28"/>
+          <w:lang w:val="en-US"/>
+        </w:rPr>
+        <w:t xml:space="preserve"> </w:t>
+      </w:r>
+      <w:r>
+        <w:rPr>
+          <w:rFonts w:ascii="Times New Roman" w:hAnsi="Times New Roman" w:cs="Times New Roman"/>
+          <w:sz w:val="28"/>
+          <w:szCs w:val="28"/>
+        </w:rPr>
+        <w:t>выделения</w:t>
+      </w:r>
+      <w:r>
+        <w:rPr>
+          <w:rFonts w:ascii="Times New Roman" w:hAnsi="Times New Roman" w:cs="Times New Roman"/>
+          <w:sz w:val="28"/>
+          <w:szCs w:val="28"/>
+          <w:lang w:val="en-US"/>
+        </w:rPr>
+        <w:t xml:space="preserve"> </w:t>
+      </w:r>
+      <w:proofErr w:type="gramStart"/>
+      <w:r>
+        <w:rPr>
+          <w:rFonts w:ascii="Times New Roman" w:hAnsi="Times New Roman" w:cs="Times New Roman"/>
+          <w:sz w:val="28"/>
+          <w:szCs w:val="28"/>
+        </w:rPr>
+        <w:t>памяти</w:t>
+      </w:r>
+      <w:r>
+        <w:rPr>
+          <w:rFonts w:ascii="Times New Roman" w:hAnsi="Times New Roman" w:cs="Times New Roman"/>
+          <w:sz w:val="28"/>
+          <w:szCs w:val="28"/>
+          <w:lang w:val="en-US"/>
+        </w:rPr>
+        <w:t>!\</w:t>
+      </w:r>
+      <w:proofErr w:type="gramEnd"/>
+      <w:r>
+        <w:rPr>
+          <w:rFonts w:ascii="Times New Roman" w:hAnsi="Times New Roman" w:cs="Times New Roman"/>
+          <w:sz w:val="28"/>
+          <w:szCs w:val="28"/>
+          <w:lang w:val="en-US"/>
+        </w:rPr>
+        <w:t>n");</w:t>
+      </w:r>
+    </w:p>
+    <w:p>
+      <w:pPr>
+        <w:rPr>
+          <w:rFonts w:ascii="Times New Roman" w:hAnsi="Times New Roman" w:cs="Times New Roman"/>
+          <w:sz w:val="28"/>
+          <w:szCs w:val="28"/>
+          <w:lang w:val="en-US"/>
+        </w:rPr>
+      </w:pPr>
+      <w:r>
+        <w:rPr>
+          <w:rFonts w:ascii="Times New Roman" w:hAnsi="Times New Roman" w:cs="Times New Roman"/>
+          <w:sz w:val="28"/>
+          <w:szCs w:val="28"/>
+          <w:lang w:val="en-US"/>
+        </w:rPr>
+        <w:t xml:space="preserve">        return;</w:t>
       </w:r>
     </w:p>
     <w:p>
@@ -7351,96 +8380,24 @@
           <w:lang w:val="en-US"/>
         </w:rPr>
       </w:pPr>
-      <w:r>
-        <w:rPr>
-          <w:rFonts w:ascii="Times New Roman" w:hAnsi="Times New Roman" w:cs="Times New Roman"/>
-          <w:sz w:val="28"/>
-          <w:szCs w:val="28"/>
-          <w:lang w:val="en-US"/>
-        </w:rPr>
-        <w:t>}</w:t>
-      </w:r>
-    </w:p>
-    <w:p>
-      <w:pPr>
-        <w:rPr>
-          <w:rFonts w:ascii="Times New Roman" w:hAnsi="Times New Roman" w:cs="Times New Roman"/>
-          <w:sz w:val="28"/>
-          <w:szCs w:val="28"/>
-          <w:lang w:val="en-US"/>
-        </w:rPr>
-      </w:pPr>
-    </w:p>
-    <w:p>
-      <w:pPr>
-        <w:rPr>
-          <w:rFonts w:ascii="Times New Roman" w:hAnsi="Times New Roman" w:cs="Times New Roman"/>
-          <w:sz w:val="28"/>
-          <w:szCs w:val="28"/>
-          <w:lang w:val="en-US"/>
-        </w:rPr>
-      </w:pPr>
-      <w:r>
-        <w:rPr>
-          <w:rFonts w:ascii="Times New Roman" w:hAnsi="Times New Roman" w:cs="Times New Roman"/>
-          <w:sz w:val="28"/>
-          <w:szCs w:val="28"/>
-          <w:lang w:val="en-US"/>
-        </w:rPr>
-        <w:t xml:space="preserve">// </w:t>
-      </w:r>
-      <w:r>
-        <w:rPr>
-          <w:rFonts w:ascii="Times New Roman" w:hAnsi="Times New Roman" w:cs="Times New Roman"/>
-          <w:sz w:val="28"/>
-          <w:szCs w:val="28"/>
-        </w:rPr>
-        <w:t>Компаратор</w:t>
-      </w:r>
-      <w:r>
-        <w:rPr>
-          <w:rFonts w:ascii="Times New Roman" w:hAnsi="Times New Roman" w:cs="Times New Roman"/>
-          <w:sz w:val="28"/>
-          <w:szCs w:val="28"/>
-          <w:lang w:val="en-US"/>
-        </w:rPr>
-        <w:t xml:space="preserve"> </w:t>
-      </w:r>
-      <w:r>
-        <w:rPr>
-          <w:rFonts w:ascii="Times New Roman" w:hAnsi="Times New Roman" w:cs="Times New Roman"/>
-          <w:sz w:val="28"/>
-          <w:szCs w:val="28"/>
-        </w:rPr>
-        <w:t>для</w:t>
-      </w:r>
-      <w:r>
-        <w:rPr>
-          <w:rFonts w:ascii="Times New Roman" w:hAnsi="Times New Roman" w:cs="Times New Roman"/>
-          <w:sz w:val="28"/>
-          <w:szCs w:val="28"/>
-          <w:lang w:val="en-US"/>
-        </w:rPr>
-        <w:t xml:space="preserve"> qsort</w:t>
-      </w:r>
-    </w:p>
-    <w:p>
-      <w:pPr>
-        <w:rPr>
-          <w:rFonts w:ascii="Times New Roman" w:hAnsi="Times New Roman" w:cs="Times New Roman"/>
-          <w:sz w:val="28"/>
-          <w:szCs w:val="28"/>
-          <w:lang w:val="en-US"/>
-        </w:rPr>
-      </w:pPr>
-      <w:r>
-        <w:rPr>
-          <w:rFonts w:ascii="Times New Roman" w:hAnsi="Times New Roman" w:cs="Times New Roman"/>
-          <w:sz w:val="28"/>
-          <w:szCs w:val="28"/>
-          <w:lang w:val="en-US"/>
-        </w:rPr>
-        <w:t>int compare_</w:t>
+    </w:p>
+    <w:p>
+      <w:pPr>
+        <w:rPr>
+          <w:rFonts w:ascii="Times New Roman" w:hAnsi="Times New Roman" w:cs="Times New Roman"/>
+          <w:sz w:val="28"/>
+          <w:szCs w:val="28"/>
+          <w:lang w:val="en-US"/>
+        </w:rPr>
+      </w:pPr>
+      <w:r>
+        <w:rPr>
+          <w:rFonts w:ascii="Times New Roman" w:hAnsi="Times New Roman" w:cs="Times New Roman"/>
+          <w:sz w:val="28"/>
+          <w:szCs w:val="28"/>
+          <w:lang w:val="en-US"/>
+        </w:rPr>
+        <w:t xml:space="preserve">    gen_</w:t>
       </w:r>
       <w:proofErr w:type="gramStart"/>
       <w:r>
@@ -7450,7 +8407,7 @@
           <w:szCs w:val="28"/>
           <w:lang w:val="en-US"/>
         </w:rPr>
-        <w:t>ints(</w:t>
+        <w:t>func(</w:t>
       </w:r>
       <w:proofErr w:type="gramEnd"/>
       <w:r>
@@ -7460,1032 +8417,6 @@
           <w:szCs w:val="28"/>
           <w:lang w:val="en-US"/>
         </w:rPr>
-        <w:t>const void* a, const void* b) {</w:t>
-      </w:r>
-    </w:p>
-    <w:p>
-      <w:pPr>
-        <w:rPr>
-          <w:rFonts w:ascii="Times New Roman" w:hAnsi="Times New Roman" w:cs="Times New Roman"/>
-          <w:sz w:val="28"/>
-          <w:szCs w:val="28"/>
-          <w:lang w:val="en-US"/>
-        </w:rPr>
-      </w:pPr>
-      <w:r>
-        <w:rPr>
-          <w:rFonts w:ascii="Times New Roman" w:hAnsi="Times New Roman" w:cs="Times New Roman"/>
-          <w:sz w:val="28"/>
-          <w:szCs w:val="28"/>
-          <w:lang w:val="en-US"/>
-        </w:rPr>
-        <w:t xml:space="preserve">    int arg1 = *(const int</w:t>
-      </w:r>
-      <w:proofErr w:type="gramStart"/>
-      <w:r>
-        <w:rPr>
-          <w:rFonts w:ascii="Times New Roman" w:hAnsi="Times New Roman" w:cs="Times New Roman"/>
-          <w:sz w:val="28"/>
-          <w:szCs w:val="28"/>
-          <w:lang w:val="en-US"/>
-        </w:rPr>
-        <w:t>*)a</w:t>
-      </w:r>
-      <w:proofErr w:type="gramEnd"/>
-      <w:r>
-        <w:rPr>
-          <w:rFonts w:ascii="Times New Roman" w:hAnsi="Times New Roman" w:cs="Times New Roman"/>
-          <w:sz w:val="28"/>
-          <w:szCs w:val="28"/>
-          <w:lang w:val="en-US"/>
-        </w:rPr>
-        <w:t>;</w:t>
-      </w:r>
-    </w:p>
-    <w:p>
-      <w:pPr>
-        <w:rPr>
-          <w:rFonts w:ascii="Times New Roman" w:hAnsi="Times New Roman" w:cs="Times New Roman"/>
-          <w:sz w:val="28"/>
-          <w:szCs w:val="28"/>
-          <w:lang w:val="en-US"/>
-        </w:rPr>
-      </w:pPr>
-      <w:r>
-        <w:rPr>
-          <w:rFonts w:ascii="Times New Roman" w:hAnsi="Times New Roman" w:cs="Times New Roman"/>
-          <w:sz w:val="28"/>
-          <w:szCs w:val="28"/>
-          <w:lang w:val="en-US"/>
-        </w:rPr>
-        <w:t xml:space="preserve">    int arg2 = *(const int</w:t>
-      </w:r>
-      <w:proofErr w:type="gramStart"/>
-      <w:r>
-        <w:rPr>
-          <w:rFonts w:ascii="Times New Roman" w:hAnsi="Times New Roman" w:cs="Times New Roman"/>
-          <w:sz w:val="28"/>
-          <w:szCs w:val="28"/>
-          <w:lang w:val="en-US"/>
-        </w:rPr>
-        <w:t>*)b</w:t>
-      </w:r>
-      <w:proofErr w:type="gramEnd"/>
-      <w:r>
-        <w:rPr>
-          <w:rFonts w:ascii="Times New Roman" w:hAnsi="Times New Roman" w:cs="Times New Roman"/>
-          <w:sz w:val="28"/>
-          <w:szCs w:val="28"/>
-          <w:lang w:val="en-US"/>
-        </w:rPr>
-        <w:t>;</w:t>
-      </w:r>
-    </w:p>
-    <w:p>
-      <w:pPr>
-        <w:rPr>
-          <w:rFonts w:ascii="Times New Roman" w:hAnsi="Times New Roman" w:cs="Times New Roman"/>
-          <w:sz w:val="28"/>
-          <w:szCs w:val="28"/>
-          <w:lang w:val="en-US"/>
-        </w:rPr>
-      </w:pPr>
-      <w:r>
-        <w:rPr>
-          <w:rFonts w:ascii="Times New Roman" w:hAnsi="Times New Roman" w:cs="Times New Roman"/>
-          <w:sz w:val="28"/>
-          <w:szCs w:val="28"/>
-          <w:lang w:val="en-US"/>
-        </w:rPr>
-        <w:t xml:space="preserve">    if (arg1 &lt; arg2) return -1;</w:t>
-      </w:r>
-    </w:p>
-    <w:p>
-      <w:pPr>
-        <w:rPr>
-          <w:rFonts w:ascii="Times New Roman" w:hAnsi="Times New Roman" w:cs="Times New Roman"/>
-          <w:sz w:val="28"/>
-          <w:szCs w:val="28"/>
-          <w:lang w:val="en-US"/>
-        </w:rPr>
-      </w:pPr>
-      <w:r>
-        <w:rPr>
-          <w:rFonts w:ascii="Times New Roman" w:hAnsi="Times New Roman" w:cs="Times New Roman"/>
-          <w:sz w:val="28"/>
-          <w:szCs w:val="28"/>
-          <w:lang w:val="en-US"/>
-        </w:rPr>
-        <w:t xml:space="preserve">    if (arg1 &gt; arg2) return 1;</w:t>
-      </w:r>
-    </w:p>
-    <w:p>
-      <w:pPr>
-        <w:rPr>
-          <w:rFonts w:ascii="Times New Roman" w:hAnsi="Times New Roman" w:cs="Times New Roman"/>
-          <w:sz w:val="28"/>
-          <w:szCs w:val="28"/>
-          <w:lang w:val="en-US"/>
-        </w:rPr>
-      </w:pPr>
-      <w:r>
-        <w:rPr>
-          <w:rFonts w:ascii="Times New Roman" w:hAnsi="Times New Roman" w:cs="Times New Roman"/>
-          <w:sz w:val="28"/>
-          <w:szCs w:val="28"/>
-          <w:lang w:val="en-US"/>
-        </w:rPr>
-        <w:t xml:space="preserve">    return 0;</w:t>
-      </w:r>
-    </w:p>
-    <w:p>
-      <w:pPr>
-        <w:rPr>
-          <w:rFonts w:ascii="Times New Roman" w:hAnsi="Times New Roman" w:cs="Times New Roman"/>
-          <w:sz w:val="28"/>
-          <w:szCs w:val="28"/>
-          <w:lang w:val="en-US"/>
-        </w:rPr>
-      </w:pPr>
-      <w:r>
-        <w:rPr>
-          <w:rFonts w:ascii="Times New Roman" w:hAnsi="Times New Roman" w:cs="Times New Roman"/>
-          <w:sz w:val="28"/>
-          <w:szCs w:val="28"/>
-          <w:lang w:val="en-US"/>
-        </w:rPr>
-        <w:t>}</w:t>
-      </w:r>
-    </w:p>
-    <w:p>
-      <w:pPr>
-        <w:rPr>
-          <w:rFonts w:ascii="Times New Roman" w:hAnsi="Times New Roman" w:cs="Times New Roman"/>
-          <w:sz w:val="28"/>
-          <w:szCs w:val="28"/>
-          <w:lang w:val="en-US"/>
-        </w:rPr>
-      </w:pPr>
-    </w:p>
-    <w:p>
-      <w:pPr>
-        <w:rPr>
-          <w:rFonts w:ascii="Times New Roman" w:hAnsi="Times New Roman" w:cs="Times New Roman"/>
-          <w:sz w:val="28"/>
-          <w:szCs w:val="28"/>
-          <w:lang w:val="en-US"/>
-        </w:rPr>
-      </w:pPr>
-      <w:r>
-        <w:rPr>
-          <w:rFonts w:ascii="Times New Roman" w:hAnsi="Times New Roman" w:cs="Times New Roman"/>
-          <w:sz w:val="28"/>
-          <w:szCs w:val="28"/>
-          <w:lang w:val="en-US"/>
-        </w:rPr>
-        <w:t xml:space="preserve">// </w:t>
-      </w:r>
-      <w:r>
-        <w:rPr>
-          <w:rFonts w:ascii="Times New Roman" w:hAnsi="Times New Roman" w:cs="Times New Roman"/>
-          <w:sz w:val="28"/>
-          <w:szCs w:val="28"/>
-        </w:rPr>
-        <w:t>Генерация</w:t>
-      </w:r>
-      <w:r>
-        <w:rPr>
-          <w:rFonts w:ascii="Times New Roman" w:hAnsi="Times New Roman" w:cs="Times New Roman"/>
-          <w:sz w:val="28"/>
-          <w:szCs w:val="28"/>
-          <w:lang w:val="en-US"/>
-        </w:rPr>
-        <w:t xml:space="preserve"> </w:t>
-      </w:r>
-      <w:r>
-        <w:rPr>
-          <w:rFonts w:ascii="Times New Roman" w:hAnsi="Times New Roman" w:cs="Times New Roman"/>
-          <w:sz w:val="28"/>
-          <w:szCs w:val="28"/>
-        </w:rPr>
-        <w:t>наборов</w:t>
-      </w:r>
-      <w:r>
-        <w:rPr>
-          <w:rFonts w:ascii="Times New Roman" w:hAnsi="Times New Roman" w:cs="Times New Roman"/>
-          <w:sz w:val="28"/>
-          <w:szCs w:val="28"/>
-          <w:lang w:val="en-US"/>
-        </w:rPr>
-        <w:t xml:space="preserve"> </w:t>
-      </w:r>
-      <w:r>
-        <w:rPr>
-          <w:rFonts w:ascii="Times New Roman" w:hAnsi="Times New Roman" w:cs="Times New Roman"/>
-          <w:sz w:val="28"/>
-          <w:szCs w:val="28"/>
-        </w:rPr>
-        <w:t>данных</w:t>
-      </w:r>
-    </w:p>
-    <w:p>
-      <w:pPr>
-        <w:rPr>
-          <w:rFonts w:ascii="Times New Roman" w:hAnsi="Times New Roman" w:cs="Times New Roman"/>
-          <w:sz w:val="28"/>
-          <w:szCs w:val="28"/>
-          <w:lang w:val="en-US"/>
-        </w:rPr>
-      </w:pPr>
-      <w:r>
-        <w:rPr>
-          <w:rFonts w:ascii="Times New Roman" w:hAnsi="Times New Roman" w:cs="Times New Roman"/>
-          <w:sz w:val="28"/>
-          <w:szCs w:val="28"/>
-          <w:lang w:val="en-US"/>
-        </w:rPr>
-        <w:t>void generate_</w:t>
-      </w:r>
-      <w:proofErr w:type="gramStart"/>
-      <w:r>
-        <w:rPr>
-          <w:rFonts w:ascii="Times New Roman" w:hAnsi="Times New Roman" w:cs="Times New Roman"/>
-          <w:sz w:val="28"/>
-          <w:szCs w:val="28"/>
-          <w:lang w:val="en-US"/>
-        </w:rPr>
-        <w:t>random(</w:t>
-      </w:r>
-      <w:proofErr w:type="gramEnd"/>
-      <w:r>
-        <w:rPr>
-          <w:rFonts w:ascii="Times New Roman" w:hAnsi="Times New Roman" w:cs="Times New Roman"/>
-          <w:sz w:val="28"/>
-          <w:szCs w:val="28"/>
-          <w:lang w:val="en-US"/>
-        </w:rPr>
-        <w:t>int* arr, int n) {</w:t>
-      </w:r>
-    </w:p>
-    <w:p>
-      <w:pPr>
-        <w:rPr>
-          <w:rFonts w:ascii="Times New Roman" w:hAnsi="Times New Roman" w:cs="Times New Roman"/>
-          <w:sz w:val="28"/>
-          <w:szCs w:val="28"/>
-          <w:lang w:val="en-US"/>
-        </w:rPr>
-      </w:pPr>
-      <w:r>
-        <w:rPr>
-          <w:rFonts w:ascii="Times New Roman" w:hAnsi="Times New Roman" w:cs="Times New Roman"/>
-          <w:sz w:val="28"/>
-          <w:szCs w:val="28"/>
-          <w:lang w:val="en-US"/>
-        </w:rPr>
-        <w:t xml:space="preserve">    for (int i = 0; i &lt; n; i++) arr[i] = </w:t>
-      </w:r>
-      <w:proofErr w:type="gramStart"/>
-      <w:r>
-        <w:rPr>
-          <w:rFonts w:ascii="Times New Roman" w:hAnsi="Times New Roman" w:cs="Times New Roman"/>
-          <w:sz w:val="28"/>
-          <w:szCs w:val="28"/>
-          <w:lang w:val="en-US"/>
-        </w:rPr>
-        <w:t>rand(</w:t>
-      </w:r>
-      <w:proofErr w:type="gramEnd"/>
-      <w:r>
-        <w:rPr>
-          <w:rFonts w:ascii="Times New Roman" w:hAnsi="Times New Roman" w:cs="Times New Roman"/>
-          <w:sz w:val="28"/>
-          <w:szCs w:val="28"/>
-          <w:lang w:val="en-US"/>
-        </w:rPr>
-        <w:t>) % 100000;</w:t>
-      </w:r>
-    </w:p>
-    <w:p>
-      <w:pPr>
-        <w:rPr>
-          <w:rFonts w:ascii="Times New Roman" w:hAnsi="Times New Roman" w:cs="Times New Roman"/>
-          <w:sz w:val="28"/>
-          <w:szCs w:val="28"/>
-          <w:lang w:val="en-US"/>
-        </w:rPr>
-      </w:pPr>
-      <w:r>
-        <w:rPr>
-          <w:rFonts w:ascii="Times New Roman" w:hAnsi="Times New Roman" w:cs="Times New Roman"/>
-          <w:sz w:val="28"/>
-          <w:szCs w:val="28"/>
-          <w:lang w:val="en-US"/>
-        </w:rPr>
-        <w:t>}</w:t>
-      </w:r>
-    </w:p>
-    <w:p>
-      <w:pPr>
-        <w:rPr>
-          <w:rFonts w:ascii="Times New Roman" w:hAnsi="Times New Roman" w:cs="Times New Roman"/>
-          <w:sz w:val="28"/>
-          <w:szCs w:val="28"/>
-          <w:lang w:val="en-US"/>
-        </w:rPr>
-      </w:pPr>
-    </w:p>
-    <w:p>
-      <w:pPr>
-        <w:rPr>
-          <w:rFonts w:ascii="Times New Roman" w:hAnsi="Times New Roman" w:cs="Times New Roman"/>
-          <w:sz w:val="28"/>
-          <w:szCs w:val="28"/>
-          <w:lang w:val="en-US"/>
-        </w:rPr>
-      </w:pPr>
-      <w:r>
-        <w:rPr>
-          <w:rFonts w:ascii="Times New Roman" w:hAnsi="Times New Roman" w:cs="Times New Roman"/>
-          <w:sz w:val="28"/>
-          <w:szCs w:val="28"/>
-          <w:lang w:val="en-US"/>
-        </w:rPr>
-        <w:t>void generate_</w:t>
-      </w:r>
-      <w:proofErr w:type="gramStart"/>
-      <w:r>
-        <w:rPr>
-          <w:rFonts w:ascii="Times New Roman" w:hAnsi="Times New Roman" w:cs="Times New Roman"/>
-          <w:sz w:val="28"/>
-          <w:szCs w:val="28"/>
-          <w:lang w:val="en-US"/>
-        </w:rPr>
-        <w:t>ascending(</w:t>
-      </w:r>
-      <w:proofErr w:type="gramEnd"/>
-      <w:r>
-        <w:rPr>
-          <w:rFonts w:ascii="Times New Roman" w:hAnsi="Times New Roman" w:cs="Times New Roman"/>
-          <w:sz w:val="28"/>
-          <w:szCs w:val="28"/>
-          <w:lang w:val="en-US"/>
-        </w:rPr>
-        <w:t>int* arr, int n) {</w:t>
-      </w:r>
-    </w:p>
-    <w:p>
-      <w:pPr>
-        <w:rPr>
-          <w:rFonts w:ascii="Times New Roman" w:hAnsi="Times New Roman" w:cs="Times New Roman"/>
-          <w:sz w:val="28"/>
-          <w:szCs w:val="28"/>
-          <w:lang w:val="en-US"/>
-        </w:rPr>
-      </w:pPr>
-      <w:r>
-        <w:rPr>
-          <w:rFonts w:ascii="Times New Roman" w:hAnsi="Times New Roman" w:cs="Times New Roman"/>
-          <w:sz w:val="28"/>
-          <w:szCs w:val="28"/>
-          <w:lang w:val="en-US"/>
-        </w:rPr>
-        <w:t xml:space="preserve">    for (int i = 0; i &lt; n; i++) arr[i] = i;</w:t>
-      </w:r>
-    </w:p>
-    <w:p>
-      <w:pPr>
-        <w:rPr>
-          <w:rFonts w:ascii="Times New Roman" w:hAnsi="Times New Roman" w:cs="Times New Roman"/>
-          <w:sz w:val="28"/>
-          <w:szCs w:val="28"/>
-          <w:lang w:val="en-US"/>
-        </w:rPr>
-      </w:pPr>
-      <w:r>
-        <w:rPr>
-          <w:rFonts w:ascii="Times New Roman" w:hAnsi="Times New Roman" w:cs="Times New Roman"/>
-          <w:sz w:val="28"/>
-          <w:szCs w:val="28"/>
-          <w:lang w:val="en-US"/>
-        </w:rPr>
-        <w:t>}</w:t>
-      </w:r>
-    </w:p>
-    <w:p>
-      <w:pPr>
-        <w:rPr>
-          <w:rFonts w:ascii="Times New Roman" w:hAnsi="Times New Roman" w:cs="Times New Roman"/>
-          <w:sz w:val="28"/>
-          <w:szCs w:val="28"/>
-          <w:lang w:val="en-US"/>
-        </w:rPr>
-      </w:pPr>
-    </w:p>
-    <w:p>
-      <w:pPr>
-        <w:rPr>
-          <w:rFonts w:ascii="Times New Roman" w:hAnsi="Times New Roman" w:cs="Times New Roman"/>
-          <w:sz w:val="28"/>
-          <w:szCs w:val="28"/>
-          <w:lang w:val="en-US"/>
-        </w:rPr>
-      </w:pPr>
-      <w:r>
-        <w:rPr>
-          <w:rFonts w:ascii="Times New Roman" w:hAnsi="Times New Roman" w:cs="Times New Roman"/>
-          <w:sz w:val="28"/>
-          <w:szCs w:val="28"/>
-          <w:lang w:val="en-US"/>
-        </w:rPr>
-        <w:t>void generate_</w:t>
-      </w:r>
-      <w:proofErr w:type="gramStart"/>
-      <w:r>
-        <w:rPr>
-          <w:rFonts w:ascii="Times New Roman" w:hAnsi="Times New Roman" w:cs="Times New Roman"/>
-          <w:sz w:val="28"/>
-          <w:szCs w:val="28"/>
-          <w:lang w:val="en-US"/>
-        </w:rPr>
-        <w:t>descending(</w:t>
-      </w:r>
-      <w:proofErr w:type="gramEnd"/>
-      <w:r>
-        <w:rPr>
-          <w:rFonts w:ascii="Times New Roman" w:hAnsi="Times New Roman" w:cs="Times New Roman"/>
-          <w:sz w:val="28"/>
-          <w:szCs w:val="28"/>
-          <w:lang w:val="en-US"/>
-        </w:rPr>
-        <w:t>int* arr, int n) {</w:t>
-      </w:r>
-    </w:p>
-    <w:p>
-      <w:pPr>
-        <w:rPr>
-          <w:rFonts w:ascii="Times New Roman" w:hAnsi="Times New Roman" w:cs="Times New Roman"/>
-          <w:sz w:val="28"/>
-          <w:szCs w:val="28"/>
-          <w:lang w:val="en-US"/>
-        </w:rPr>
-      </w:pPr>
-      <w:r>
-        <w:rPr>
-          <w:rFonts w:ascii="Times New Roman" w:hAnsi="Times New Roman" w:cs="Times New Roman"/>
-          <w:sz w:val="28"/>
-          <w:szCs w:val="28"/>
-          <w:lang w:val="en-US"/>
-        </w:rPr>
-        <w:t xml:space="preserve">    for (int i = 0; i &lt; n; i++) arr[i] = n - i;</w:t>
-      </w:r>
-    </w:p>
-    <w:p>
-      <w:pPr>
-        <w:rPr>
-          <w:rFonts w:ascii="Times New Roman" w:hAnsi="Times New Roman" w:cs="Times New Roman"/>
-          <w:sz w:val="28"/>
-          <w:szCs w:val="28"/>
-          <w:lang w:val="en-US"/>
-        </w:rPr>
-      </w:pPr>
-      <w:r>
-        <w:rPr>
-          <w:rFonts w:ascii="Times New Roman" w:hAnsi="Times New Roman" w:cs="Times New Roman"/>
-          <w:sz w:val="28"/>
-          <w:szCs w:val="28"/>
-          <w:lang w:val="en-US"/>
-        </w:rPr>
-        <w:t>}</w:t>
-      </w:r>
-    </w:p>
-    <w:p>
-      <w:pPr>
-        <w:rPr>
-          <w:rFonts w:ascii="Times New Roman" w:hAnsi="Times New Roman" w:cs="Times New Roman"/>
-          <w:sz w:val="28"/>
-          <w:szCs w:val="28"/>
-          <w:lang w:val="en-US"/>
-        </w:rPr>
-      </w:pPr>
-    </w:p>
-    <w:p>
-      <w:pPr>
-        <w:rPr>
-          <w:rFonts w:ascii="Times New Roman" w:hAnsi="Times New Roman" w:cs="Times New Roman"/>
-          <w:sz w:val="28"/>
-          <w:szCs w:val="28"/>
-          <w:lang w:val="en-US"/>
-        </w:rPr>
-      </w:pPr>
-      <w:r>
-        <w:rPr>
-          <w:rFonts w:ascii="Times New Roman" w:hAnsi="Times New Roman" w:cs="Times New Roman"/>
-          <w:sz w:val="28"/>
-          <w:szCs w:val="28"/>
-          <w:lang w:val="en-US"/>
-        </w:rPr>
-        <w:lastRenderedPageBreak/>
-        <w:t>void generate_half_asc_half_</w:t>
-      </w:r>
-      <w:proofErr w:type="gramStart"/>
-      <w:r>
-        <w:rPr>
-          <w:rFonts w:ascii="Times New Roman" w:hAnsi="Times New Roman" w:cs="Times New Roman"/>
-          <w:sz w:val="28"/>
-          <w:szCs w:val="28"/>
-          <w:lang w:val="en-US"/>
-        </w:rPr>
-        <w:t>desc(</w:t>
-      </w:r>
-      <w:proofErr w:type="gramEnd"/>
-      <w:r>
-        <w:rPr>
-          <w:rFonts w:ascii="Times New Roman" w:hAnsi="Times New Roman" w:cs="Times New Roman"/>
-          <w:sz w:val="28"/>
-          <w:szCs w:val="28"/>
-          <w:lang w:val="en-US"/>
-        </w:rPr>
-        <w:t>int* arr, int n) {</w:t>
-      </w:r>
-    </w:p>
-    <w:p>
-      <w:pPr>
-        <w:rPr>
-          <w:rFonts w:ascii="Times New Roman" w:hAnsi="Times New Roman" w:cs="Times New Roman"/>
-          <w:sz w:val="28"/>
-          <w:szCs w:val="28"/>
-          <w:lang w:val="en-US"/>
-        </w:rPr>
-      </w:pPr>
-      <w:r>
-        <w:rPr>
-          <w:rFonts w:ascii="Times New Roman" w:hAnsi="Times New Roman" w:cs="Times New Roman"/>
-          <w:sz w:val="28"/>
-          <w:szCs w:val="28"/>
-          <w:lang w:val="en-US"/>
-        </w:rPr>
-        <w:t xml:space="preserve">    int mid = n / 2;</w:t>
-      </w:r>
-    </w:p>
-    <w:p>
-      <w:pPr>
-        <w:rPr>
-          <w:rFonts w:ascii="Times New Roman" w:hAnsi="Times New Roman" w:cs="Times New Roman"/>
-          <w:sz w:val="28"/>
-          <w:szCs w:val="28"/>
-          <w:lang w:val="en-US"/>
-        </w:rPr>
-      </w:pPr>
-      <w:r>
-        <w:rPr>
-          <w:rFonts w:ascii="Times New Roman" w:hAnsi="Times New Roman" w:cs="Times New Roman"/>
-          <w:sz w:val="28"/>
-          <w:szCs w:val="28"/>
-          <w:lang w:val="en-US"/>
-        </w:rPr>
-        <w:t xml:space="preserve">    for (int i = 0; i &lt; mid; i++) arr[i] = i;</w:t>
-      </w:r>
-    </w:p>
-    <w:p>
-      <w:pPr>
-        <w:rPr>
-          <w:rFonts w:ascii="Times New Roman" w:hAnsi="Times New Roman" w:cs="Times New Roman"/>
-          <w:sz w:val="28"/>
-          <w:szCs w:val="28"/>
-          <w:lang w:val="en-US"/>
-        </w:rPr>
-      </w:pPr>
-      <w:r>
-        <w:rPr>
-          <w:rFonts w:ascii="Times New Roman" w:hAnsi="Times New Roman" w:cs="Times New Roman"/>
-          <w:sz w:val="28"/>
-          <w:szCs w:val="28"/>
-          <w:lang w:val="en-US"/>
-        </w:rPr>
-        <w:t xml:space="preserve">    for (int i = mid; i &lt; n; i++) arr[i] = n - i;</w:t>
-      </w:r>
-    </w:p>
-    <w:p>
-      <w:pPr>
-        <w:rPr>
-          <w:rFonts w:ascii="Times New Roman" w:hAnsi="Times New Roman" w:cs="Times New Roman"/>
-          <w:sz w:val="28"/>
-          <w:szCs w:val="28"/>
-          <w:lang w:val="en-US"/>
-        </w:rPr>
-      </w:pPr>
-      <w:r>
-        <w:rPr>
-          <w:rFonts w:ascii="Times New Roman" w:hAnsi="Times New Roman" w:cs="Times New Roman"/>
-          <w:sz w:val="28"/>
-          <w:szCs w:val="28"/>
-          <w:lang w:val="en-US"/>
-        </w:rPr>
-        <w:t>}</w:t>
-      </w:r>
-    </w:p>
-    <w:p>
-      <w:pPr>
-        <w:rPr>
-          <w:rFonts w:ascii="Times New Roman" w:hAnsi="Times New Roman" w:cs="Times New Roman"/>
-          <w:sz w:val="28"/>
-          <w:szCs w:val="28"/>
-          <w:lang w:val="en-US"/>
-        </w:rPr>
-      </w:pPr>
-    </w:p>
-    <w:p>
-      <w:pPr>
-        <w:rPr>
-          <w:rFonts w:ascii="Times New Roman" w:hAnsi="Times New Roman" w:cs="Times New Roman"/>
-          <w:sz w:val="28"/>
-          <w:szCs w:val="28"/>
-          <w:lang w:val="en-US"/>
-        </w:rPr>
-      </w:pPr>
-      <w:r>
-        <w:rPr>
-          <w:rFonts w:ascii="Times New Roman" w:hAnsi="Times New Roman" w:cs="Times New Roman"/>
-          <w:sz w:val="28"/>
-          <w:szCs w:val="28"/>
-          <w:lang w:val="en-US"/>
-        </w:rPr>
-        <w:t>void run_</w:t>
-      </w:r>
-      <w:proofErr w:type="gramStart"/>
-      <w:r>
-        <w:rPr>
-          <w:rFonts w:ascii="Times New Roman" w:hAnsi="Times New Roman" w:cs="Times New Roman"/>
-          <w:sz w:val="28"/>
-          <w:szCs w:val="28"/>
-          <w:lang w:val="en-US"/>
-        </w:rPr>
-        <w:t>test(</w:t>
-      </w:r>
-      <w:proofErr w:type="gramEnd"/>
-      <w:r>
-        <w:rPr>
-          <w:rFonts w:ascii="Times New Roman" w:hAnsi="Times New Roman" w:cs="Times New Roman"/>
-          <w:sz w:val="28"/>
-          <w:szCs w:val="28"/>
-          <w:lang w:val="en-US"/>
-        </w:rPr>
-        <w:t>const char* test_name, void (*gen_</w:t>
-      </w:r>
-      <w:proofErr w:type="gramStart"/>
-      <w:r>
-        <w:rPr>
-          <w:rFonts w:ascii="Times New Roman" w:hAnsi="Times New Roman" w:cs="Times New Roman"/>
-          <w:sz w:val="28"/>
-          <w:szCs w:val="28"/>
-          <w:lang w:val="en-US"/>
-        </w:rPr>
-        <w:t>func)(</w:t>
-      </w:r>
-      <w:proofErr w:type="gramEnd"/>
-      <w:r>
-        <w:rPr>
-          <w:rFonts w:ascii="Times New Roman" w:hAnsi="Times New Roman" w:cs="Times New Roman"/>
-          <w:sz w:val="28"/>
-          <w:szCs w:val="28"/>
-          <w:lang w:val="en-US"/>
-        </w:rPr>
-        <w:t>int*, int)) {</w:t>
-      </w:r>
-    </w:p>
-    <w:p>
-      <w:pPr>
-        <w:rPr>
-          <w:rFonts w:ascii="Times New Roman" w:hAnsi="Times New Roman" w:cs="Times New Roman"/>
-          <w:sz w:val="28"/>
-          <w:szCs w:val="28"/>
-          <w:lang w:val="en-US"/>
-        </w:rPr>
-      </w:pPr>
-      <w:r>
-        <w:rPr>
-          <w:rFonts w:ascii="Times New Roman" w:hAnsi="Times New Roman" w:cs="Times New Roman"/>
-          <w:sz w:val="28"/>
-          <w:szCs w:val="28"/>
-          <w:lang w:val="en-US"/>
-        </w:rPr>
-        <w:t xml:space="preserve">    int* orig = (int</w:t>
-      </w:r>
-      <w:proofErr w:type="gramStart"/>
-      <w:r>
-        <w:rPr>
-          <w:rFonts w:ascii="Times New Roman" w:hAnsi="Times New Roman" w:cs="Times New Roman"/>
-          <w:sz w:val="28"/>
-          <w:szCs w:val="28"/>
-          <w:lang w:val="en-US"/>
-        </w:rPr>
-        <w:t>*)malloc</w:t>
-      </w:r>
-      <w:proofErr w:type="gramEnd"/>
-      <w:r>
-        <w:rPr>
-          <w:rFonts w:ascii="Times New Roman" w:hAnsi="Times New Roman" w:cs="Times New Roman"/>
-          <w:sz w:val="28"/>
-          <w:szCs w:val="28"/>
-          <w:lang w:val="en-US"/>
-        </w:rPr>
-        <w:t>(N * sizeof(int));</w:t>
-      </w:r>
-    </w:p>
-    <w:p>
-      <w:pPr>
-        <w:rPr>
-          <w:rFonts w:ascii="Times New Roman" w:hAnsi="Times New Roman" w:cs="Times New Roman"/>
-          <w:sz w:val="28"/>
-          <w:szCs w:val="28"/>
-          <w:lang w:val="en-US"/>
-        </w:rPr>
-      </w:pPr>
-      <w:r>
-        <w:rPr>
-          <w:rFonts w:ascii="Times New Roman" w:hAnsi="Times New Roman" w:cs="Times New Roman"/>
-          <w:sz w:val="28"/>
-          <w:szCs w:val="28"/>
-          <w:lang w:val="en-US"/>
-        </w:rPr>
-        <w:t xml:space="preserve">    int* work = (int</w:t>
-      </w:r>
-      <w:proofErr w:type="gramStart"/>
-      <w:r>
-        <w:rPr>
-          <w:rFonts w:ascii="Times New Roman" w:hAnsi="Times New Roman" w:cs="Times New Roman"/>
-          <w:sz w:val="28"/>
-          <w:szCs w:val="28"/>
-          <w:lang w:val="en-US"/>
-        </w:rPr>
-        <w:t>*)malloc</w:t>
-      </w:r>
-      <w:proofErr w:type="gramEnd"/>
-      <w:r>
-        <w:rPr>
-          <w:rFonts w:ascii="Times New Roman" w:hAnsi="Times New Roman" w:cs="Times New Roman"/>
-          <w:sz w:val="28"/>
-          <w:szCs w:val="28"/>
-          <w:lang w:val="en-US"/>
-        </w:rPr>
-        <w:t>(N * sizeof(int));</w:t>
-      </w:r>
-    </w:p>
-    <w:p>
-      <w:pPr>
-        <w:rPr>
-          <w:rFonts w:ascii="Times New Roman" w:hAnsi="Times New Roman" w:cs="Times New Roman"/>
-          <w:sz w:val="28"/>
-          <w:szCs w:val="28"/>
-          <w:lang w:val="en-US"/>
-        </w:rPr>
-      </w:pPr>
-    </w:p>
-    <w:p>
-      <w:pPr>
-        <w:rPr>
-          <w:rFonts w:ascii="Times New Roman" w:hAnsi="Times New Roman" w:cs="Times New Roman"/>
-          <w:sz w:val="28"/>
-          <w:szCs w:val="28"/>
-          <w:lang w:val="en-US"/>
-        </w:rPr>
-      </w:pPr>
-      <w:r>
-        <w:rPr>
-          <w:rFonts w:ascii="Times New Roman" w:hAnsi="Times New Roman" w:cs="Times New Roman"/>
-          <w:sz w:val="28"/>
-          <w:szCs w:val="28"/>
-          <w:lang w:val="en-US"/>
-        </w:rPr>
-        <w:t xml:space="preserve">    if </w:t>
-      </w:r>
-      <w:proofErr w:type="gramStart"/>
-      <w:r>
-        <w:rPr>
-          <w:rFonts w:ascii="Times New Roman" w:hAnsi="Times New Roman" w:cs="Times New Roman"/>
-          <w:sz w:val="28"/>
-          <w:szCs w:val="28"/>
-          <w:lang w:val="en-US"/>
-        </w:rPr>
-        <w:t>(!orig</w:t>
-      </w:r>
-      <w:proofErr w:type="gramEnd"/>
-      <w:r>
-        <w:rPr>
-          <w:rFonts w:ascii="Times New Roman" w:hAnsi="Times New Roman" w:cs="Times New Roman"/>
-          <w:sz w:val="28"/>
-          <w:szCs w:val="28"/>
-          <w:lang w:val="en-US"/>
-        </w:rPr>
-        <w:t xml:space="preserve"> |</w:t>
-      </w:r>
-      <w:proofErr w:type="gramStart"/>
-      <w:r>
-        <w:rPr>
-          <w:rFonts w:ascii="Times New Roman" w:hAnsi="Times New Roman" w:cs="Times New Roman"/>
-          <w:sz w:val="28"/>
-          <w:szCs w:val="28"/>
-          <w:lang w:val="en-US"/>
-        </w:rPr>
-        <w:t>| !work</w:t>
-      </w:r>
-      <w:proofErr w:type="gramEnd"/>
-      <w:r>
-        <w:rPr>
-          <w:rFonts w:ascii="Times New Roman" w:hAnsi="Times New Roman" w:cs="Times New Roman"/>
-          <w:sz w:val="28"/>
-          <w:szCs w:val="28"/>
-          <w:lang w:val="en-US"/>
-        </w:rPr>
-        <w:t>) {</w:t>
-      </w:r>
-    </w:p>
-    <w:p>
-      <w:pPr>
-        <w:rPr>
-          <w:rFonts w:ascii="Times New Roman" w:hAnsi="Times New Roman" w:cs="Times New Roman"/>
-          <w:sz w:val="28"/>
-          <w:szCs w:val="28"/>
-          <w:lang w:val="en-US"/>
-        </w:rPr>
-      </w:pPr>
-      <w:r>
-        <w:rPr>
-          <w:rFonts w:ascii="Times New Roman" w:hAnsi="Times New Roman" w:cs="Times New Roman"/>
-          <w:sz w:val="28"/>
-          <w:szCs w:val="28"/>
-          <w:lang w:val="en-US"/>
-        </w:rPr>
-        <w:t xml:space="preserve">        </w:t>
-      </w:r>
-      <w:proofErr w:type="gramStart"/>
-      <w:r>
-        <w:rPr>
-          <w:rFonts w:ascii="Times New Roman" w:hAnsi="Times New Roman" w:cs="Times New Roman"/>
-          <w:sz w:val="28"/>
-          <w:szCs w:val="28"/>
-          <w:lang w:val="en-US"/>
-        </w:rPr>
-        <w:t>printf(</w:t>
-      </w:r>
-      <w:proofErr w:type="gramEnd"/>
-      <w:r>
-        <w:rPr>
-          <w:rFonts w:ascii="Times New Roman" w:hAnsi="Times New Roman" w:cs="Times New Roman"/>
-          <w:sz w:val="28"/>
-          <w:szCs w:val="28"/>
-          <w:lang w:val="en-US"/>
-        </w:rPr>
-        <w:t>"</w:t>
-      </w:r>
-      <w:r>
-        <w:rPr>
-          <w:rFonts w:ascii="Times New Roman" w:hAnsi="Times New Roman" w:cs="Times New Roman"/>
-          <w:sz w:val="28"/>
-          <w:szCs w:val="28"/>
-        </w:rPr>
-        <w:t>Ошибка</w:t>
-      </w:r>
-      <w:r>
-        <w:rPr>
-          <w:rFonts w:ascii="Times New Roman" w:hAnsi="Times New Roman" w:cs="Times New Roman"/>
-          <w:sz w:val="28"/>
-          <w:szCs w:val="28"/>
-          <w:lang w:val="en-US"/>
-        </w:rPr>
-        <w:t xml:space="preserve"> </w:t>
-      </w:r>
-      <w:r>
-        <w:rPr>
-          <w:rFonts w:ascii="Times New Roman" w:hAnsi="Times New Roman" w:cs="Times New Roman"/>
-          <w:sz w:val="28"/>
-          <w:szCs w:val="28"/>
-        </w:rPr>
-        <w:t>выделения</w:t>
-      </w:r>
-      <w:r>
-        <w:rPr>
-          <w:rFonts w:ascii="Times New Roman" w:hAnsi="Times New Roman" w:cs="Times New Roman"/>
-          <w:sz w:val="28"/>
-          <w:szCs w:val="28"/>
-          <w:lang w:val="en-US"/>
-        </w:rPr>
-        <w:t xml:space="preserve"> </w:t>
-      </w:r>
-      <w:proofErr w:type="gramStart"/>
-      <w:r>
-        <w:rPr>
-          <w:rFonts w:ascii="Times New Roman" w:hAnsi="Times New Roman" w:cs="Times New Roman"/>
-          <w:sz w:val="28"/>
-          <w:szCs w:val="28"/>
-        </w:rPr>
-        <w:t>памяти</w:t>
-      </w:r>
-      <w:r>
-        <w:rPr>
-          <w:rFonts w:ascii="Times New Roman" w:hAnsi="Times New Roman" w:cs="Times New Roman"/>
-          <w:sz w:val="28"/>
-          <w:szCs w:val="28"/>
-          <w:lang w:val="en-US"/>
-        </w:rPr>
-        <w:t>!\</w:t>
-      </w:r>
-      <w:proofErr w:type="gramEnd"/>
-      <w:r>
-        <w:rPr>
-          <w:rFonts w:ascii="Times New Roman" w:hAnsi="Times New Roman" w:cs="Times New Roman"/>
-          <w:sz w:val="28"/>
-          <w:szCs w:val="28"/>
-          <w:lang w:val="en-US"/>
-        </w:rPr>
-        <w:t>n");</w:t>
-      </w:r>
-    </w:p>
-    <w:p>
-      <w:pPr>
-        <w:rPr>
-          <w:rFonts w:ascii="Times New Roman" w:hAnsi="Times New Roman" w:cs="Times New Roman"/>
-          <w:sz w:val="28"/>
-          <w:szCs w:val="28"/>
-          <w:lang w:val="en-US"/>
-        </w:rPr>
-      </w:pPr>
-      <w:r>
-        <w:rPr>
-          <w:rFonts w:ascii="Times New Roman" w:hAnsi="Times New Roman" w:cs="Times New Roman"/>
-          <w:sz w:val="28"/>
-          <w:szCs w:val="28"/>
-          <w:lang w:val="en-US"/>
-        </w:rPr>
-        <w:t xml:space="preserve">        return;</w:t>
-      </w:r>
-    </w:p>
-    <w:p>
-      <w:pPr>
-        <w:rPr>
-          <w:rFonts w:ascii="Times New Roman" w:hAnsi="Times New Roman" w:cs="Times New Roman"/>
-          <w:sz w:val="28"/>
-          <w:szCs w:val="28"/>
-          <w:lang w:val="en-US"/>
-        </w:rPr>
-      </w:pPr>
-      <w:r>
-        <w:rPr>
-          <w:rFonts w:ascii="Times New Roman" w:hAnsi="Times New Roman" w:cs="Times New Roman"/>
-          <w:sz w:val="28"/>
-          <w:szCs w:val="28"/>
-          <w:lang w:val="en-US"/>
-        </w:rPr>
-        <w:t xml:space="preserve">    }</w:t>
-      </w:r>
-    </w:p>
-    <w:p>
-      <w:pPr>
-        <w:rPr>
-          <w:rFonts w:ascii="Times New Roman" w:hAnsi="Times New Roman" w:cs="Times New Roman"/>
-          <w:sz w:val="28"/>
-          <w:szCs w:val="28"/>
-          <w:lang w:val="en-US"/>
-        </w:rPr>
-      </w:pPr>
-    </w:p>
-    <w:p>
-      <w:pPr>
-        <w:rPr>
-          <w:rFonts w:ascii="Times New Roman" w:hAnsi="Times New Roman" w:cs="Times New Roman"/>
-          <w:sz w:val="28"/>
-          <w:szCs w:val="28"/>
-          <w:lang w:val="en-US"/>
-        </w:rPr>
-      </w:pPr>
-      <w:r>
-        <w:rPr>
-          <w:rFonts w:ascii="Times New Roman" w:hAnsi="Times New Roman" w:cs="Times New Roman"/>
-          <w:sz w:val="28"/>
-          <w:szCs w:val="28"/>
-          <w:lang w:val="en-US"/>
-        </w:rPr>
-        <w:t xml:space="preserve">    gen_</w:t>
-      </w:r>
-      <w:proofErr w:type="gramStart"/>
-      <w:r>
-        <w:rPr>
-          <w:rFonts w:ascii="Times New Roman" w:hAnsi="Times New Roman" w:cs="Times New Roman"/>
-          <w:sz w:val="28"/>
-          <w:szCs w:val="28"/>
-          <w:lang w:val="en-US"/>
-        </w:rPr>
-        <w:t>func(</w:t>
-      </w:r>
-      <w:proofErr w:type="gramEnd"/>
-      <w:r>
-        <w:rPr>
-          <w:rFonts w:ascii="Times New Roman" w:hAnsi="Times New Roman" w:cs="Times New Roman"/>
-          <w:sz w:val="28"/>
-          <w:szCs w:val="28"/>
-          <w:lang w:val="en-US"/>
-        </w:rPr>
         <w:t>orig, N);</w:t>
       </w:r>
     </w:p>
@@ -8498,507 +8429,6 @@
           <w:lang w:val="en-US"/>
         </w:rPr>
       </w:pPr>
-    </w:p>
-    <w:p>
-      <w:pPr>
-        <w:rPr>
-          <w:rFonts w:ascii="Times New Roman" w:hAnsi="Times New Roman" w:cs="Times New Roman"/>
-          <w:sz w:val="28"/>
-          <w:szCs w:val="28"/>
-          <w:lang w:val="en-US"/>
-        </w:rPr>
-      </w:pPr>
-      <w:r>
-        <w:rPr>
-          <w:rFonts w:ascii="Times New Roman" w:hAnsi="Times New Roman" w:cs="Times New Roman"/>
-          <w:sz w:val="28"/>
-          <w:szCs w:val="28"/>
-          <w:lang w:val="en-US"/>
-        </w:rPr>
-        <w:t xml:space="preserve">    </w:t>
-      </w:r>
-      <w:proofErr w:type="gramStart"/>
-      <w:r>
-        <w:rPr>
-          <w:rFonts w:ascii="Times New Roman" w:hAnsi="Times New Roman" w:cs="Times New Roman"/>
-          <w:sz w:val="28"/>
-          <w:szCs w:val="28"/>
-          <w:lang w:val="en-US"/>
-        </w:rPr>
-        <w:t>printf(</w:t>
-      </w:r>
-      <w:proofErr w:type="gramEnd"/>
-      <w:r>
-        <w:rPr>
-          <w:rFonts w:ascii="Times New Roman" w:hAnsi="Times New Roman" w:cs="Times New Roman"/>
-          <w:sz w:val="28"/>
-          <w:szCs w:val="28"/>
-          <w:lang w:val="en-US"/>
-        </w:rPr>
-        <w:t xml:space="preserve">"\n=== </w:t>
-      </w:r>
-      <w:r>
-        <w:rPr>
-          <w:rFonts w:ascii="Times New Roman" w:hAnsi="Times New Roman" w:cs="Times New Roman"/>
-          <w:sz w:val="28"/>
-          <w:szCs w:val="28"/>
-        </w:rPr>
-        <w:t>Набор</w:t>
-      </w:r>
-      <w:r>
-        <w:rPr>
-          <w:rFonts w:ascii="Times New Roman" w:hAnsi="Times New Roman" w:cs="Times New Roman"/>
-          <w:sz w:val="28"/>
-          <w:szCs w:val="28"/>
-          <w:lang w:val="en-US"/>
-        </w:rPr>
-        <w:t xml:space="preserve"> </w:t>
-      </w:r>
-      <w:r>
-        <w:rPr>
-          <w:rFonts w:ascii="Times New Roman" w:hAnsi="Times New Roman" w:cs="Times New Roman"/>
-          <w:sz w:val="28"/>
-          <w:szCs w:val="28"/>
-        </w:rPr>
-        <w:t>данных</w:t>
-      </w:r>
-      <w:r>
-        <w:rPr>
-          <w:rFonts w:ascii="Times New Roman" w:hAnsi="Times New Roman" w:cs="Times New Roman"/>
-          <w:sz w:val="28"/>
-          <w:szCs w:val="28"/>
-          <w:lang w:val="en-US"/>
-        </w:rPr>
-        <w:t>: %s (N = %d) ===\n", test_name, N);</w:t>
-      </w:r>
-    </w:p>
-    <w:p>
-      <w:pPr>
-        <w:rPr>
-          <w:rFonts w:ascii="Times New Roman" w:hAnsi="Times New Roman" w:cs="Times New Roman"/>
-          <w:sz w:val="28"/>
-          <w:szCs w:val="28"/>
-          <w:lang w:val="en-US"/>
-        </w:rPr>
-      </w:pPr>
-    </w:p>
-    <w:p>
-      <w:pPr>
-        <w:rPr>
-          <w:rFonts w:ascii="Times New Roman" w:hAnsi="Times New Roman" w:cs="Times New Roman"/>
-          <w:sz w:val="28"/>
-          <w:szCs w:val="28"/>
-          <w:lang w:val="en-US"/>
-        </w:rPr>
-      </w:pPr>
-      <w:r>
-        <w:rPr>
-          <w:rFonts w:ascii="Times New Roman" w:hAnsi="Times New Roman" w:cs="Times New Roman"/>
-          <w:sz w:val="28"/>
-          <w:szCs w:val="28"/>
-          <w:lang w:val="en-US"/>
-        </w:rPr>
-        <w:t xml:space="preserve">    // 1. </w:t>
-      </w:r>
-      <w:r>
-        <w:rPr>
-          <w:rFonts w:ascii="Times New Roman" w:hAnsi="Times New Roman" w:cs="Times New Roman"/>
-          <w:sz w:val="28"/>
-          <w:szCs w:val="28"/>
-        </w:rPr>
-        <w:t>Тест</w:t>
-      </w:r>
-      <w:r>
-        <w:rPr>
-          <w:rFonts w:ascii="Times New Roman" w:hAnsi="Times New Roman" w:cs="Times New Roman"/>
-          <w:sz w:val="28"/>
-          <w:szCs w:val="28"/>
-          <w:lang w:val="en-US"/>
-        </w:rPr>
-        <w:t xml:space="preserve"> </w:t>
-      </w:r>
-      <w:r>
-        <w:rPr>
-          <w:rFonts w:ascii="Times New Roman" w:hAnsi="Times New Roman" w:cs="Times New Roman"/>
-          <w:sz w:val="28"/>
-          <w:szCs w:val="28"/>
-        </w:rPr>
-        <w:t>Сортировки</w:t>
-      </w:r>
-      <w:r>
-        <w:rPr>
-          <w:rFonts w:ascii="Times New Roman" w:hAnsi="Times New Roman" w:cs="Times New Roman"/>
-          <w:sz w:val="28"/>
-          <w:szCs w:val="28"/>
-          <w:lang w:val="en-US"/>
-        </w:rPr>
-        <w:t xml:space="preserve"> </w:t>
-      </w:r>
-      <w:r>
-        <w:rPr>
-          <w:rFonts w:ascii="Times New Roman" w:hAnsi="Times New Roman" w:cs="Times New Roman"/>
-          <w:sz w:val="28"/>
-          <w:szCs w:val="28"/>
-        </w:rPr>
-        <w:t>Шелла</w:t>
-      </w:r>
-    </w:p>
-    <w:p>
-      <w:pPr>
-        <w:rPr>
-          <w:rFonts w:ascii="Times New Roman" w:hAnsi="Times New Roman" w:cs="Times New Roman"/>
-          <w:sz w:val="28"/>
-          <w:szCs w:val="28"/>
-          <w:lang w:val="en-US"/>
-        </w:rPr>
-      </w:pPr>
-      <w:r>
-        <w:rPr>
-          <w:rFonts w:ascii="Times New Roman" w:hAnsi="Times New Roman" w:cs="Times New Roman"/>
-          <w:sz w:val="28"/>
-          <w:szCs w:val="28"/>
-          <w:lang w:val="en-US"/>
-        </w:rPr>
-        <w:t xml:space="preserve">    </w:t>
-      </w:r>
-      <w:proofErr w:type="gramStart"/>
-      <w:r>
-        <w:rPr>
-          <w:rFonts w:ascii="Times New Roman" w:hAnsi="Times New Roman" w:cs="Times New Roman"/>
-          <w:sz w:val="28"/>
-          <w:szCs w:val="28"/>
-          <w:lang w:val="en-US"/>
-        </w:rPr>
-        <w:t>memcpy(</w:t>
-      </w:r>
-      <w:proofErr w:type="gramEnd"/>
-      <w:r>
-        <w:rPr>
-          <w:rFonts w:ascii="Times New Roman" w:hAnsi="Times New Roman" w:cs="Times New Roman"/>
-          <w:sz w:val="28"/>
-          <w:szCs w:val="28"/>
-          <w:lang w:val="en-US"/>
-        </w:rPr>
-        <w:t>work, orig, N * sizeof(int));</w:t>
-      </w:r>
-    </w:p>
-    <w:p>
-      <w:pPr>
-        <w:rPr>
-          <w:rFonts w:ascii="Times New Roman" w:hAnsi="Times New Roman" w:cs="Times New Roman"/>
-          <w:sz w:val="28"/>
-          <w:szCs w:val="28"/>
-          <w:lang w:val="en-US"/>
-        </w:rPr>
-      </w:pPr>
-      <w:r>
-        <w:rPr>
-          <w:rFonts w:ascii="Times New Roman" w:hAnsi="Times New Roman" w:cs="Times New Roman"/>
-          <w:sz w:val="28"/>
-          <w:szCs w:val="28"/>
-          <w:lang w:val="en-US"/>
-        </w:rPr>
-        <w:t xml:space="preserve">    clock_t start = </w:t>
-      </w:r>
-      <w:proofErr w:type="gramStart"/>
-      <w:r>
-        <w:rPr>
-          <w:rFonts w:ascii="Times New Roman" w:hAnsi="Times New Roman" w:cs="Times New Roman"/>
-          <w:sz w:val="28"/>
-          <w:szCs w:val="28"/>
-          <w:lang w:val="en-US"/>
-        </w:rPr>
-        <w:t>clock(</w:t>
-      </w:r>
-      <w:proofErr w:type="gramEnd"/>
-      <w:r>
-        <w:rPr>
-          <w:rFonts w:ascii="Times New Roman" w:hAnsi="Times New Roman" w:cs="Times New Roman"/>
-          <w:sz w:val="28"/>
-          <w:szCs w:val="28"/>
-          <w:lang w:val="en-US"/>
-        </w:rPr>
-        <w:t>);</w:t>
-      </w:r>
-    </w:p>
-    <w:p>
-      <w:pPr>
-        <w:rPr>
-          <w:rFonts w:ascii="Times New Roman" w:hAnsi="Times New Roman" w:cs="Times New Roman"/>
-          <w:sz w:val="28"/>
-          <w:szCs w:val="28"/>
-          <w:lang w:val="en-US"/>
-        </w:rPr>
-      </w:pPr>
-      <w:r>
-        <w:rPr>
-          <w:rFonts w:ascii="Times New Roman" w:hAnsi="Times New Roman" w:cs="Times New Roman"/>
-          <w:sz w:val="28"/>
-          <w:szCs w:val="28"/>
-          <w:lang w:val="en-US"/>
-        </w:rPr>
-        <w:t xml:space="preserve">    </w:t>
-      </w:r>
-      <w:proofErr w:type="gramStart"/>
-      <w:r>
-        <w:rPr>
-          <w:rFonts w:ascii="Times New Roman" w:hAnsi="Times New Roman" w:cs="Times New Roman"/>
-          <w:sz w:val="28"/>
-          <w:szCs w:val="28"/>
-          <w:lang w:val="en-US"/>
-        </w:rPr>
-        <w:t>shell(</w:t>
-      </w:r>
-      <w:proofErr w:type="gramEnd"/>
-      <w:r>
-        <w:rPr>
-          <w:rFonts w:ascii="Times New Roman" w:hAnsi="Times New Roman" w:cs="Times New Roman"/>
-          <w:sz w:val="28"/>
-          <w:szCs w:val="28"/>
-          <w:lang w:val="en-US"/>
-        </w:rPr>
-        <w:t>work, N);</w:t>
-      </w:r>
-    </w:p>
-    <w:p>
-      <w:pPr>
-        <w:rPr>
-          <w:rFonts w:ascii="Times New Roman" w:hAnsi="Times New Roman" w:cs="Times New Roman"/>
-          <w:sz w:val="28"/>
-          <w:szCs w:val="28"/>
-          <w:lang w:val="en-US"/>
-        </w:rPr>
-      </w:pPr>
-      <w:r>
-        <w:rPr>
-          <w:rFonts w:ascii="Times New Roman" w:hAnsi="Times New Roman" w:cs="Times New Roman"/>
-          <w:sz w:val="28"/>
-          <w:szCs w:val="28"/>
-          <w:lang w:val="en-US"/>
-        </w:rPr>
-        <w:t xml:space="preserve">    clock_t end = </w:t>
-      </w:r>
-      <w:proofErr w:type="gramStart"/>
-      <w:r>
-        <w:rPr>
-          <w:rFonts w:ascii="Times New Roman" w:hAnsi="Times New Roman" w:cs="Times New Roman"/>
-          <w:sz w:val="28"/>
-          <w:szCs w:val="28"/>
-          <w:lang w:val="en-US"/>
-        </w:rPr>
-        <w:t>clock(</w:t>
-      </w:r>
-      <w:proofErr w:type="gramEnd"/>
-      <w:r>
-        <w:rPr>
-          <w:rFonts w:ascii="Times New Roman" w:hAnsi="Times New Roman" w:cs="Times New Roman"/>
-          <w:sz w:val="28"/>
-          <w:szCs w:val="28"/>
-          <w:lang w:val="en-US"/>
-        </w:rPr>
-        <w:t>);</w:t>
-      </w:r>
-    </w:p>
-    <w:p>
-      <w:pPr>
-        <w:rPr>
-          <w:rFonts w:ascii="Times New Roman" w:hAnsi="Times New Roman" w:cs="Times New Roman"/>
-          <w:sz w:val="28"/>
-          <w:szCs w:val="28"/>
-          <w:lang w:val="en-US"/>
-        </w:rPr>
-      </w:pPr>
-      <w:r>
-        <w:rPr>
-          <w:rFonts w:ascii="Times New Roman" w:hAnsi="Times New Roman" w:cs="Times New Roman"/>
-          <w:sz w:val="28"/>
-          <w:szCs w:val="28"/>
-          <w:lang w:val="en-US"/>
-        </w:rPr>
-        <w:t xml:space="preserve">    </w:t>
-      </w:r>
-      <w:proofErr w:type="gramStart"/>
-      <w:r>
-        <w:rPr>
-          <w:rFonts w:ascii="Times New Roman" w:hAnsi="Times New Roman" w:cs="Times New Roman"/>
-          <w:sz w:val="28"/>
-          <w:szCs w:val="28"/>
-          <w:lang w:val="en-US"/>
-        </w:rPr>
-        <w:t>printf(</w:t>
-      </w:r>
-      <w:proofErr w:type="gramEnd"/>
-      <w:r>
-        <w:rPr>
-          <w:rFonts w:ascii="Times New Roman" w:hAnsi="Times New Roman" w:cs="Times New Roman"/>
-          <w:sz w:val="28"/>
-          <w:szCs w:val="28"/>
-          <w:lang w:val="en-US"/>
-        </w:rPr>
-        <w:t xml:space="preserve">"1. </w:t>
-      </w:r>
-      <w:r>
-        <w:rPr>
-          <w:rFonts w:ascii="Times New Roman" w:hAnsi="Times New Roman" w:cs="Times New Roman"/>
-          <w:sz w:val="28"/>
-          <w:szCs w:val="28"/>
-        </w:rPr>
-        <w:t>Сортировка</w:t>
-      </w:r>
-      <w:r>
-        <w:rPr>
-          <w:rFonts w:ascii="Times New Roman" w:hAnsi="Times New Roman" w:cs="Times New Roman"/>
-          <w:sz w:val="28"/>
-          <w:szCs w:val="28"/>
-          <w:lang w:val="en-US"/>
-        </w:rPr>
-        <w:t xml:space="preserve"> </w:t>
-      </w:r>
-      <w:proofErr w:type="gramStart"/>
-      <w:r>
-        <w:rPr>
-          <w:rFonts w:ascii="Times New Roman" w:hAnsi="Times New Roman" w:cs="Times New Roman"/>
-          <w:sz w:val="28"/>
-          <w:szCs w:val="28"/>
-        </w:rPr>
-        <w:t>Шелла</w:t>
-      </w:r>
-      <w:r>
-        <w:rPr>
-          <w:rFonts w:ascii="Times New Roman" w:hAnsi="Times New Roman" w:cs="Times New Roman"/>
-          <w:sz w:val="28"/>
-          <w:szCs w:val="28"/>
-          <w:lang w:val="en-US"/>
-        </w:rPr>
-        <w:t xml:space="preserve">:   </w:t>
-      </w:r>
-      <w:proofErr w:type="gramEnd"/>
-      <w:r>
-        <w:rPr>
-          <w:rFonts w:ascii="Times New Roman" w:hAnsi="Times New Roman" w:cs="Times New Roman"/>
-          <w:sz w:val="28"/>
-          <w:szCs w:val="28"/>
-          <w:lang w:val="en-US"/>
-        </w:rPr>
-        <w:t xml:space="preserve"> %10.4f </w:t>
-      </w:r>
-      <w:r>
-        <w:rPr>
-          <w:rFonts w:ascii="Times New Roman" w:hAnsi="Times New Roman" w:cs="Times New Roman"/>
-          <w:sz w:val="28"/>
-          <w:szCs w:val="28"/>
-        </w:rPr>
-        <w:t>сек</w:t>
-      </w:r>
-      <w:r>
-        <w:rPr>
-          <w:rFonts w:ascii="Times New Roman" w:hAnsi="Times New Roman" w:cs="Times New Roman"/>
-          <w:sz w:val="28"/>
-          <w:szCs w:val="28"/>
-          <w:lang w:val="en-US"/>
-        </w:rPr>
-        <w:t>.\n", (double</w:t>
-      </w:r>
-      <w:proofErr w:type="gramStart"/>
-      <w:r>
-        <w:rPr>
-          <w:rFonts w:ascii="Times New Roman" w:hAnsi="Times New Roman" w:cs="Times New Roman"/>
-          <w:sz w:val="28"/>
-          <w:szCs w:val="28"/>
-          <w:lang w:val="en-US"/>
-        </w:rPr>
-        <w:t>)(</w:t>
-      </w:r>
-      <w:proofErr w:type="gramEnd"/>
-      <w:r>
-        <w:rPr>
-          <w:rFonts w:ascii="Times New Roman" w:hAnsi="Times New Roman" w:cs="Times New Roman"/>
-          <w:sz w:val="28"/>
-          <w:szCs w:val="28"/>
-          <w:lang w:val="en-US"/>
-        </w:rPr>
-        <w:t>end - start) / CLOCKS_PER_SEC);</w:t>
-      </w:r>
-    </w:p>
-    <w:p>
-      <w:pPr>
-        <w:rPr>
-          <w:rFonts w:ascii="Times New Roman" w:hAnsi="Times New Roman" w:cs="Times New Roman"/>
-          <w:sz w:val="28"/>
-          <w:szCs w:val="28"/>
-          <w:lang w:val="en-US"/>
-        </w:rPr>
-      </w:pPr>
-    </w:p>
-    <w:p>
-      <w:pPr>
-        <w:rPr>
-          <w:rFonts w:ascii="Times New Roman" w:hAnsi="Times New Roman" w:cs="Times New Roman"/>
-          <w:sz w:val="28"/>
-          <w:szCs w:val="28"/>
-          <w:lang w:val="en-US"/>
-        </w:rPr>
-      </w:pPr>
-      <w:r>
-        <w:rPr>
-          <w:rFonts w:ascii="Times New Roman" w:hAnsi="Times New Roman" w:cs="Times New Roman"/>
-          <w:sz w:val="28"/>
-          <w:szCs w:val="28"/>
-          <w:lang w:val="en-US"/>
-        </w:rPr>
-        <w:t xml:space="preserve">    // 2. </w:t>
-      </w:r>
-      <w:r>
-        <w:rPr>
-          <w:rFonts w:ascii="Times New Roman" w:hAnsi="Times New Roman" w:cs="Times New Roman"/>
-          <w:sz w:val="28"/>
-          <w:szCs w:val="28"/>
-        </w:rPr>
-        <w:t>Тест</w:t>
-      </w:r>
-      <w:r>
-        <w:rPr>
-          <w:rFonts w:ascii="Times New Roman" w:hAnsi="Times New Roman" w:cs="Times New Roman"/>
-          <w:sz w:val="28"/>
-          <w:szCs w:val="28"/>
-          <w:lang w:val="en-US"/>
-        </w:rPr>
-        <w:t xml:space="preserve"> </w:t>
-      </w:r>
-      <w:r>
-        <w:rPr>
-          <w:rFonts w:ascii="Times New Roman" w:hAnsi="Times New Roman" w:cs="Times New Roman"/>
-          <w:sz w:val="28"/>
-          <w:szCs w:val="28"/>
-        </w:rPr>
-        <w:t>Быстрой</w:t>
-      </w:r>
-      <w:r>
-        <w:rPr>
-          <w:rFonts w:ascii="Times New Roman" w:hAnsi="Times New Roman" w:cs="Times New Roman"/>
-          <w:sz w:val="28"/>
-          <w:szCs w:val="28"/>
-          <w:lang w:val="en-US"/>
-        </w:rPr>
-        <w:t xml:space="preserve"> </w:t>
-      </w:r>
-      <w:r>
-        <w:rPr>
-          <w:rFonts w:ascii="Times New Roman" w:hAnsi="Times New Roman" w:cs="Times New Roman"/>
-          <w:sz w:val="28"/>
-          <w:szCs w:val="28"/>
-        </w:rPr>
-        <w:t>сортировки</w:t>
-      </w:r>
-      <w:r>
-        <w:rPr>
-          <w:rFonts w:ascii="Times New Roman" w:hAnsi="Times New Roman" w:cs="Times New Roman"/>
-          <w:sz w:val="28"/>
-          <w:szCs w:val="28"/>
-          <w:lang w:val="en-US"/>
-        </w:rPr>
-        <w:t xml:space="preserve"> (qs)</w:t>
-      </w:r>
     </w:p>
     <w:p>
       <w:pPr>
@@ -9027,6 +8457,150 @@
           <w:szCs w:val="28"/>
           <w:lang w:val="en-US"/>
         </w:rPr>
+        <w:t>printf(</w:t>
+      </w:r>
+      <w:proofErr w:type="gramEnd"/>
+      <w:r>
+        <w:rPr>
+          <w:rFonts w:ascii="Times New Roman" w:hAnsi="Times New Roman" w:cs="Times New Roman"/>
+          <w:sz w:val="28"/>
+          <w:szCs w:val="28"/>
+          <w:lang w:val="en-US"/>
+        </w:rPr>
+        <w:t xml:space="preserve">"\n=== </w:t>
+      </w:r>
+      <w:r>
+        <w:rPr>
+          <w:rFonts w:ascii="Times New Roman" w:hAnsi="Times New Roman" w:cs="Times New Roman"/>
+          <w:sz w:val="28"/>
+          <w:szCs w:val="28"/>
+        </w:rPr>
+        <w:t>Набор</w:t>
+      </w:r>
+      <w:r>
+        <w:rPr>
+          <w:rFonts w:ascii="Times New Roman" w:hAnsi="Times New Roman" w:cs="Times New Roman"/>
+          <w:sz w:val="28"/>
+          <w:szCs w:val="28"/>
+          <w:lang w:val="en-US"/>
+        </w:rPr>
+        <w:t xml:space="preserve"> </w:t>
+      </w:r>
+      <w:r>
+        <w:rPr>
+          <w:rFonts w:ascii="Times New Roman" w:hAnsi="Times New Roman" w:cs="Times New Roman"/>
+          <w:sz w:val="28"/>
+          <w:szCs w:val="28"/>
+        </w:rPr>
+        <w:t>данных</w:t>
+      </w:r>
+      <w:r>
+        <w:rPr>
+          <w:rFonts w:ascii="Times New Roman" w:hAnsi="Times New Roman" w:cs="Times New Roman"/>
+          <w:sz w:val="28"/>
+          <w:szCs w:val="28"/>
+          <w:lang w:val="en-US"/>
+        </w:rPr>
+        <w:t>: %s (N = %d) ===\n", test_name, N);</w:t>
+      </w:r>
+    </w:p>
+    <w:p>
+      <w:pPr>
+        <w:rPr>
+          <w:rFonts w:ascii="Times New Roman" w:hAnsi="Times New Roman" w:cs="Times New Roman"/>
+          <w:sz w:val="28"/>
+          <w:szCs w:val="28"/>
+          <w:lang w:val="en-US"/>
+        </w:rPr>
+      </w:pPr>
+    </w:p>
+    <w:p>
+      <w:pPr>
+        <w:rPr>
+          <w:rFonts w:ascii="Times New Roman" w:hAnsi="Times New Roman" w:cs="Times New Roman"/>
+          <w:sz w:val="28"/>
+          <w:szCs w:val="28"/>
+          <w:lang w:val="en-US"/>
+        </w:rPr>
+      </w:pPr>
+      <w:r>
+        <w:rPr>
+          <w:rFonts w:ascii="Times New Roman" w:hAnsi="Times New Roman" w:cs="Times New Roman"/>
+          <w:sz w:val="28"/>
+          <w:szCs w:val="28"/>
+          <w:lang w:val="en-US"/>
+        </w:rPr>
+        <w:t xml:space="preserve">    // 1. </w:t>
+      </w:r>
+      <w:r>
+        <w:rPr>
+          <w:rFonts w:ascii="Times New Roman" w:hAnsi="Times New Roman" w:cs="Times New Roman"/>
+          <w:sz w:val="28"/>
+          <w:szCs w:val="28"/>
+        </w:rPr>
+        <w:t>Тест</w:t>
+      </w:r>
+      <w:r>
+        <w:rPr>
+          <w:rFonts w:ascii="Times New Roman" w:hAnsi="Times New Roman" w:cs="Times New Roman"/>
+          <w:sz w:val="28"/>
+          <w:szCs w:val="28"/>
+          <w:lang w:val="en-US"/>
+        </w:rPr>
+        <w:t xml:space="preserve"> </w:t>
+      </w:r>
+      <w:r>
+        <w:rPr>
+          <w:rFonts w:ascii="Times New Roman" w:hAnsi="Times New Roman" w:cs="Times New Roman"/>
+          <w:sz w:val="28"/>
+          <w:szCs w:val="28"/>
+        </w:rPr>
+        <w:t>Сортировки</w:t>
+      </w:r>
+      <w:r>
+        <w:rPr>
+          <w:rFonts w:ascii="Times New Roman" w:hAnsi="Times New Roman" w:cs="Times New Roman"/>
+          <w:sz w:val="28"/>
+          <w:szCs w:val="28"/>
+          <w:lang w:val="en-US"/>
+        </w:rPr>
+        <w:t xml:space="preserve"> </w:t>
+      </w:r>
+      <w:r>
+        <w:rPr>
+          <w:rFonts w:ascii="Times New Roman" w:hAnsi="Times New Roman" w:cs="Times New Roman"/>
+          <w:sz w:val="28"/>
+          <w:szCs w:val="28"/>
+        </w:rPr>
+        <w:t>Шелла</w:t>
+      </w:r>
+    </w:p>
+    <w:p>
+      <w:pPr>
+        <w:rPr>
+          <w:rFonts w:ascii="Times New Roman" w:hAnsi="Times New Roman" w:cs="Times New Roman"/>
+          <w:sz w:val="28"/>
+          <w:szCs w:val="28"/>
+          <w:lang w:val="en-US"/>
+        </w:rPr>
+      </w:pPr>
+      <w:r>
+        <w:rPr>
+          <w:rFonts w:ascii="Times New Roman" w:hAnsi="Times New Roman" w:cs="Times New Roman"/>
+          <w:sz w:val="28"/>
+          <w:szCs w:val="28"/>
+          <w:lang w:val="en-US"/>
+        </w:rPr>
+        <w:t xml:space="preserve">    </w:t>
+      </w:r>
+      <w:proofErr w:type="gramStart"/>
+      <w:r>
+        <w:rPr>
+          <w:rFonts w:ascii="Times New Roman" w:hAnsi="Times New Roman" w:cs="Times New Roman"/>
+          <w:sz w:val="28"/>
+          <w:szCs w:val="28"/>
+          <w:lang w:val="en-US"/>
+        </w:rPr>
         <w:t>memcpy(</w:t>
       </w:r>
       <w:proofErr w:type="gramEnd"/>
@@ -9056,6 +8630,363 @@
           <w:szCs w:val="28"/>
           <w:lang w:val="en-US"/>
         </w:rPr>
+        <w:t xml:space="preserve">    clock_t start = </w:t>
+      </w:r>
+      <w:proofErr w:type="gramStart"/>
+      <w:r>
+        <w:rPr>
+          <w:rFonts w:ascii="Times New Roman" w:hAnsi="Times New Roman" w:cs="Times New Roman"/>
+          <w:sz w:val="28"/>
+          <w:szCs w:val="28"/>
+          <w:lang w:val="en-US"/>
+        </w:rPr>
+        <w:t>clock(</w:t>
+      </w:r>
+      <w:proofErr w:type="gramEnd"/>
+      <w:r>
+        <w:rPr>
+          <w:rFonts w:ascii="Times New Roman" w:hAnsi="Times New Roman" w:cs="Times New Roman"/>
+          <w:sz w:val="28"/>
+          <w:szCs w:val="28"/>
+          <w:lang w:val="en-US"/>
+        </w:rPr>
+        <w:t>);</w:t>
+      </w:r>
+    </w:p>
+    <w:p>
+      <w:pPr>
+        <w:rPr>
+          <w:rFonts w:ascii="Times New Roman" w:hAnsi="Times New Roman" w:cs="Times New Roman"/>
+          <w:sz w:val="28"/>
+          <w:szCs w:val="28"/>
+          <w:lang w:val="en-US"/>
+        </w:rPr>
+      </w:pPr>
+      <w:r>
+        <w:rPr>
+          <w:rFonts w:ascii="Times New Roman" w:hAnsi="Times New Roman" w:cs="Times New Roman"/>
+          <w:sz w:val="28"/>
+          <w:szCs w:val="28"/>
+          <w:lang w:val="en-US"/>
+        </w:rPr>
+        <w:t xml:space="preserve">    </w:t>
+      </w:r>
+      <w:proofErr w:type="gramStart"/>
+      <w:r>
+        <w:rPr>
+          <w:rFonts w:ascii="Times New Roman" w:hAnsi="Times New Roman" w:cs="Times New Roman"/>
+          <w:sz w:val="28"/>
+          <w:szCs w:val="28"/>
+          <w:lang w:val="en-US"/>
+        </w:rPr>
+        <w:t>shell(</w:t>
+      </w:r>
+      <w:proofErr w:type="gramEnd"/>
+      <w:r>
+        <w:rPr>
+          <w:rFonts w:ascii="Times New Roman" w:hAnsi="Times New Roman" w:cs="Times New Roman"/>
+          <w:sz w:val="28"/>
+          <w:szCs w:val="28"/>
+          <w:lang w:val="en-US"/>
+        </w:rPr>
+        <w:t>work, N);</w:t>
+      </w:r>
+    </w:p>
+    <w:p>
+      <w:pPr>
+        <w:rPr>
+          <w:rFonts w:ascii="Times New Roman" w:hAnsi="Times New Roman" w:cs="Times New Roman"/>
+          <w:sz w:val="28"/>
+          <w:szCs w:val="28"/>
+          <w:lang w:val="en-US"/>
+        </w:rPr>
+      </w:pPr>
+      <w:r>
+        <w:rPr>
+          <w:rFonts w:ascii="Times New Roman" w:hAnsi="Times New Roman" w:cs="Times New Roman"/>
+          <w:sz w:val="28"/>
+          <w:szCs w:val="28"/>
+          <w:lang w:val="en-US"/>
+        </w:rPr>
+        <w:t xml:space="preserve">    clock_t end = </w:t>
+      </w:r>
+      <w:proofErr w:type="gramStart"/>
+      <w:r>
+        <w:rPr>
+          <w:rFonts w:ascii="Times New Roman" w:hAnsi="Times New Roman" w:cs="Times New Roman"/>
+          <w:sz w:val="28"/>
+          <w:szCs w:val="28"/>
+          <w:lang w:val="en-US"/>
+        </w:rPr>
+        <w:t>clock(</w:t>
+      </w:r>
+      <w:proofErr w:type="gramEnd"/>
+      <w:r>
+        <w:rPr>
+          <w:rFonts w:ascii="Times New Roman" w:hAnsi="Times New Roman" w:cs="Times New Roman"/>
+          <w:sz w:val="28"/>
+          <w:szCs w:val="28"/>
+          <w:lang w:val="en-US"/>
+        </w:rPr>
+        <w:t>);</w:t>
+      </w:r>
+    </w:p>
+    <w:p>
+      <w:pPr>
+        <w:rPr>
+          <w:rFonts w:ascii="Times New Roman" w:hAnsi="Times New Roman" w:cs="Times New Roman"/>
+          <w:sz w:val="28"/>
+          <w:szCs w:val="28"/>
+          <w:lang w:val="en-US"/>
+        </w:rPr>
+      </w:pPr>
+      <w:r>
+        <w:rPr>
+          <w:rFonts w:ascii="Times New Roman" w:hAnsi="Times New Roman" w:cs="Times New Roman"/>
+          <w:sz w:val="28"/>
+          <w:szCs w:val="28"/>
+          <w:lang w:val="en-US"/>
+        </w:rPr>
+        <w:t xml:space="preserve">    </w:t>
+      </w:r>
+      <w:proofErr w:type="gramStart"/>
+      <w:r>
+        <w:rPr>
+          <w:rFonts w:ascii="Times New Roman" w:hAnsi="Times New Roman" w:cs="Times New Roman"/>
+          <w:sz w:val="28"/>
+          <w:szCs w:val="28"/>
+          <w:lang w:val="en-US"/>
+        </w:rPr>
+        <w:t>printf(</w:t>
+      </w:r>
+      <w:proofErr w:type="gramEnd"/>
+      <w:r>
+        <w:rPr>
+          <w:rFonts w:ascii="Times New Roman" w:hAnsi="Times New Roman" w:cs="Times New Roman"/>
+          <w:sz w:val="28"/>
+          <w:szCs w:val="28"/>
+          <w:lang w:val="en-US"/>
+        </w:rPr>
+        <w:t xml:space="preserve">"1. </w:t>
+      </w:r>
+      <w:r>
+        <w:rPr>
+          <w:rFonts w:ascii="Times New Roman" w:hAnsi="Times New Roman" w:cs="Times New Roman"/>
+          <w:sz w:val="28"/>
+          <w:szCs w:val="28"/>
+        </w:rPr>
+        <w:t>Сортировка</w:t>
+      </w:r>
+      <w:r>
+        <w:rPr>
+          <w:rFonts w:ascii="Times New Roman" w:hAnsi="Times New Roman" w:cs="Times New Roman"/>
+          <w:sz w:val="28"/>
+          <w:szCs w:val="28"/>
+          <w:lang w:val="en-US"/>
+        </w:rPr>
+        <w:t xml:space="preserve"> </w:t>
+      </w:r>
+      <w:proofErr w:type="gramStart"/>
+      <w:r>
+        <w:rPr>
+          <w:rFonts w:ascii="Times New Roman" w:hAnsi="Times New Roman" w:cs="Times New Roman"/>
+          <w:sz w:val="28"/>
+          <w:szCs w:val="28"/>
+        </w:rPr>
+        <w:t>Шелла</w:t>
+      </w:r>
+      <w:r>
+        <w:rPr>
+          <w:rFonts w:ascii="Times New Roman" w:hAnsi="Times New Roman" w:cs="Times New Roman"/>
+          <w:sz w:val="28"/>
+          <w:szCs w:val="28"/>
+          <w:lang w:val="en-US"/>
+        </w:rPr>
+        <w:t xml:space="preserve">:   </w:t>
+      </w:r>
+      <w:proofErr w:type="gramEnd"/>
+      <w:r>
+        <w:rPr>
+          <w:rFonts w:ascii="Times New Roman" w:hAnsi="Times New Roman" w:cs="Times New Roman"/>
+          <w:sz w:val="28"/>
+          <w:szCs w:val="28"/>
+          <w:lang w:val="en-US"/>
+        </w:rPr>
+        <w:t xml:space="preserve"> %10.4f </w:t>
+      </w:r>
+      <w:r>
+        <w:rPr>
+          <w:rFonts w:ascii="Times New Roman" w:hAnsi="Times New Roman" w:cs="Times New Roman"/>
+          <w:sz w:val="28"/>
+          <w:szCs w:val="28"/>
+        </w:rPr>
+        <w:t>сек</w:t>
+      </w:r>
+      <w:r>
+        <w:rPr>
+          <w:rFonts w:ascii="Times New Roman" w:hAnsi="Times New Roman" w:cs="Times New Roman"/>
+          <w:sz w:val="28"/>
+          <w:szCs w:val="28"/>
+          <w:lang w:val="en-US"/>
+        </w:rPr>
+        <w:t>.\n", (double</w:t>
+      </w:r>
+      <w:proofErr w:type="gramStart"/>
+      <w:r>
+        <w:rPr>
+          <w:rFonts w:ascii="Times New Roman" w:hAnsi="Times New Roman" w:cs="Times New Roman"/>
+          <w:sz w:val="28"/>
+          <w:szCs w:val="28"/>
+          <w:lang w:val="en-US"/>
+        </w:rPr>
+        <w:t>)(</w:t>
+      </w:r>
+      <w:proofErr w:type="gramEnd"/>
+      <w:r>
+        <w:rPr>
+          <w:rFonts w:ascii="Times New Roman" w:hAnsi="Times New Roman" w:cs="Times New Roman"/>
+          <w:sz w:val="28"/>
+          <w:szCs w:val="28"/>
+          <w:lang w:val="en-US"/>
+        </w:rPr>
+        <w:t>end - start) / CLOCKS_PER_SEC);</w:t>
+      </w:r>
+    </w:p>
+    <w:p>
+      <w:pPr>
+        <w:rPr>
+          <w:rFonts w:ascii="Times New Roman" w:hAnsi="Times New Roman" w:cs="Times New Roman"/>
+          <w:sz w:val="28"/>
+          <w:szCs w:val="28"/>
+          <w:lang w:val="en-US"/>
+        </w:rPr>
+      </w:pPr>
+    </w:p>
+    <w:p>
+      <w:pPr>
+        <w:rPr>
+          <w:rFonts w:ascii="Times New Roman" w:hAnsi="Times New Roman" w:cs="Times New Roman"/>
+          <w:sz w:val="28"/>
+          <w:szCs w:val="28"/>
+          <w:lang w:val="en-US"/>
+        </w:rPr>
+      </w:pPr>
+      <w:r>
+        <w:rPr>
+          <w:rFonts w:ascii="Times New Roman" w:hAnsi="Times New Roman" w:cs="Times New Roman"/>
+          <w:sz w:val="28"/>
+          <w:szCs w:val="28"/>
+          <w:lang w:val="en-US"/>
+        </w:rPr>
+        <w:t xml:space="preserve">    // 2. </w:t>
+      </w:r>
+      <w:r>
+        <w:rPr>
+          <w:rFonts w:ascii="Times New Roman" w:hAnsi="Times New Roman" w:cs="Times New Roman"/>
+          <w:sz w:val="28"/>
+          <w:szCs w:val="28"/>
+        </w:rPr>
+        <w:t>Тест</w:t>
+      </w:r>
+      <w:r>
+        <w:rPr>
+          <w:rFonts w:ascii="Times New Roman" w:hAnsi="Times New Roman" w:cs="Times New Roman"/>
+          <w:sz w:val="28"/>
+          <w:szCs w:val="28"/>
+          <w:lang w:val="en-US"/>
+        </w:rPr>
+        <w:t xml:space="preserve"> </w:t>
+      </w:r>
+      <w:r>
+        <w:rPr>
+          <w:rFonts w:ascii="Times New Roman" w:hAnsi="Times New Roman" w:cs="Times New Roman"/>
+          <w:sz w:val="28"/>
+          <w:szCs w:val="28"/>
+        </w:rPr>
+        <w:t>Быстрой</w:t>
+      </w:r>
+      <w:r>
+        <w:rPr>
+          <w:rFonts w:ascii="Times New Roman" w:hAnsi="Times New Roman" w:cs="Times New Roman"/>
+          <w:sz w:val="28"/>
+          <w:szCs w:val="28"/>
+          <w:lang w:val="en-US"/>
+        </w:rPr>
+        <w:t xml:space="preserve"> </w:t>
+      </w:r>
+      <w:r>
+        <w:rPr>
+          <w:rFonts w:ascii="Times New Roman" w:hAnsi="Times New Roman" w:cs="Times New Roman"/>
+          <w:sz w:val="28"/>
+          <w:szCs w:val="28"/>
+        </w:rPr>
+        <w:t>сортировки</w:t>
+      </w:r>
+      <w:r>
+        <w:rPr>
+          <w:rFonts w:ascii="Times New Roman" w:hAnsi="Times New Roman" w:cs="Times New Roman"/>
+          <w:sz w:val="28"/>
+          <w:szCs w:val="28"/>
+          <w:lang w:val="en-US"/>
+        </w:rPr>
+        <w:t xml:space="preserve"> (qs)</w:t>
+      </w:r>
+    </w:p>
+    <w:p>
+      <w:pPr>
+        <w:rPr>
+          <w:rFonts w:ascii="Times New Roman" w:hAnsi="Times New Roman" w:cs="Times New Roman"/>
+          <w:sz w:val="28"/>
+          <w:szCs w:val="28"/>
+          <w:lang w:val="en-US"/>
+        </w:rPr>
+      </w:pPr>
+      <w:r>
+        <w:rPr>
+          <w:rFonts w:ascii="Times New Roman" w:hAnsi="Times New Roman" w:cs="Times New Roman"/>
+          <w:sz w:val="28"/>
+          <w:szCs w:val="28"/>
+          <w:lang w:val="en-US"/>
+        </w:rPr>
+        <w:t xml:space="preserve">    </w:t>
+      </w:r>
+      <w:proofErr w:type="gramStart"/>
+      <w:r>
+        <w:rPr>
+          <w:rFonts w:ascii="Times New Roman" w:hAnsi="Times New Roman" w:cs="Times New Roman"/>
+          <w:sz w:val="28"/>
+          <w:szCs w:val="28"/>
+          <w:lang w:val="en-US"/>
+        </w:rPr>
+        <w:t>memcpy(</w:t>
+      </w:r>
+      <w:proofErr w:type="gramEnd"/>
+      <w:r>
+        <w:rPr>
+          <w:rFonts w:ascii="Times New Roman" w:hAnsi="Times New Roman" w:cs="Times New Roman"/>
+          <w:sz w:val="28"/>
+          <w:szCs w:val="28"/>
+          <w:lang w:val="en-US"/>
+        </w:rPr>
+        <w:t>work, orig, N * sizeof(int));</w:t>
+      </w:r>
+    </w:p>
+    <w:p>
+      <w:pPr>
+        <w:rPr>
+          <w:rFonts w:ascii="Times New Roman" w:hAnsi="Times New Roman" w:cs="Times New Roman"/>
+          <w:sz w:val="28"/>
+          <w:szCs w:val="28"/>
+          <w:lang w:val="en-US"/>
+        </w:rPr>
+      </w:pPr>
+      <w:r>
+        <w:rPr>
+          <w:rFonts w:ascii="Times New Roman" w:hAnsi="Times New Roman" w:cs="Times New Roman"/>
+          <w:sz w:val="28"/>
+          <w:szCs w:val="28"/>
+          <w:lang w:val="en-US"/>
+        </w:rPr>
         <w:t xml:space="preserve">    start = </w:t>
       </w:r>
       <w:proofErr w:type="gramStart"/>
@@ -9646,6 +9577,7 @@
           <w:szCs w:val="28"/>
           <w:lang w:val="en-US"/>
         </w:rPr>
+        <w:lastRenderedPageBreak/>
         <w:t>}</w:t>
       </w:r>
     </w:p>
@@ -10106,7 +10038,6 @@
           <w:szCs w:val="28"/>
           <w:lang w:val="en-US"/>
         </w:rPr>
-        <w:lastRenderedPageBreak/>
         <w:t xml:space="preserve">    run_</w:t>
       </w:r>
       <w:proofErr w:type="gramStart"/>
@@ -12130,6 +12061,36 @@
       <w:color w:val="666666"/>
     </w:rPr>
   </w:style>
+  <w:style w:type="character" w:styleId="ad">
+    <w:name w:val="Strong"/>
+    <w:basedOn w:val="a0"/>
+    <w:uiPriority w:val="22"/>
+    <w:qFormat/>
+    <w:rsid w:val="00E4115B"/>
+    <w:rPr>
+      <w:b/>
+      <w:bCs/>
+    </w:rPr>
+  </w:style>
+  <w:style w:type="table" w:styleId="ae">
+    <w:name w:val="Table Grid"/>
+    <w:basedOn w:val="a1"/>
+    <w:uiPriority w:val="39"/>
+    <w:rsid w:val="00F61DD7"/>
+    <w:pPr>
+      <w:spacing w:after="0" w:line="240" w:lineRule="auto"/>
+    </w:pPr>
+    <w:tblPr>
+      <w:tblBorders>
+        <w:top w:val="single" w:sz="4" w:space="0" w:color="auto"/>
+        <w:left w:val="single" w:sz="4" w:space="0" w:color="auto"/>
+        <w:bottom w:val="single" w:sz="4" w:space="0" w:color="auto"/>
+        <w:right w:val="single" w:sz="4" w:space="0" w:color="auto"/>
+        <w:insideH w:val="single" w:sz="4" w:space="0" w:color="auto"/>
+        <w:insideV w:val="single" w:sz="4" w:space="0" w:color="auto"/>
+      </w:tblBorders>
+    </w:tblPr>
+  </w:style>
 </w:styles>
 </file>
 
